--- a/docs/manual-compras/Manual_Usuario_AnitaERP_Modulo_Compras.docx
+++ b/docs/manual-compras/Manual_Usuario_AnitaERP_Modulo_Compras.docx
@@ -48,7 +48,7 @@
           <w:sz w:val="24"/>
           <w:szCs w:val="24"/>
         </w:rPr>
-        <w:t xml:space="preserve">Empresa: AGG</w:t>
+        <w:t xml:space="preserve">Empresa: </w:t>
       </w:r>
     </w:p>
     <w:p>
@@ -74,7 +74,7 @@
           <w:sz w:val="20"/>
           <w:szCs w:val="20"/>
         </w:rPr>
-        <w:t xml:space="preserve">URL: http://10.20.30.210/anitaERP/public/seguridad/login</w:t>
+        <w:t xml:space="preserve">URL: http://10.20.30.210/seguridad/login</w:t>
       </w:r>
     </w:p>
     <w:p>
@@ -424,6 +424,397 @@
         <w:t xml:space="preserve">Cambio de contraseña: disponible en Seguridad → Cambiar contraseña, según permisos del usuario.</w:t>
       </w:r>
     </w:p>
+    <w:p/>
+    <w:p>
+      <w:pPr/>
+      <w:r>
+        <w:rPr>
+          <w:color w:val="2E75B6"/>
+          <w:sz w:val="22"/>
+          <w:szCs w:val="22"/>
+          <w:b w:val="1"/>
+          <w:bCs w:val="1"/>
+        </w:rPr>
+        <w:t xml:space="preserve">Herramientas de la pantalla</w:t>
+      </w:r>
+    </w:p>
+    <w:tbl>
+      <w:tblGrid>
+        <w:gridCol w:w="2800" w:type="dxa"/>
+        <w:gridCol w:w="2800" w:type="dxa"/>
+        <w:gridCol w:w="2800" w:type="dxa"/>
+        <w:gridCol w:w="2800" w:type="dxa"/>
+      </w:tblGrid>
+      <w:tblPr>
+        <w:tblW w:w="0" w:type="auto"/>
+        <w:tblLayout w:type="autofit"/>
+        <w:tblCellMar>
+          <w:top w:w="80" w:type="dxa"/>
+          <w:left w:w="80" w:type="dxa"/>
+          <w:right w:w="80" w:type="dxa"/>
+          <w:bottom w:w="80" w:type="dxa"/>
+        </w:tblCellMar>
+        <w:tblBorders>
+          <w:top w:val="single" w:sz="6" w:color="AAAAAA"/>
+          <w:left w:val="single" w:sz="6" w:color="AAAAAA"/>
+          <w:right w:val="single" w:sz="6" w:color="AAAAAA"/>
+          <w:bottom w:val="single" w:sz="6" w:color="AAAAAA"/>
+          <w:insideH w:val="single" w:sz="6" w:color="AAAAAA"/>
+          <w:insideV w:val="single" w:sz="6" w:color="AAAAAA"/>
+        </w:tblBorders>
+      </w:tblPr>
+      <w:tr>
+        <w:trPr/>
+        <w:tc>
+          <w:tcPr>
+            <w:tcW w:w="2800" w:type="dxa"/>
+            <w:shd w:val="clear" w:fill="2E75B6"/>
+            <w:noWrap/>
+          </w:tcPr>
+          <w:p>
+            <w:pPr/>
+            <w:r>
+              <w:rPr>
+                <w:color w:val="FFFFFF"/>
+                <w:sz w:val="20"/>
+                <w:szCs w:val="20"/>
+                <w:b w:val="1"/>
+                <w:bCs w:val="1"/>
+              </w:rPr>
+              <w:t xml:space="preserve">Herramienta</w:t>
+            </w:r>
+          </w:p>
+        </w:tc>
+        <w:tc>
+          <w:tcPr>
+            <w:tcW w:w="2800" w:type="dxa"/>
+            <w:shd w:val="clear" w:fill="2E75B6"/>
+            <w:noWrap/>
+          </w:tcPr>
+          <w:p>
+            <w:pPr/>
+            <w:r>
+              <w:rPr>
+                <w:color w:val="FFFFFF"/>
+                <w:sz w:val="20"/>
+                <w:szCs w:val="20"/>
+                <w:b w:val="1"/>
+                <w:bCs w:val="1"/>
+              </w:rPr>
+              <w:t xml:space="preserve">Ubicación</w:t>
+            </w:r>
+          </w:p>
+        </w:tc>
+        <w:tc>
+          <w:tcPr>
+            <w:tcW w:w="2800" w:type="dxa"/>
+            <w:shd w:val="clear" w:fill="2E75B6"/>
+            <w:noWrap/>
+          </w:tcPr>
+          <w:p>
+            <w:pPr/>
+            <w:r>
+              <w:rPr>
+                <w:color w:val="FFFFFF"/>
+                <w:sz w:val="20"/>
+                <w:szCs w:val="20"/>
+                <w:b w:val="1"/>
+                <w:bCs w:val="1"/>
+              </w:rPr>
+              <w:t xml:space="preserve">Qué hace</w:t>
+            </w:r>
+          </w:p>
+        </w:tc>
+        <w:tc>
+          <w:tcPr>
+            <w:tcW w:w="2800" w:type="dxa"/>
+            <w:shd w:val="clear" w:fill="2E75B6"/>
+            <w:noWrap/>
+          </w:tcPr>
+          <w:p>
+            <w:pPr/>
+            <w:r>
+              <w:rPr>
+                <w:color w:val="FFFFFF"/>
+                <w:sz w:val="20"/>
+                <w:szCs w:val="20"/>
+                <w:b w:val="1"/>
+                <w:bCs w:val="1"/>
+              </w:rPr>
+              <w:t xml:space="preserve">Permiso</w:t>
+            </w:r>
+          </w:p>
+        </w:tc>
+      </w:tr>
+      <w:tr>
+        <w:trPr/>
+        <w:tc>
+          <w:tcPr>
+            <w:tcW w:w="2800" w:type="dxa"/>
+            <w:noWrap/>
+          </w:tcPr>
+          <w:p>
+            <w:pPr/>
+            <w:r>
+              <w:rPr>
+                <w:sz w:val="20"/>
+                <w:szCs w:val="20"/>
+              </w:rPr>
+              <w:t xml:space="preserve">Usuario</w:t>
+            </w:r>
+          </w:p>
+        </w:tc>
+        <w:tc>
+          <w:tcPr>
+            <w:tcW w:w="2800" w:type="dxa"/>
+            <w:noWrap/>
+          </w:tcPr>
+          <w:p>
+            <w:pPr/>
+            <w:r>
+              <w:rPr>
+                <w:sz w:val="20"/>
+                <w:szCs w:val="20"/>
+              </w:rPr>
+              <w:t xml:space="preserve">Formulario central</w:t>
+            </w:r>
+          </w:p>
+        </w:tc>
+        <w:tc>
+          <w:tcPr>
+            <w:tcW w:w="2800" w:type="dxa"/>
+            <w:noWrap/>
+          </w:tcPr>
+          <w:p>
+            <w:pPr/>
+            <w:r>
+              <w:rPr>
+                <w:sz w:val="20"/>
+                <w:szCs w:val="20"/>
+              </w:rPr>
+              <w:t xml:space="preserve">Ingrese su nombre de usuario del ERP.</w:t>
+            </w:r>
+          </w:p>
+        </w:tc>
+        <w:tc>
+          <w:tcPr>
+            <w:tcW w:w="2800" w:type="dxa"/>
+            <w:noWrap/>
+          </w:tcPr>
+          <w:p>
+            <w:pPr/>
+            <w:r>
+              <w:rPr>
+                <w:sz w:val="20"/>
+                <w:szCs w:val="20"/>
+              </w:rPr>
+              <w:t xml:space="preserve">—</w:t>
+            </w:r>
+          </w:p>
+        </w:tc>
+      </w:tr>
+      <w:tr>
+        <w:trPr/>
+        <w:tc>
+          <w:tcPr>
+            <w:tcW w:w="2800" w:type="dxa"/>
+            <w:noWrap/>
+          </w:tcPr>
+          <w:p>
+            <w:pPr/>
+            <w:r>
+              <w:rPr>
+                <w:sz w:val="20"/>
+                <w:szCs w:val="20"/>
+              </w:rPr>
+              <w:t xml:space="preserve">Contraseña</w:t>
+            </w:r>
+          </w:p>
+        </w:tc>
+        <w:tc>
+          <w:tcPr>
+            <w:tcW w:w="2800" w:type="dxa"/>
+            <w:noWrap/>
+          </w:tcPr>
+          <w:p>
+            <w:pPr/>
+            <w:r>
+              <w:rPr>
+                <w:sz w:val="20"/>
+                <w:szCs w:val="20"/>
+              </w:rPr>
+              <w:t xml:space="preserve">Formulario central</w:t>
+            </w:r>
+          </w:p>
+        </w:tc>
+        <w:tc>
+          <w:tcPr>
+            <w:tcW w:w="2800" w:type="dxa"/>
+            <w:noWrap/>
+          </w:tcPr>
+          <w:p>
+            <w:pPr/>
+            <w:r>
+              <w:rPr>
+                <w:sz w:val="20"/>
+                <w:szCs w:val="20"/>
+              </w:rPr>
+              <w:t xml:space="preserve">Ingrese su contraseña. No comparta credenciales.</w:t>
+            </w:r>
+          </w:p>
+        </w:tc>
+        <w:tc>
+          <w:tcPr>
+            <w:tcW w:w="2800" w:type="dxa"/>
+            <w:noWrap/>
+          </w:tcPr>
+          <w:p>
+            <w:pPr/>
+            <w:r>
+              <w:rPr>
+                <w:sz w:val="20"/>
+                <w:szCs w:val="20"/>
+              </w:rPr>
+              <w:t xml:space="preserve">—</w:t>
+            </w:r>
+          </w:p>
+        </w:tc>
+      </w:tr>
+      <w:tr>
+        <w:trPr/>
+        <w:tc>
+          <w:tcPr>
+            <w:tcW w:w="2800" w:type="dxa"/>
+            <w:noWrap/>
+          </w:tcPr>
+          <w:p>
+            <w:pPr/>
+            <w:r>
+              <w:rPr>
+                <w:sz w:val="20"/>
+                <w:szCs w:val="20"/>
+              </w:rPr>
+              <w:t xml:space="preserve">Login</w:t>
+            </w:r>
+          </w:p>
+        </w:tc>
+        <w:tc>
+          <w:tcPr>
+            <w:tcW w:w="2800" w:type="dxa"/>
+            <w:noWrap/>
+          </w:tcPr>
+          <w:p>
+            <w:pPr/>
+            <w:r>
+              <w:rPr>
+                <w:sz w:val="20"/>
+                <w:szCs w:val="20"/>
+              </w:rPr>
+              <w:t xml:space="preserve">Botón principal</w:t>
+            </w:r>
+          </w:p>
+        </w:tc>
+        <w:tc>
+          <w:tcPr>
+            <w:tcW w:w="2800" w:type="dxa"/>
+            <w:noWrap/>
+          </w:tcPr>
+          <w:p>
+            <w:pPr/>
+            <w:r>
+              <w:rPr>
+                <w:sz w:val="20"/>
+                <w:szCs w:val="20"/>
+              </w:rPr>
+              <w:t xml:space="preserve">Autentica y redirige al panel o al selector de rol.</w:t>
+            </w:r>
+          </w:p>
+        </w:tc>
+        <w:tc>
+          <w:tcPr>
+            <w:tcW w:w="2800" w:type="dxa"/>
+            <w:noWrap/>
+          </w:tcPr>
+          <w:p>
+            <w:pPr/>
+            <w:r>
+              <w:rPr>
+                <w:sz w:val="20"/>
+                <w:szCs w:val="20"/>
+              </w:rPr>
+              <w:t xml:space="preserve">—</w:t>
+            </w:r>
+          </w:p>
+        </w:tc>
+      </w:tr>
+      <w:tr>
+        <w:trPr/>
+        <w:tc>
+          <w:tcPr>
+            <w:tcW w:w="2800" w:type="dxa"/>
+            <w:noWrap/>
+          </w:tcPr>
+          <w:p>
+            <w:pPr/>
+            <w:r>
+              <w:rPr>
+                <w:sz w:val="20"/>
+                <w:szCs w:val="20"/>
+              </w:rPr>
+              <w:t xml:space="preserve">Selector de rol</w:t>
+            </w:r>
+          </w:p>
+        </w:tc>
+        <w:tc>
+          <w:tcPr>
+            <w:tcW w:w="2800" w:type="dxa"/>
+            <w:noWrap/>
+          </w:tcPr>
+          <w:p>
+            <w:pPr/>
+            <w:r>
+              <w:rPr>
+                <w:sz w:val="20"/>
+                <w:szCs w:val="20"/>
+              </w:rPr>
+              <w:t xml:space="preserve">Modal tras login (si aplica)</w:t>
+            </w:r>
+          </w:p>
+        </w:tc>
+        <w:tc>
+          <w:tcPr>
+            <w:tcW w:w="2800" w:type="dxa"/>
+            <w:noWrap/>
+          </w:tcPr>
+          <w:p>
+            <w:pPr/>
+            <w:r>
+              <w:rPr>
+                <w:sz w:val="20"/>
+                <w:szCs w:val="20"/>
+              </w:rPr>
+              <w:t xml:space="preserve">Elija el rol con el que operará en la sesión; define menú y permisos.</w:t>
+            </w:r>
+          </w:p>
+        </w:tc>
+        <w:tc>
+          <w:tcPr>
+            <w:tcW w:w="2800" w:type="dxa"/>
+            <w:noWrap/>
+          </w:tcPr>
+          <w:p>
+            <w:pPr/>
+            <w:r>
+              <w:rPr>
+                <w:sz w:val="20"/>
+                <w:szCs w:val="20"/>
+              </w:rPr>
+              <w:t xml:space="preserve">Usuario con más de un rol activo</w:t>
+            </w:r>
+          </w:p>
+        </w:tc>
+      </w:tr>
+    </w:tbl>
     <w:p/>
     <w:p>
       <w:pPr/>
@@ -1075,6 +1466,263 @@
         <w:t xml:space="preserve">Los campos obligatorios se marcan con asterisco en el formulario.</w:t>
       </w:r>
     </w:p>
+    <w:p/>
+    <w:p>
+      <w:pPr/>
+      <w:r>
+        <w:rPr>
+          <w:color w:val="2E75B6"/>
+          <w:sz w:val="22"/>
+          <w:szCs w:val="22"/>
+          <w:b w:val="1"/>
+          <w:bCs w:val="1"/>
+        </w:rPr>
+        <w:t xml:space="preserve">Herramientas de la pantalla</w:t>
+      </w:r>
+    </w:p>
+    <w:tbl>
+      <w:tblGrid>
+        <w:gridCol w:w="2800" w:type="dxa"/>
+        <w:gridCol w:w="2800" w:type="dxa"/>
+        <w:gridCol w:w="2800" w:type="dxa"/>
+        <w:gridCol w:w="2800" w:type="dxa"/>
+      </w:tblGrid>
+      <w:tblPr>
+        <w:tblW w:w="0" w:type="auto"/>
+        <w:tblLayout w:type="autofit"/>
+        <w:tblCellMar>
+          <w:top w:w="80" w:type="dxa"/>
+          <w:left w:w="80" w:type="dxa"/>
+          <w:right w:w="80" w:type="dxa"/>
+          <w:bottom w:w="80" w:type="dxa"/>
+        </w:tblCellMar>
+        <w:tblBorders>
+          <w:top w:val="single" w:sz="6" w:color="AAAAAA"/>
+          <w:left w:val="single" w:sz="6" w:color="AAAAAA"/>
+          <w:right w:val="single" w:sz="6" w:color="AAAAAA"/>
+          <w:bottom w:val="single" w:sz="6" w:color="AAAAAA"/>
+          <w:insideH w:val="single" w:sz="6" w:color="AAAAAA"/>
+          <w:insideV w:val="single" w:sz="6" w:color="AAAAAA"/>
+        </w:tblBorders>
+      </w:tblPr>
+      <w:tr>
+        <w:trPr/>
+        <w:tc>
+          <w:tcPr>
+            <w:tcW w:w="2800" w:type="dxa"/>
+            <w:shd w:val="clear" w:fill="2E75B6"/>
+            <w:noWrap/>
+          </w:tcPr>
+          <w:p>
+            <w:pPr/>
+            <w:r>
+              <w:rPr>
+                <w:color w:val="FFFFFF"/>
+                <w:sz w:val="20"/>
+                <w:szCs w:val="20"/>
+                <w:b w:val="1"/>
+                <w:bCs w:val="1"/>
+              </w:rPr>
+              <w:t xml:space="preserve">Herramienta</w:t>
+            </w:r>
+          </w:p>
+        </w:tc>
+        <w:tc>
+          <w:tcPr>
+            <w:tcW w:w="2800" w:type="dxa"/>
+            <w:shd w:val="clear" w:fill="2E75B6"/>
+            <w:noWrap/>
+          </w:tcPr>
+          <w:p>
+            <w:pPr/>
+            <w:r>
+              <w:rPr>
+                <w:color w:val="FFFFFF"/>
+                <w:sz w:val="20"/>
+                <w:szCs w:val="20"/>
+                <w:b w:val="1"/>
+                <w:bCs w:val="1"/>
+              </w:rPr>
+              <w:t xml:space="preserve">Ubicación</w:t>
+            </w:r>
+          </w:p>
+        </w:tc>
+        <w:tc>
+          <w:tcPr>
+            <w:tcW w:w="2800" w:type="dxa"/>
+            <w:shd w:val="clear" w:fill="2E75B6"/>
+            <w:noWrap/>
+          </w:tcPr>
+          <w:p>
+            <w:pPr/>
+            <w:r>
+              <w:rPr>
+                <w:color w:val="FFFFFF"/>
+                <w:sz w:val="20"/>
+                <w:szCs w:val="20"/>
+                <w:b w:val="1"/>
+                <w:bCs w:val="1"/>
+              </w:rPr>
+              <w:t xml:space="preserve">Qué hace</w:t>
+            </w:r>
+          </w:p>
+        </w:tc>
+        <w:tc>
+          <w:tcPr>
+            <w:tcW w:w="2800" w:type="dxa"/>
+            <w:shd w:val="clear" w:fill="2E75B6"/>
+            <w:noWrap/>
+          </w:tcPr>
+          <w:p>
+            <w:pPr/>
+            <w:r>
+              <w:rPr>
+                <w:color w:val="FFFFFF"/>
+                <w:sz w:val="20"/>
+                <w:szCs w:val="20"/>
+                <w:b w:val="1"/>
+                <w:bCs w:val="1"/>
+              </w:rPr>
+              <w:t xml:space="preserve">Permiso</w:t>
+            </w:r>
+          </w:p>
+        </w:tc>
+      </w:tr>
+      <w:tr>
+        <w:trPr/>
+        <w:tc>
+          <w:tcPr>
+            <w:tcW w:w="2800" w:type="dxa"/>
+            <w:noWrap/>
+          </w:tcPr>
+          <w:p>
+            <w:pPr/>
+            <w:r>
+              <w:rPr>
+                <w:sz w:val="20"/>
+                <w:szCs w:val="20"/>
+              </w:rPr>
+              <w:t xml:space="preserve">Nuevo registro</w:t>
+            </w:r>
+          </w:p>
+        </w:tc>
+        <w:tc>
+          <w:tcPr>
+            <w:tcW w:w="2800" w:type="dxa"/>
+            <w:noWrap/>
+          </w:tcPr>
+          <w:p>
+            <w:pPr/>
+            <w:r>
+              <w:rPr>
+                <w:sz w:val="20"/>
+                <w:szCs w:val="20"/>
+              </w:rPr>
+              <w:t xml:space="preserve">Barra superior de la tarjeta (card-header)</w:t>
+            </w:r>
+          </w:p>
+        </w:tc>
+        <w:tc>
+          <w:tcPr>
+            <w:tcW w:w="2800" w:type="dxa"/>
+            <w:noWrap/>
+          </w:tcPr>
+          <w:p>
+            <w:pPr/>
+            <w:r>
+              <w:rPr>
+                <w:sz w:val="20"/>
+                <w:szCs w:val="20"/>
+              </w:rPr>
+              <w:t xml:space="preserve">Alta de fila en la tabla maestra.</w:t>
+            </w:r>
+          </w:p>
+        </w:tc>
+        <w:tc>
+          <w:tcPr>
+            <w:tcW w:w="2800" w:type="dxa"/>
+            <w:noWrap/>
+          </w:tcPr>
+          <w:p>
+            <w:pPr/>
+            <w:r>
+              <w:rPr>
+                <w:sz w:val="20"/>
+                <w:szCs w:val="20"/>
+              </w:rPr>
+              <w:t xml:space="preserve">crear-* según tabla</w:t>
+            </w:r>
+          </w:p>
+        </w:tc>
+      </w:tr>
+      <w:tr>
+        <w:trPr/>
+        <w:tc>
+          <w:tcPr>
+            <w:tcW w:w="2800" w:type="dxa"/>
+            <w:noWrap/>
+          </w:tcPr>
+          <w:p>
+            <w:pPr/>
+            <w:r>
+              <w:rPr>
+                <w:sz w:val="20"/>
+                <w:szCs w:val="20"/>
+              </w:rPr>
+              <w:t xml:space="preserve">Editar / Eliminar</w:t>
+            </w:r>
+          </w:p>
+        </w:tc>
+        <w:tc>
+          <w:tcPr>
+            <w:tcW w:w="2800" w:type="dxa"/>
+            <w:noWrap/>
+          </w:tcPr>
+          <w:p>
+            <w:pPr/>
+            <w:r>
+              <w:rPr>
+                <w:sz w:val="20"/>
+                <w:szCs w:val="20"/>
+              </w:rPr>
+              <w:t xml:space="preserve">Columna derecha de cada fila en la grilla</w:t>
+            </w:r>
+          </w:p>
+        </w:tc>
+        <w:tc>
+          <w:tcPr>
+            <w:tcW w:w="2800" w:type="dxa"/>
+            <w:noWrap/>
+          </w:tcPr>
+          <w:p>
+            <w:pPr/>
+            <w:r>
+              <w:rPr>
+                <w:sz w:val="20"/>
+                <w:szCs w:val="20"/>
+              </w:rPr>
+              <w:t xml:space="preserve">Mantiene catálogos auxiliares del módulo.</w:t>
+            </w:r>
+          </w:p>
+        </w:tc>
+        <w:tc>
+          <w:tcPr>
+            <w:tcW w:w="2800" w:type="dxa"/>
+            <w:noWrap/>
+          </w:tcPr>
+          <w:p>
+            <w:pPr/>
+            <w:r>
+              <w:rPr>
+                <w:sz w:val="20"/>
+                <w:szCs w:val="20"/>
+              </w:rPr>
+              <w:t xml:space="preserve">editar-* / borrar-*</w:t>
+            </w:r>
+          </w:p>
+        </w:tc>
+      </w:tr>
+    </w:tbl>
     <w:p/>
     <w:p>
       <w:pPr/>
@@ -1868,6 +2516,1123 @@
       <w:pPr/>
       <w:r>
         <w:rPr>
+          <w:color w:val="2E75B6"/>
+          <w:sz w:val="22"/>
+          <w:szCs w:val="22"/>
+          <w:b w:val="1"/>
+          <w:bCs w:val="1"/>
+        </w:rPr>
+        <w:t xml:space="preserve">Pantalla de listado</w:t>
+      </w:r>
+    </w:p>
+    <w:tbl>
+      <w:tblGrid>
+        <w:gridCol w:w="2800" w:type="dxa"/>
+        <w:gridCol w:w="2800" w:type="dxa"/>
+        <w:gridCol w:w="2800" w:type="dxa"/>
+        <w:gridCol w:w="2800" w:type="dxa"/>
+      </w:tblGrid>
+      <w:tblPr>
+        <w:tblW w:w="0" w:type="auto"/>
+        <w:tblLayout w:type="autofit"/>
+        <w:tblCellMar>
+          <w:top w:w="80" w:type="dxa"/>
+          <w:left w:w="80" w:type="dxa"/>
+          <w:right w:w="80" w:type="dxa"/>
+          <w:bottom w:w="80" w:type="dxa"/>
+        </w:tblCellMar>
+        <w:tblBorders>
+          <w:top w:val="single" w:sz="6" w:color="AAAAAA"/>
+          <w:left w:val="single" w:sz="6" w:color="AAAAAA"/>
+          <w:right w:val="single" w:sz="6" w:color="AAAAAA"/>
+          <w:bottom w:val="single" w:sz="6" w:color="AAAAAA"/>
+          <w:insideH w:val="single" w:sz="6" w:color="AAAAAA"/>
+          <w:insideV w:val="single" w:sz="6" w:color="AAAAAA"/>
+        </w:tblBorders>
+      </w:tblPr>
+      <w:tr>
+        <w:trPr/>
+        <w:tc>
+          <w:tcPr>
+            <w:tcW w:w="2800" w:type="dxa"/>
+            <w:shd w:val="clear" w:fill="2E75B6"/>
+            <w:noWrap/>
+          </w:tcPr>
+          <w:p>
+            <w:pPr/>
+            <w:r>
+              <w:rPr>
+                <w:color w:val="FFFFFF"/>
+                <w:sz w:val="20"/>
+                <w:szCs w:val="20"/>
+                <w:b w:val="1"/>
+                <w:bCs w:val="1"/>
+              </w:rPr>
+              <w:t xml:space="preserve">Herramienta</w:t>
+            </w:r>
+          </w:p>
+        </w:tc>
+        <w:tc>
+          <w:tcPr>
+            <w:tcW w:w="2800" w:type="dxa"/>
+            <w:shd w:val="clear" w:fill="2E75B6"/>
+            <w:noWrap/>
+          </w:tcPr>
+          <w:p>
+            <w:pPr/>
+            <w:r>
+              <w:rPr>
+                <w:color w:val="FFFFFF"/>
+                <w:sz w:val="20"/>
+                <w:szCs w:val="20"/>
+                <w:b w:val="1"/>
+                <w:bCs w:val="1"/>
+              </w:rPr>
+              <w:t xml:space="preserve">Ubicación</w:t>
+            </w:r>
+          </w:p>
+        </w:tc>
+        <w:tc>
+          <w:tcPr>
+            <w:tcW w:w="2800" w:type="dxa"/>
+            <w:shd w:val="clear" w:fill="2E75B6"/>
+            <w:noWrap/>
+          </w:tcPr>
+          <w:p>
+            <w:pPr/>
+            <w:r>
+              <w:rPr>
+                <w:color w:val="FFFFFF"/>
+                <w:sz w:val="20"/>
+                <w:szCs w:val="20"/>
+                <w:b w:val="1"/>
+                <w:bCs w:val="1"/>
+              </w:rPr>
+              <w:t xml:space="preserve">Qué hace</w:t>
+            </w:r>
+          </w:p>
+        </w:tc>
+        <w:tc>
+          <w:tcPr>
+            <w:tcW w:w="2800" w:type="dxa"/>
+            <w:shd w:val="clear" w:fill="2E75B6"/>
+            <w:noWrap/>
+          </w:tcPr>
+          <w:p>
+            <w:pPr/>
+            <w:r>
+              <w:rPr>
+                <w:color w:val="FFFFFF"/>
+                <w:sz w:val="20"/>
+                <w:szCs w:val="20"/>
+                <w:b w:val="1"/>
+                <w:bCs w:val="1"/>
+              </w:rPr>
+              <w:t xml:space="preserve">Permiso</w:t>
+            </w:r>
+          </w:p>
+        </w:tc>
+      </w:tr>
+      <w:tr>
+        <w:trPr/>
+        <w:tc>
+          <w:tcPr>
+            <w:tcW w:w="2800" w:type="dxa"/>
+            <w:noWrap/>
+          </w:tcPr>
+          <w:p>
+            <w:pPr/>
+            <w:r>
+              <w:rPr>
+                <w:sz w:val="20"/>
+                <w:szCs w:val="20"/>
+              </w:rPr>
+              <w:t xml:space="preserve">Manual</w:t>
+            </w:r>
+          </w:p>
+        </w:tc>
+        <w:tc>
+          <w:tcPr>
+            <w:tcW w:w="2800" w:type="dxa"/>
+            <w:noWrap/>
+          </w:tcPr>
+          <w:p>
+            <w:pPr/>
+            <w:r>
+              <w:rPr>
+                <w:sz w:val="20"/>
+                <w:szCs w:val="20"/>
+              </w:rPr>
+              <w:t xml:space="preserve">Esquina superior derecha (ícono libro)</w:t>
+            </w:r>
+          </w:p>
+        </w:tc>
+        <w:tc>
+          <w:tcPr>
+            <w:tcW w:w="2800" w:type="dxa"/>
+            <w:noWrap/>
+          </w:tcPr>
+          <w:p>
+            <w:pPr/>
+            <w:r>
+              <w:rPr>
+                <w:sz w:val="20"/>
+                <w:szCs w:val="20"/>
+              </w:rPr>
+              <w:t xml:space="preserve">Abre este manual de usuario en una pestaña nueva.</w:t>
+            </w:r>
+          </w:p>
+        </w:tc>
+        <w:tc>
+          <w:tcPr>
+            <w:tcW w:w="2800" w:type="dxa"/>
+            <w:noWrap/>
+          </w:tcPr>
+          <w:p>
+            <w:pPr/>
+            <w:r>
+              <w:rPr>
+                <w:sz w:val="20"/>
+                <w:szCs w:val="20"/>
+              </w:rPr>
+              <w:t xml:space="preserve">Usuario autenticado con acceso al módulo</w:t>
+            </w:r>
+          </w:p>
+        </w:tc>
+      </w:tr>
+      <w:tr>
+        <w:trPr/>
+        <w:tc>
+          <w:tcPr>
+            <w:tcW w:w="2800" w:type="dxa"/>
+            <w:noWrap/>
+          </w:tcPr>
+          <w:p>
+            <w:pPr/>
+            <w:r>
+              <w:rPr>
+                <w:sz w:val="20"/>
+                <w:szCs w:val="20"/>
+              </w:rPr>
+              <w:t xml:space="preserve">Nuevo registro</w:t>
+            </w:r>
+          </w:p>
+        </w:tc>
+        <w:tc>
+          <w:tcPr>
+            <w:tcW w:w="2800" w:type="dxa"/>
+            <w:noWrap/>
+          </w:tcPr>
+          <w:p>
+            <w:pPr/>
+            <w:r>
+              <w:rPr>
+                <w:sz w:val="20"/>
+                <w:szCs w:val="20"/>
+              </w:rPr>
+              <w:t xml:space="preserve">Barra superior de la tarjeta (card-header)</w:t>
+            </w:r>
+          </w:p>
+        </w:tc>
+        <w:tc>
+          <w:tcPr>
+            <w:tcW w:w="2800" w:type="dxa"/>
+            <w:noWrap/>
+          </w:tcPr>
+          <w:p>
+            <w:pPr/>
+            <w:r>
+              <w:rPr>
+                <w:sz w:val="20"/>
+                <w:szCs w:val="20"/>
+              </w:rPr>
+              <w:t xml:space="preserve">Abre el formulario de alta del recurso.</w:t>
+            </w:r>
+          </w:p>
+        </w:tc>
+        <w:tc>
+          <w:tcPr>
+            <w:tcW w:w="2800" w:type="dxa"/>
+            <w:noWrap/>
+          </w:tcPr>
+          <w:p>
+            <w:pPr/>
+            <w:r>
+              <w:rPr>
+                <w:sz w:val="20"/>
+                <w:szCs w:val="20"/>
+              </w:rPr>
+              <w:t xml:space="preserve">Permiso crear-* del recurso</w:t>
+            </w:r>
+          </w:p>
+        </w:tc>
+      </w:tr>
+      <w:tr>
+        <w:trPr/>
+        <w:tc>
+          <w:tcPr>
+            <w:tcW w:w="2800" w:type="dxa"/>
+            <w:noWrap/>
+          </w:tcPr>
+          <w:p>
+            <w:pPr/>
+            <w:r>
+              <w:rPr>
+                <w:sz w:val="20"/>
+                <w:szCs w:val="20"/>
+              </w:rPr>
+              <w:t xml:space="preserve">Búsqueda</w:t>
+            </w:r>
+          </w:p>
+        </w:tc>
+        <w:tc>
+          <w:tcPr>
+            <w:tcW w:w="2800" w:type="dxa"/>
+            <w:noWrap/>
+          </w:tcPr>
+          <w:p>
+            <w:pPr/>
+            <w:r>
+              <w:rPr>
+                <w:sz w:val="20"/>
+                <w:szCs w:val="20"/>
+              </w:rPr>
+              <w:t xml:space="preserve">Campo de texto + lupa a la derecha del título</w:t>
+            </w:r>
+          </w:p>
+        </w:tc>
+        <w:tc>
+          <w:tcPr>
+            <w:tcW w:w="2800" w:type="dxa"/>
+            <w:noWrap/>
+          </w:tcPr>
+          <w:p>
+            <w:pPr/>
+            <w:r>
+              <w:rPr>
+                <w:sz w:val="20"/>
+                <w:szCs w:val="20"/>
+              </w:rPr>
+              <w:t xml:space="preserve">Filtra el listado por texto libre (número, nombre, etc.).</w:t>
+            </w:r>
+          </w:p>
+        </w:tc>
+        <w:tc>
+          <w:tcPr>
+            <w:tcW w:w="2800" w:type="dxa"/>
+            <w:noWrap/>
+          </w:tcPr>
+          <w:p>
+            <w:pPr/>
+            <w:r>
+              <w:rPr>
+                <w:sz w:val="20"/>
+                <w:szCs w:val="20"/>
+              </w:rPr>
+              <w:t xml:space="preserve">listar-*</w:t>
+            </w:r>
+          </w:p>
+        </w:tc>
+      </w:tr>
+      <w:tr>
+        <w:trPr/>
+        <w:tc>
+          <w:tcPr>
+            <w:tcW w:w="2800" w:type="dxa"/>
+            <w:noWrap/>
+          </w:tcPr>
+          <w:p>
+            <w:pPr/>
+            <w:r>
+              <w:rPr>
+                <w:sz w:val="20"/>
+                <w:szCs w:val="20"/>
+              </w:rPr>
+              <w:t xml:space="preserve">PDF / Excel / CSV</w:t>
+            </w:r>
+          </w:p>
+        </w:tc>
+        <w:tc>
+          <w:tcPr>
+            <w:tcW w:w="2800" w:type="dxa"/>
+            <w:noWrap/>
+          </w:tcPr>
+          <w:p>
+            <w:pPr/>
+            <w:r>
+              <w:rPr>
+                <w:sz w:val="20"/>
+                <w:szCs w:val="20"/>
+              </w:rPr>
+              <w:t xml:space="preserve">Barra de botones grandes sobre la grilla (btn-app)</w:t>
+            </w:r>
+          </w:p>
+        </w:tc>
+        <w:tc>
+          <w:tcPr>
+            <w:tcW w:w="2800" w:type="dxa"/>
+            <w:noWrap/>
+          </w:tcPr>
+          <w:p>
+            <w:pPr/>
+            <w:r>
+              <w:rPr>
+                <w:sz w:val="20"/>
+                <w:szCs w:val="20"/>
+              </w:rPr>
+              <w:t xml:space="preserve">Exporta el listado actual (respeta el filtro de búsqueda) al formato elegido.</w:t>
+            </w:r>
+          </w:p>
+        </w:tc>
+        <w:tc>
+          <w:tcPr>
+            <w:tcW w:w="2800" w:type="dxa"/>
+            <w:noWrap/>
+          </w:tcPr>
+          <w:p>
+            <w:pPr/>
+            <w:r>
+              <w:rPr>
+                <w:sz w:val="20"/>
+                <w:szCs w:val="20"/>
+              </w:rPr>
+              <w:t xml:space="preserve">listar-*</w:t>
+            </w:r>
+          </w:p>
+        </w:tc>
+      </w:tr>
+      <w:tr>
+        <w:trPr/>
+        <w:tc>
+          <w:tcPr>
+            <w:tcW w:w="2800" w:type="dxa"/>
+            <w:noWrap/>
+          </w:tcPr>
+          <w:p>
+            <w:pPr/>
+            <w:r>
+              <w:rPr>
+                <w:sz w:val="20"/>
+                <w:szCs w:val="20"/>
+              </w:rPr>
+              <w:t xml:space="preserve">Ordenar columnas</w:t>
+            </w:r>
+          </w:p>
+        </w:tc>
+        <w:tc>
+          <w:tcPr>
+            <w:tcW w:w="2800" w:type="dxa"/>
+            <w:noWrap/>
+          </w:tcPr>
+          <w:p>
+            <w:pPr/>
+            <w:r>
+              <w:rPr>
+                <w:sz w:val="20"/>
+                <w:szCs w:val="20"/>
+              </w:rPr>
+              <w:t xml:space="preserve">Encabezados de la grilla</w:t>
+            </w:r>
+          </w:p>
+        </w:tc>
+        <w:tc>
+          <w:tcPr>
+            <w:tcW w:w="2800" w:type="dxa"/>
+            <w:noWrap/>
+          </w:tcPr>
+          <w:p>
+            <w:pPr/>
+            <w:r>
+              <w:rPr>
+                <w:sz w:val="20"/>
+                <w:szCs w:val="20"/>
+              </w:rPr>
+              <w:t xml:space="preserve">Clic en el título de columna para ordenar ascendente/descendente (DataTables).</w:t>
+            </w:r>
+          </w:p>
+        </w:tc>
+        <w:tc>
+          <w:tcPr>
+            <w:tcW w:w="2800" w:type="dxa"/>
+            <w:noWrap/>
+          </w:tcPr>
+          <w:p>
+            <w:pPr/>
+            <w:r>
+              <w:rPr>
+                <w:sz w:val="20"/>
+                <w:szCs w:val="20"/>
+              </w:rPr>
+              <w:t xml:space="preserve">listar-*</w:t>
+            </w:r>
+          </w:p>
+        </w:tc>
+      </w:tr>
+      <w:tr>
+        <w:trPr/>
+        <w:tc>
+          <w:tcPr>
+            <w:tcW w:w="2800" w:type="dxa"/>
+            <w:noWrap/>
+          </w:tcPr>
+          <w:p>
+            <w:pPr/>
+            <w:r>
+              <w:rPr>
+                <w:sz w:val="20"/>
+                <w:szCs w:val="20"/>
+              </w:rPr>
+              <w:t xml:space="preserve">Paginación</w:t>
+            </w:r>
+          </w:p>
+        </w:tc>
+        <w:tc>
+          <w:tcPr>
+            <w:tcW w:w="2800" w:type="dxa"/>
+            <w:noWrap/>
+          </w:tcPr>
+          <w:p>
+            <w:pPr/>
+            <w:r>
+              <w:rPr>
+                <w:sz w:val="20"/>
+                <w:szCs w:val="20"/>
+              </w:rPr>
+              <w:t xml:space="preserve">Pie de la tarjeta</w:t>
+            </w:r>
+          </w:p>
+        </w:tc>
+        <w:tc>
+          <w:tcPr>
+            <w:tcW w:w="2800" w:type="dxa"/>
+            <w:noWrap/>
+          </w:tcPr>
+          <w:p>
+            <w:pPr/>
+            <w:r>
+              <w:rPr>
+                <w:sz w:val="20"/>
+                <w:szCs w:val="20"/>
+              </w:rPr>
+              <w:t xml:space="preserve">Navega entre páginas de resultados.</w:t>
+            </w:r>
+          </w:p>
+        </w:tc>
+        <w:tc>
+          <w:tcPr>
+            <w:tcW w:w="2800" w:type="dxa"/>
+            <w:noWrap/>
+          </w:tcPr>
+          <w:p>
+            <w:pPr/>
+            <w:r>
+              <w:rPr>
+                <w:sz w:val="20"/>
+                <w:szCs w:val="20"/>
+              </w:rPr>
+              <w:t xml:space="preserve">listar-*</w:t>
+            </w:r>
+          </w:p>
+        </w:tc>
+      </w:tr>
+      <w:tr>
+        <w:trPr/>
+        <w:tc>
+          <w:tcPr>
+            <w:tcW w:w="2800" w:type="dxa"/>
+            <w:noWrap/>
+          </w:tcPr>
+          <w:p>
+            <w:pPr/>
+            <w:r>
+              <w:rPr>
+                <w:sz w:val="20"/>
+                <w:szCs w:val="20"/>
+              </w:rPr>
+              <w:t xml:space="preserve">Editar</w:t>
+            </w:r>
+          </w:p>
+        </w:tc>
+        <w:tc>
+          <w:tcPr>
+            <w:tcW w:w="2800" w:type="dxa"/>
+            <w:noWrap/>
+          </w:tcPr>
+          <w:p>
+            <w:pPr/>
+            <w:r>
+              <w:rPr>
+                <w:sz w:val="20"/>
+                <w:szCs w:val="20"/>
+              </w:rPr>
+              <w:t xml:space="preserve">Columna derecha de cada fila en la grilla (ícono lápiz)</w:t>
+            </w:r>
+          </w:p>
+        </w:tc>
+        <w:tc>
+          <w:tcPr>
+            <w:tcW w:w="2800" w:type="dxa"/>
+            <w:noWrap/>
+          </w:tcPr>
+          <w:p>
+            <w:pPr/>
+            <w:r>
+              <w:rPr>
+                <w:sz w:val="20"/>
+                <w:szCs w:val="20"/>
+              </w:rPr>
+              <w:t xml:space="preserve">Abre la ficha completa del proveedor.</w:t>
+            </w:r>
+          </w:p>
+        </w:tc>
+        <w:tc>
+          <w:tcPr>
+            <w:tcW w:w="2800" w:type="dxa"/>
+            <w:noWrap/>
+          </w:tcPr>
+          <w:p>
+            <w:pPr/>
+            <w:r>
+              <w:rPr>
+                <w:sz w:val="20"/>
+                <w:szCs w:val="20"/>
+              </w:rPr>
+              <w:t xml:space="preserve">editar-proveedor</w:t>
+            </w:r>
+          </w:p>
+        </w:tc>
+      </w:tr>
+      <w:tr>
+        <w:trPr/>
+        <w:tc>
+          <w:tcPr>
+            <w:tcW w:w="2800" w:type="dxa"/>
+            <w:noWrap/>
+          </w:tcPr>
+          <w:p>
+            <w:pPr/>
+            <w:r>
+              <w:rPr>
+                <w:sz w:val="20"/>
+                <w:szCs w:val="20"/>
+              </w:rPr>
+              <w:t xml:space="preserve">Cuenta corriente</w:t>
+            </w:r>
+          </w:p>
+        </w:tc>
+        <w:tc>
+          <w:tcPr>
+            <w:tcW w:w="2800" w:type="dxa"/>
+            <w:noWrap/>
+          </w:tcPr>
+          <w:p>
+            <w:pPr/>
+            <w:r>
+              <w:rPr>
+                <w:sz w:val="20"/>
+                <w:szCs w:val="20"/>
+              </w:rPr>
+              <w:t xml:space="preserve">Columna derecha de cada fila en la grilla (ícono carpeta)</w:t>
+            </w:r>
+          </w:p>
+        </w:tc>
+        <w:tc>
+          <w:tcPr>
+            <w:tcW w:w="2800" w:type="dxa"/>
+            <w:noWrap/>
+          </w:tcPr>
+          <w:p>
+            <w:pPr/>
+            <w:r>
+              <w:rPr>
+                <w:sz w:val="20"/>
+                <w:szCs w:val="20"/>
+              </w:rPr>
+              <w:t xml:space="preserve">Consulta movimientos de cuenta corriente del proveedor.</w:t>
+            </w:r>
+          </w:p>
+        </w:tc>
+        <w:tc>
+          <w:tcPr>
+            <w:tcW w:w="2800" w:type="dxa"/>
+            <w:noWrap/>
+          </w:tcPr>
+          <w:p>
+            <w:pPr/>
+            <w:r>
+              <w:rPr>
+                <w:sz w:val="20"/>
+                <w:szCs w:val="20"/>
+              </w:rPr>
+              <w:t xml:space="preserve">listar-cuentacorriente-proveedor</w:t>
+            </w:r>
+          </w:p>
+        </w:tc>
+      </w:tr>
+      <w:tr>
+        <w:trPr/>
+        <w:tc>
+          <w:tcPr>
+            <w:tcW w:w="2800" w:type="dxa"/>
+            <w:noWrap/>
+          </w:tcPr>
+          <w:p>
+            <w:pPr/>
+            <w:r>
+              <w:rPr>
+                <w:sz w:val="20"/>
+                <w:szCs w:val="20"/>
+              </w:rPr>
+              <w:t xml:space="preserve">Eliminar</w:t>
+            </w:r>
+          </w:p>
+        </w:tc>
+        <w:tc>
+          <w:tcPr>
+            <w:tcW w:w="2800" w:type="dxa"/>
+            <w:noWrap/>
+          </w:tcPr>
+          <w:p>
+            <w:pPr/>
+            <w:r>
+              <w:rPr>
+                <w:sz w:val="20"/>
+                <w:szCs w:val="20"/>
+              </w:rPr>
+              <w:t xml:space="preserve">Columna derecha de cada fila en la grilla (ícono X rojo)</w:t>
+            </w:r>
+          </w:p>
+        </w:tc>
+        <w:tc>
+          <w:tcPr>
+            <w:tcW w:w="2800" w:type="dxa"/>
+            <w:noWrap/>
+          </w:tcPr>
+          <w:p>
+            <w:pPr/>
+            <w:r>
+              <w:rPr>
+                <w:sz w:val="20"/>
+                <w:szCs w:val="20"/>
+              </w:rPr>
+              <w:t xml:space="preserve">Borrado lógico; solicita confirmación.</w:t>
+            </w:r>
+          </w:p>
+        </w:tc>
+        <w:tc>
+          <w:tcPr>
+            <w:tcW w:w="2800" w:type="dxa"/>
+            <w:noWrap/>
+          </w:tcPr>
+          <w:p>
+            <w:pPr/>
+            <w:r>
+              <w:rPr>
+                <w:sz w:val="20"/>
+                <w:szCs w:val="20"/>
+              </w:rPr>
+              <w:t xml:space="preserve">borrar-proveedor</w:t>
+            </w:r>
+          </w:p>
+        </w:tc>
+      </w:tr>
+    </w:tbl>
+    <w:p/>
+    <w:p>
+      <w:pPr/>
+      <w:r>
+        <w:rPr>
+          <w:color w:val="2E75B6"/>
+          <w:sz w:val="22"/>
+          <w:szCs w:val="22"/>
+          <w:b w:val="1"/>
+          <w:bCs w:val="1"/>
+        </w:rPr>
+        <w:t xml:space="preserve">Ficha de edición / alta</w:t>
+      </w:r>
+    </w:p>
+    <w:tbl>
+      <w:tblGrid>
+        <w:gridCol w:w="2800" w:type="dxa"/>
+        <w:gridCol w:w="2800" w:type="dxa"/>
+        <w:gridCol w:w="2800" w:type="dxa"/>
+        <w:gridCol w:w="2800" w:type="dxa"/>
+      </w:tblGrid>
+      <w:tblPr>
+        <w:tblW w:w="0" w:type="auto"/>
+        <w:tblLayout w:type="autofit"/>
+        <w:tblCellMar>
+          <w:top w:w="80" w:type="dxa"/>
+          <w:left w:w="80" w:type="dxa"/>
+          <w:right w:w="80" w:type="dxa"/>
+          <w:bottom w:w="80" w:type="dxa"/>
+        </w:tblCellMar>
+        <w:tblBorders>
+          <w:top w:val="single" w:sz="6" w:color="AAAAAA"/>
+          <w:left w:val="single" w:sz="6" w:color="AAAAAA"/>
+          <w:right w:val="single" w:sz="6" w:color="AAAAAA"/>
+          <w:bottom w:val="single" w:sz="6" w:color="AAAAAA"/>
+          <w:insideH w:val="single" w:sz="6" w:color="AAAAAA"/>
+          <w:insideV w:val="single" w:sz="6" w:color="AAAAAA"/>
+        </w:tblBorders>
+      </w:tblPr>
+      <w:tr>
+        <w:trPr/>
+        <w:tc>
+          <w:tcPr>
+            <w:tcW w:w="2800" w:type="dxa"/>
+            <w:shd w:val="clear" w:fill="2E75B6"/>
+            <w:noWrap/>
+          </w:tcPr>
+          <w:p>
+            <w:pPr/>
+            <w:r>
+              <w:rPr>
+                <w:color w:val="FFFFFF"/>
+                <w:sz w:val="20"/>
+                <w:szCs w:val="20"/>
+                <w:b w:val="1"/>
+                <w:bCs w:val="1"/>
+              </w:rPr>
+              <w:t xml:space="preserve">Herramienta</w:t>
+            </w:r>
+          </w:p>
+        </w:tc>
+        <w:tc>
+          <w:tcPr>
+            <w:tcW w:w="2800" w:type="dxa"/>
+            <w:shd w:val="clear" w:fill="2E75B6"/>
+            <w:noWrap/>
+          </w:tcPr>
+          <w:p>
+            <w:pPr/>
+            <w:r>
+              <w:rPr>
+                <w:color w:val="FFFFFF"/>
+                <w:sz w:val="20"/>
+                <w:szCs w:val="20"/>
+                <w:b w:val="1"/>
+                <w:bCs w:val="1"/>
+              </w:rPr>
+              <w:t xml:space="preserve">Ubicación</w:t>
+            </w:r>
+          </w:p>
+        </w:tc>
+        <w:tc>
+          <w:tcPr>
+            <w:tcW w:w="2800" w:type="dxa"/>
+            <w:shd w:val="clear" w:fill="2E75B6"/>
+            <w:noWrap/>
+          </w:tcPr>
+          <w:p>
+            <w:pPr/>
+            <w:r>
+              <w:rPr>
+                <w:color w:val="FFFFFF"/>
+                <w:sz w:val="20"/>
+                <w:szCs w:val="20"/>
+                <w:b w:val="1"/>
+                <w:bCs w:val="1"/>
+              </w:rPr>
+              <w:t xml:space="preserve">Qué hace</w:t>
+            </w:r>
+          </w:p>
+        </w:tc>
+        <w:tc>
+          <w:tcPr>
+            <w:tcW w:w="2800" w:type="dxa"/>
+            <w:shd w:val="clear" w:fill="2E75B6"/>
+            <w:noWrap/>
+          </w:tcPr>
+          <w:p>
+            <w:pPr/>
+            <w:r>
+              <w:rPr>
+                <w:color w:val="FFFFFF"/>
+                <w:sz w:val="20"/>
+                <w:szCs w:val="20"/>
+                <w:b w:val="1"/>
+                <w:bCs w:val="1"/>
+              </w:rPr>
+              <w:t xml:space="preserve">Permiso</w:t>
+            </w:r>
+          </w:p>
+        </w:tc>
+      </w:tr>
+      <w:tr>
+        <w:trPr/>
+        <w:tc>
+          <w:tcPr>
+            <w:tcW w:w="2800" w:type="dxa"/>
+            <w:noWrap/>
+          </w:tcPr>
+          <w:p>
+            <w:pPr/>
+            <w:r>
+              <w:rPr>
+                <w:sz w:val="20"/>
+                <w:szCs w:val="20"/>
+              </w:rPr>
+              <w:t xml:space="preserve">Solapas (Datos, Domicilio, Impositivo, etc.)</w:t>
+            </w:r>
+          </w:p>
+        </w:tc>
+        <w:tc>
+          <w:tcPr>
+            <w:tcW w:w="2800" w:type="dxa"/>
+            <w:noWrap/>
+          </w:tcPr>
+          <w:p>
+            <w:pPr/>
+            <w:r>
+              <w:rPr>
+                <w:sz w:val="20"/>
+                <w:szCs w:val="20"/>
+              </w:rPr>
+              <w:t xml:space="preserve">Bajo el título del formulario</w:t>
+            </w:r>
+          </w:p>
+        </w:tc>
+        <w:tc>
+          <w:tcPr>
+            <w:tcW w:w="2800" w:type="dxa"/>
+            <w:noWrap/>
+          </w:tcPr>
+          <w:p>
+            <w:pPr/>
+            <w:r>
+              <w:rPr>
+                <w:sz w:val="20"/>
+                <w:szCs w:val="20"/>
+              </w:rPr>
+              <w:t xml:space="preserve">Navega entre bloques de información del proveedor.</w:t>
+            </w:r>
+          </w:p>
+        </w:tc>
+        <w:tc>
+          <w:tcPr>
+            <w:tcW w:w="2800" w:type="dxa"/>
+            <w:noWrap/>
+          </w:tcPr>
+          <w:p>
+            <w:pPr/>
+            <w:r>
+              <w:rPr>
+                <w:sz w:val="20"/>
+                <w:szCs w:val="20"/>
+              </w:rPr>
+              <w:t xml:space="preserve">editar-proveedor</w:t>
+            </w:r>
+          </w:p>
+        </w:tc>
+      </w:tr>
+      <w:tr>
+        <w:trPr/>
+        <w:tc>
+          <w:tcPr>
+            <w:tcW w:w="2800" w:type="dxa"/>
+            <w:noWrap/>
+          </w:tcPr>
+          <w:p>
+            <w:pPr/>
+            <w:r>
+              <w:rPr>
+                <w:sz w:val="20"/>
+                <w:szCs w:val="20"/>
+              </w:rPr>
+              <w:t xml:space="preserve">Consulta ARCA / padrón</w:t>
+            </w:r>
+          </w:p>
+        </w:tc>
+        <w:tc>
+          <w:tcPr>
+            <w:tcW w:w="2800" w:type="dxa"/>
+            <w:noWrap/>
+          </w:tcPr>
+          <w:p>
+            <w:pPr/>
+            <w:r>
+              <w:rPr>
+                <w:sz w:val="20"/>
+                <w:szCs w:val="20"/>
+              </w:rPr>
+              <w:t xml:space="preserve">Botón en solapa impositiva</w:t>
+            </w:r>
+          </w:p>
+        </w:tc>
+        <w:tc>
+          <w:tcPr>
+            <w:tcW w:w="2800" w:type="dxa"/>
+            <w:noWrap/>
+          </w:tcPr>
+          <w:p>
+            <w:pPr/>
+            <w:r>
+              <w:rPr>
+                <w:sz w:val="20"/>
+                <w:szCs w:val="20"/>
+              </w:rPr>
+              <w:t xml:space="preserve">Consulta constancia AFIP por CUIT e importa datos al formulario.</w:t>
+            </w:r>
+          </w:p>
+        </w:tc>
+        <w:tc>
+          <w:tcPr>
+            <w:tcW w:w="2800" w:type="dxa"/>
+            <w:noWrap/>
+          </w:tcPr>
+          <w:p>
+            <w:pPr/>
+            <w:r>
+              <w:rPr>
+                <w:sz w:val="20"/>
+                <w:szCs w:val="20"/>
+              </w:rPr>
+              <w:t xml:space="preserve">editar-proveedor</w:t>
+            </w:r>
+          </w:p>
+        </w:tc>
+      </w:tr>
+      <w:tr>
+        <w:trPr/>
+        <w:tc>
+          <w:tcPr>
+            <w:tcW w:w="2800" w:type="dxa"/>
+            <w:noWrap/>
+          </w:tcPr>
+          <w:p>
+            <w:pPr/>
+            <w:r>
+              <w:rPr>
+                <w:sz w:val="20"/>
+                <w:szCs w:val="20"/>
+              </w:rPr>
+              <w:t xml:space="preserve">Cuenta corriente / Encuestas / Requisiciones / OC</w:t>
+            </w:r>
+          </w:p>
+        </w:tc>
+        <w:tc>
+          <w:tcPr>
+            <w:tcW w:w="2800" w:type="dxa"/>
+            <w:noWrap/>
+          </w:tcPr>
+          <w:p>
+            <w:pPr/>
+            <w:r>
+              <w:rPr>
+                <w:sz w:val="20"/>
+                <w:szCs w:val="20"/>
+              </w:rPr>
+              <w:t xml:space="preserve">Barra superior del formulario</w:t>
+            </w:r>
+          </w:p>
+        </w:tc>
+        <w:tc>
+          <w:tcPr>
+            <w:tcW w:w="2800" w:type="dxa"/>
+            <w:noWrap/>
+          </w:tcPr>
+          <w:p>
+            <w:pPr/>
+            <w:r>
+              <w:rPr>
+                <w:sz w:val="20"/>
+                <w:szCs w:val="20"/>
+              </w:rPr>
+              <w:t xml:space="preserve">Accesos directos a listados filtrados por este proveedor.</w:t>
+            </w:r>
+          </w:p>
+        </w:tc>
+        <w:tc>
+          <w:tcPr>
+            <w:tcW w:w="2800" w:type="dxa"/>
+            <w:noWrap/>
+          </w:tcPr>
+          <w:p>
+            <w:pPr/>
+            <w:r>
+              <w:rPr>
+                <w:sz w:val="20"/>
+                <w:szCs w:val="20"/>
+              </w:rPr>
+              <w:t xml:space="preserve">Según permiso de cada destino</w:t>
+            </w:r>
+          </w:p>
+        </w:tc>
+      </w:tr>
+      <w:tr>
+        <w:trPr/>
+        <w:tc>
+          <w:tcPr>
+            <w:tcW w:w="2800" w:type="dxa"/>
+            <w:noWrap/>
+          </w:tcPr>
+          <w:p>
+            <w:pPr/>
+            <w:r>
+              <w:rPr>
+                <w:sz w:val="20"/>
+                <w:szCs w:val="20"/>
+              </w:rPr>
+              <w:t xml:space="preserve">Actualizar</w:t>
+            </w:r>
+          </w:p>
+        </w:tc>
+        <w:tc>
+          <w:tcPr>
+            <w:tcW w:w="2800" w:type="dxa"/>
+            <w:noWrap/>
+          </w:tcPr>
+          <w:p>
+            <w:pPr/>
+            <w:r>
+              <w:rPr>
+                <w:sz w:val="20"/>
+                <w:szCs w:val="20"/>
+              </w:rPr>
+              <w:t xml:space="preserve">Pie del formulario</w:t>
+            </w:r>
+          </w:p>
+        </w:tc>
+        <w:tc>
+          <w:tcPr>
+            <w:tcW w:w="2800" w:type="dxa"/>
+            <w:noWrap/>
+          </w:tcPr>
+          <w:p>
+            <w:pPr/>
+            <w:r>
+              <w:rPr>
+                <w:sz w:val="20"/>
+                <w:szCs w:val="20"/>
+              </w:rPr>
+              <w:t xml:space="preserve">Guarda los cambios en base de datos.</w:t>
+            </w:r>
+          </w:p>
+        </w:tc>
+        <w:tc>
+          <w:tcPr>
+            <w:tcW w:w="2800" w:type="dxa"/>
+            <w:noWrap/>
+          </w:tcPr>
+          <w:p>
+            <w:pPr/>
+            <w:r>
+              <w:rPr>
+                <w:sz w:val="20"/>
+                <w:szCs w:val="20"/>
+              </w:rPr>
+              <w:t xml:space="preserve">editar-proveedor</w:t>
+            </w:r>
+          </w:p>
+        </w:tc>
+      </w:tr>
+    </w:tbl>
+    <w:p/>
+    <w:p>
+      <w:pPr/>
+      <w:r>
+        <w:rPr>
           <w:color w:val="666666"/>
           <w:sz w:val="18"/>
           <w:szCs w:val="18"/>
@@ -2388,6 +4153,799 @@
     </w:p>
     <w:p/>
     <w:p>
+      <w:pPr/>
+      <w:r>
+        <w:rPr>
+          <w:color w:val="2E75B6"/>
+          <w:sz w:val="22"/>
+          <w:szCs w:val="22"/>
+          <w:b w:val="1"/>
+          <w:bCs w:val="1"/>
+        </w:rPr>
+        <w:t xml:space="preserve">Herramientas de la pantalla</w:t>
+      </w:r>
+    </w:p>
+    <w:tbl>
+      <w:tblGrid>
+        <w:gridCol w:w="2800" w:type="dxa"/>
+        <w:gridCol w:w="2800" w:type="dxa"/>
+        <w:gridCol w:w="2800" w:type="dxa"/>
+        <w:gridCol w:w="2800" w:type="dxa"/>
+      </w:tblGrid>
+      <w:tblPr>
+        <w:tblW w:w="0" w:type="auto"/>
+        <w:tblLayout w:type="autofit"/>
+        <w:tblCellMar>
+          <w:top w:w="80" w:type="dxa"/>
+          <w:left w:w="80" w:type="dxa"/>
+          <w:right w:w="80" w:type="dxa"/>
+          <w:bottom w:w="80" w:type="dxa"/>
+        </w:tblCellMar>
+        <w:tblBorders>
+          <w:top w:val="single" w:sz="6" w:color="AAAAAA"/>
+          <w:left w:val="single" w:sz="6" w:color="AAAAAA"/>
+          <w:right w:val="single" w:sz="6" w:color="AAAAAA"/>
+          <w:bottom w:val="single" w:sz="6" w:color="AAAAAA"/>
+          <w:insideH w:val="single" w:sz="6" w:color="AAAAAA"/>
+          <w:insideV w:val="single" w:sz="6" w:color="AAAAAA"/>
+        </w:tblBorders>
+      </w:tblPr>
+      <w:tr>
+        <w:trPr/>
+        <w:tc>
+          <w:tcPr>
+            <w:tcW w:w="2800" w:type="dxa"/>
+            <w:shd w:val="clear" w:fill="2E75B6"/>
+            <w:noWrap/>
+          </w:tcPr>
+          <w:p>
+            <w:pPr/>
+            <w:r>
+              <w:rPr>
+                <w:color w:val="FFFFFF"/>
+                <w:sz w:val="20"/>
+                <w:szCs w:val="20"/>
+                <w:b w:val="1"/>
+                <w:bCs w:val="1"/>
+              </w:rPr>
+              <w:t xml:space="preserve">Herramienta</w:t>
+            </w:r>
+          </w:p>
+        </w:tc>
+        <w:tc>
+          <w:tcPr>
+            <w:tcW w:w="2800" w:type="dxa"/>
+            <w:shd w:val="clear" w:fill="2E75B6"/>
+            <w:noWrap/>
+          </w:tcPr>
+          <w:p>
+            <w:pPr/>
+            <w:r>
+              <w:rPr>
+                <w:color w:val="FFFFFF"/>
+                <w:sz w:val="20"/>
+                <w:szCs w:val="20"/>
+                <w:b w:val="1"/>
+                <w:bCs w:val="1"/>
+              </w:rPr>
+              <w:t xml:space="preserve">Ubicación</w:t>
+            </w:r>
+          </w:p>
+        </w:tc>
+        <w:tc>
+          <w:tcPr>
+            <w:tcW w:w="2800" w:type="dxa"/>
+            <w:shd w:val="clear" w:fill="2E75B6"/>
+            <w:noWrap/>
+          </w:tcPr>
+          <w:p>
+            <w:pPr/>
+            <w:r>
+              <w:rPr>
+                <w:color w:val="FFFFFF"/>
+                <w:sz w:val="20"/>
+                <w:szCs w:val="20"/>
+                <w:b w:val="1"/>
+                <w:bCs w:val="1"/>
+              </w:rPr>
+              <w:t xml:space="preserve">Qué hace</w:t>
+            </w:r>
+          </w:p>
+        </w:tc>
+        <w:tc>
+          <w:tcPr>
+            <w:tcW w:w="2800" w:type="dxa"/>
+            <w:shd w:val="clear" w:fill="2E75B6"/>
+            <w:noWrap/>
+          </w:tcPr>
+          <w:p>
+            <w:pPr/>
+            <w:r>
+              <w:rPr>
+                <w:color w:val="FFFFFF"/>
+                <w:sz w:val="20"/>
+                <w:szCs w:val="20"/>
+                <w:b w:val="1"/>
+                <w:bCs w:val="1"/>
+              </w:rPr>
+              <w:t xml:space="preserve">Permiso</w:t>
+            </w:r>
+          </w:p>
+        </w:tc>
+      </w:tr>
+      <w:tr>
+        <w:trPr/>
+        <w:tc>
+          <w:tcPr>
+            <w:tcW w:w="2800" w:type="dxa"/>
+            <w:noWrap/>
+          </w:tcPr>
+          <w:p>
+            <w:pPr/>
+            <w:r>
+              <w:rPr>
+                <w:sz w:val="20"/>
+                <w:szCs w:val="20"/>
+              </w:rPr>
+              <w:t xml:space="preserve">Manual</w:t>
+            </w:r>
+          </w:p>
+        </w:tc>
+        <w:tc>
+          <w:tcPr>
+            <w:tcW w:w="2800" w:type="dxa"/>
+            <w:noWrap/>
+          </w:tcPr>
+          <w:p>
+            <w:pPr/>
+            <w:r>
+              <w:rPr>
+                <w:sz w:val="20"/>
+                <w:szCs w:val="20"/>
+              </w:rPr>
+              <w:t xml:space="preserve">Esquina superior derecha (ícono libro)</w:t>
+            </w:r>
+          </w:p>
+        </w:tc>
+        <w:tc>
+          <w:tcPr>
+            <w:tcW w:w="2800" w:type="dxa"/>
+            <w:noWrap/>
+          </w:tcPr>
+          <w:p>
+            <w:pPr/>
+            <w:r>
+              <w:rPr>
+                <w:sz w:val="20"/>
+                <w:szCs w:val="20"/>
+              </w:rPr>
+              <w:t xml:space="preserve">Abre este manual de usuario en una pestaña nueva.</w:t>
+            </w:r>
+          </w:p>
+        </w:tc>
+        <w:tc>
+          <w:tcPr>
+            <w:tcW w:w="2800" w:type="dxa"/>
+            <w:noWrap/>
+          </w:tcPr>
+          <w:p>
+            <w:pPr/>
+            <w:r>
+              <w:rPr>
+                <w:sz w:val="20"/>
+                <w:szCs w:val="20"/>
+              </w:rPr>
+              <w:t xml:space="preserve">Usuario autenticado con acceso al módulo</w:t>
+            </w:r>
+          </w:p>
+        </w:tc>
+      </w:tr>
+      <w:tr>
+        <w:trPr/>
+        <w:tc>
+          <w:tcPr>
+            <w:tcW w:w="2800" w:type="dxa"/>
+            <w:noWrap/>
+          </w:tcPr>
+          <w:p>
+            <w:pPr/>
+            <w:r>
+              <w:rPr>
+                <w:sz w:val="20"/>
+                <w:szCs w:val="20"/>
+              </w:rPr>
+              <w:t xml:space="preserve">Nuevo registro</w:t>
+            </w:r>
+          </w:p>
+        </w:tc>
+        <w:tc>
+          <w:tcPr>
+            <w:tcW w:w="2800" w:type="dxa"/>
+            <w:noWrap/>
+          </w:tcPr>
+          <w:p>
+            <w:pPr/>
+            <w:r>
+              <w:rPr>
+                <w:sz w:val="20"/>
+                <w:szCs w:val="20"/>
+              </w:rPr>
+              <w:t xml:space="preserve">Barra superior de la tarjeta (card-header)</w:t>
+            </w:r>
+          </w:p>
+        </w:tc>
+        <w:tc>
+          <w:tcPr>
+            <w:tcW w:w="2800" w:type="dxa"/>
+            <w:noWrap/>
+          </w:tcPr>
+          <w:p>
+            <w:pPr/>
+            <w:r>
+              <w:rPr>
+                <w:sz w:val="20"/>
+                <w:szCs w:val="20"/>
+              </w:rPr>
+              <w:t xml:space="preserve">Abre el formulario de alta del recurso.</w:t>
+            </w:r>
+          </w:p>
+        </w:tc>
+        <w:tc>
+          <w:tcPr>
+            <w:tcW w:w="2800" w:type="dxa"/>
+            <w:noWrap/>
+          </w:tcPr>
+          <w:p>
+            <w:pPr/>
+            <w:r>
+              <w:rPr>
+                <w:sz w:val="20"/>
+                <w:szCs w:val="20"/>
+              </w:rPr>
+              <w:t xml:space="preserve">Permiso crear-* del recurso</w:t>
+            </w:r>
+          </w:p>
+        </w:tc>
+      </w:tr>
+      <w:tr>
+        <w:trPr/>
+        <w:tc>
+          <w:tcPr>
+            <w:tcW w:w="2800" w:type="dxa"/>
+            <w:noWrap/>
+          </w:tcPr>
+          <w:p>
+            <w:pPr/>
+            <w:r>
+              <w:rPr>
+                <w:sz w:val="20"/>
+                <w:szCs w:val="20"/>
+              </w:rPr>
+              <w:t xml:space="preserve">Búsqueda</w:t>
+            </w:r>
+          </w:p>
+        </w:tc>
+        <w:tc>
+          <w:tcPr>
+            <w:tcW w:w="2800" w:type="dxa"/>
+            <w:noWrap/>
+          </w:tcPr>
+          <w:p>
+            <w:pPr/>
+            <w:r>
+              <w:rPr>
+                <w:sz w:val="20"/>
+                <w:szCs w:val="20"/>
+              </w:rPr>
+              <w:t xml:space="preserve">Campo de texto + lupa a la derecha del título</w:t>
+            </w:r>
+          </w:p>
+        </w:tc>
+        <w:tc>
+          <w:tcPr>
+            <w:tcW w:w="2800" w:type="dxa"/>
+            <w:noWrap/>
+          </w:tcPr>
+          <w:p>
+            <w:pPr/>
+            <w:r>
+              <w:rPr>
+                <w:sz w:val="20"/>
+                <w:szCs w:val="20"/>
+              </w:rPr>
+              <w:t xml:space="preserve">Filtra el listado por texto libre (número, nombre, etc.).</w:t>
+            </w:r>
+          </w:p>
+        </w:tc>
+        <w:tc>
+          <w:tcPr>
+            <w:tcW w:w="2800" w:type="dxa"/>
+            <w:noWrap/>
+          </w:tcPr>
+          <w:p>
+            <w:pPr/>
+            <w:r>
+              <w:rPr>
+                <w:sz w:val="20"/>
+                <w:szCs w:val="20"/>
+              </w:rPr>
+              <w:t xml:space="preserve">listar-*</w:t>
+            </w:r>
+          </w:p>
+        </w:tc>
+      </w:tr>
+      <w:tr>
+        <w:trPr/>
+        <w:tc>
+          <w:tcPr>
+            <w:tcW w:w="2800" w:type="dxa"/>
+            <w:noWrap/>
+          </w:tcPr>
+          <w:p>
+            <w:pPr/>
+            <w:r>
+              <w:rPr>
+                <w:sz w:val="20"/>
+                <w:szCs w:val="20"/>
+              </w:rPr>
+              <w:t xml:space="preserve">PDF / Excel / CSV</w:t>
+            </w:r>
+          </w:p>
+        </w:tc>
+        <w:tc>
+          <w:tcPr>
+            <w:tcW w:w="2800" w:type="dxa"/>
+            <w:noWrap/>
+          </w:tcPr>
+          <w:p>
+            <w:pPr/>
+            <w:r>
+              <w:rPr>
+                <w:sz w:val="20"/>
+                <w:szCs w:val="20"/>
+              </w:rPr>
+              <w:t xml:space="preserve">Barra de botones grandes sobre la grilla (btn-app)</w:t>
+            </w:r>
+          </w:p>
+        </w:tc>
+        <w:tc>
+          <w:tcPr>
+            <w:tcW w:w="2800" w:type="dxa"/>
+            <w:noWrap/>
+          </w:tcPr>
+          <w:p>
+            <w:pPr/>
+            <w:r>
+              <w:rPr>
+                <w:sz w:val="20"/>
+                <w:szCs w:val="20"/>
+              </w:rPr>
+              <w:t xml:space="preserve">Exporta el listado actual (respeta el filtro de búsqueda) al formato elegido.</w:t>
+            </w:r>
+          </w:p>
+        </w:tc>
+        <w:tc>
+          <w:tcPr>
+            <w:tcW w:w="2800" w:type="dxa"/>
+            <w:noWrap/>
+          </w:tcPr>
+          <w:p>
+            <w:pPr/>
+            <w:r>
+              <w:rPr>
+                <w:sz w:val="20"/>
+                <w:szCs w:val="20"/>
+              </w:rPr>
+              <w:t xml:space="preserve">listar-*</w:t>
+            </w:r>
+          </w:p>
+        </w:tc>
+      </w:tr>
+      <w:tr>
+        <w:trPr/>
+        <w:tc>
+          <w:tcPr>
+            <w:tcW w:w="2800" w:type="dxa"/>
+            <w:noWrap/>
+          </w:tcPr>
+          <w:p>
+            <w:pPr/>
+            <w:r>
+              <w:rPr>
+                <w:sz w:val="20"/>
+                <w:szCs w:val="20"/>
+              </w:rPr>
+              <w:t xml:space="preserve">Ordenar columnas</w:t>
+            </w:r>
+          </w:p>
+        </w:tc>
+        <w:tc>
+          <w:tcPr>
+            <w:tcW w:w="2800" w:type="dxa"/>
+            <w:noWrap/>
+          </w:tcPr>
+          <w:p>
+            <w:pPr/>
+            <w:r>
+              <w:rPr>
+                <w:sz w:val="20"/>
+                <w:szCs w:val="20"/>
+              </w:rPr>
+              <w:t xml:space="preserve">Encabezados de la grilla</w:t>
+            </w:r>
+          </w:p>
+        </w:tc>
+        <w:tc>
+          <w:tcPr>
+            <w:tcW w:w="2800" w:type="dxa"/>
+            <w:noWrap/>
+          </w:tcPr>
+          <w:p>
+            <w:pPr/>
+            <w:r>
+              <w:rPr>
+                <w:sz w:val="20"/>
+                <w:szCs w:val="20"/>
+              </w:rPr>
+              <w:t xml:space="preserve">Clic en el título de columna para ordenar ascendente/descendente (DataTables).</w:t>
+            </w:r>
+          </w:p>
+        </w:tc>
+        <w:tc>
+          <w:tcPr>
+            <w:tcW w:w="2800" w:type="dxa"/>
+            <w:noWrap/>
+          </w:tcPr>
+          <w:p>
+            <w:pPr/>
+            <w:r>
+              <w:rPr>
+                <w:sz w:val="20"/>
+                <w:szCs w:val="20"/>
+              </w:rPr>
+              <w:t xml:space="preserve">listar-*</w:t>
+            </w:r>
+          </w:p>
+        </w:tc>
+      </w:tr>
+      <w:tr>
+        <w:trPr/>
+        <w:tc>
+          <w:tcPr>
+            <w:tcW w:w="2800" w:type="dxa"/>
+            <w:noWrap/>
+          </w:tcPr>
+          <w:p>
+            <w:pPr/>
+            <w:r>
+              <w:rPr>
+                <w:sz w:val="20"/>
+                <w:szCs w:val="20"/>
+              </w:rPr>
+              <w:t xml:space="preserve">Paginación</w:t>
+            </w:r>
+          </w:p>
+        </w:tc>
+        <w:tc>
+          <w:tcPr>
+            <w:tcW w:w="2800" w:type="dxa"/>
+            <w:noWrap/>
+          </w:tcPr>
+          <w:p>
+            <w:pPr/>
+            <w:r>
+              <w:rPr>
+                <w:sz w:val="20"/>
+                <w:szCs w:val="20"/>
+              </w:rPr>
+              <w:t xml:space="preserve">Pie de la tarjeta</w:t>
+            </w:r>
+          </w:p>
+        </w:tc>
+        <w:tc>
+          <w:tcPr>
+            <w:tcW w:w="2800" w:type="dxa"/>
+            <w:noWrap/>
+          </w:tcPr>
+          <w:p>
+            <w:pPr/>
+            <w:r>
+              <w:rPr>
+                <w:sz w:val="20"/>
+                <w:szCs w:val="20"/>
+              </w:rPr>
+              <w:t xml:space="preserve">Navega entre páginas de resultados.</w:t>
+            </w:r>
+          </w:p>
+        </w:tc>
+        <w:tc>
+          <w:tcPr>
+            <w:tcW w:w="2800" w:type="dxa"/>
+            <w:noWrap/>
+          </w:tcPr>
+          <w:p>
+            <w:pPr/>
+            <w:r>
+              <w:rPr>
+                <w:sz w:val="20"/>
+                <w:szCs w:val="20"/>
+              </w:rPr>
+              <w:t xml:space="preserve">listar-*</w:t>
+            </w:r>
+          </w:p>
+        </w:tc>
+      </w:tr>
+      <w:tr>
+        <w:trPr/>
+        <w:tc>
+          <w:tcPr>
+            <w:tcW w:w="2800" w:type="dxa"/>
+            <w:noWrap/>
+          </w:tcPr>
+          <w:p>
+            <w:pPr/>
+            <w:r>
+              <w:rPr>
+                <w:sz w:val="20"/>
+                <w:szCs w:val="20"/>
+              </w:rPr>
+              <w:t xml:space="preserve">Editar</w:t>
+            </w:r>
+          </w:p>
+        </w:tc>
+        <w:tc>
+          <w:tcPr>
+            <w:tcW w:w="2800" w:type="dxa"/>
+            <w:noWrap/>
+          </w:tcPr>
+          <w:p>
+            <w:pPr/>
+            <w:r>
+              <w:rPr>
+                <w:sz w:val="20"/>
+                <w:szCs w:val="20"/>
+              </w:rPr>
+              <w:t xml:space="preserve">Columna derecha de cada fila en la grilla</w:t>
+            </w:r>
+          </w:p>
+        </w:tc>
+        <w:tc>
+          <w:tcPr>
+            <w:tcW w:w="2800" w:type="dxa"/>
+            <w:noWrap/>
+          </w:tcPr>
+          <w:p>
+            <w:pPr/>
+            <w:r>
+              <w:rPr>
+                <w:sz w:val="20"/>
+                <w:szCs w:val="20"/>
+              </w:rPr>
+              <w:t xml:space="preserve">Modifica cabecera y líneas de la lista.</w:t>
+            </w:r>
+          </w:p>
+        </w:tc>
+        <w:tc>
+          <w:tcPr>
+            <w:tcW w:w="2800" w:type="dxa"/>
+            <w:noWrap/>
+          </w:tcPr>
+          <w:p>
+            <w:pPr/>
+            <w:r>
+              <w:rPr>
+                <w:sz w:val="20"/>
+                <w:szCs w:val="20"/>
+              </w:rPr>
+              <w:t xml:space="preserve">editar-listaprecio-proveedor</w:t>
+            </w:r>
+          </w:p>
+        </w:tc>
+      </w:tr>
+      <w:tr>
+        <w:trPr/>
+        <w:tc>
+          <w:tcPr>
+            <w:tcW w:w="2800" w:type="dxa"/>
+            <w:noWrap/>
+          </w:tcPr>
+          <w:p>
+            <w:pPr/>
+            <w:r>
+              <w:rPr>
+                <w:sz w:val="20"/>
+                <w:szCs w:val="20"/>
+              </w:rPr>
+              <w:t xml:space="preserve">Importar Excel</w:t>
+            </w:r>
+          </w:p>
+        </w:tc>
+        <w:tc>
+          <w:tcPr>
+            <w:tcW w:w="2800" w:type="dxa"/>
+            <w:noWrap/>
+          </w:tcPr>
+          <w:p>
+            <w:pPr/>
+            <w:r>
+              <w:rPr>
+                <w:sz w:val="20"/>
+                <w:szCs w:val="20"/>
+              </w:rPr>
+              <w:t xml:space="preserve">Columna derecha de cada fila en la grilla (ícono Excel)</w:t>
+            </w:r>
+          </w:p>
+        </w:tc>
+        <w:tc>
+          <w:tcPr>
+            <w:tcW w:w="2800" w:type="dxa"/>
+            <w:noWrap/>
+          </w:tcPr>
+          <w:p>
+            <w:pPr/>
+            <w:r>
+              <w:rPr>
+                <w:sz w:val="20"/>
+                <w:szCs w:val="20"/>
+              </w:rPr>
+              <w:t xml:space="preserve">Carga masiva de artículos y precios en la lista.</w:t>
+            </w:r>
+          </w:p>
+        </w:tc>
+        <w:tc>
+          <w:tcPr>
+            <w:tcW w:w="2800" w:type="dxa"/>
+            <w:noWrap/>
+          </w:tcPr>
+          <w:p>
+            <w:pPr/>
+            <w:r>
+              <w:rPr>
+                <w:sz w:val="20"/>
+                <w:szCs w:val="20"/>
+              </w:rPr>
+              <w:t xml:space="preserve">editar-listaprecio-proveedor y actualizar-listaprecio-proveedor</w:t>
+            </w:r>
+          </w:p>
+        </w:tc>
+      </w:tr>
+      <w:tr>
+        <w:trPr/>
+        <w:tc>
+          <w:tcPr>
+            <w:tcW w:w="2800" w:type="dxa"/>
+            <w:noWrap/>
+          </w:tcPr>
+          <w:p>
+            <w:pPr/>
+            <w:r>
+              <w:rPr>
+                <w:sz w:val="20"/>
+                <w:szCs w:val="20"/>
+              </w:rPr>
+              <w:t xml:space="preserve">Cambiar estado</w:t>
+            </w:r>
+          </w:p>
+        </w:tc>
+        <w:tc>
+          <w:tcPr>
+            <w:tcW w:w="2800" w:type="dxa"/>
+            <w:noWrap/>
+          </w:tcPr>
+          <w:p>
+            <w:pPr/>
+            <w:r>
+              <w:rPr>
+                <w:sz w:val="20"/>
+                <w:szCs w:val="20"/>
+              </w:rPr>
+              <w:t xml:space="preserve">Columna derecha de cada fila en la grilla (toggle)</w:t>
+            </w:r>
+          </w:p>
+        </w:tc>
+        <w:tc>
+          <w:tcPr>
+            <w:tcW w:w="2800" w:type="dxa"/>
+            <w:noWrap/>
+          </w:tcPr>
+          <w:p>
+            <w:pPr/>
+            <w:r>
+              <w:rPr>
+                <w:sz w:val="20"/>
+                <w:szCs w:val="20"/>
+              </w:rPr>
+              <w:t xml:space="preserve">Alterna ACTIVA / INACTIVA.</w:t>
+            </w:r>
+          </w:p>
+        </w:tc>
+        <w:tc>
+          <w:tcPr>
+            <w:tcW w:w="2800" w:type="dxa"/>
+            <w:noWrap/>
+          </w:tcPr>
+          <w:p>
+            <w:pPr/>
+            <w:r>
+              <w:rPr>
+                <w:sz w:val="20"/>
+                <w:szCs w:val="20"/>
+              </w:rPr>
+              <w:t xml:space="preserve">actualizar-listaprecio-proveedor</w:t>
+            </w:r>
+          </w:p>
+        </w:tc>
+      </w:tr>
+      <w:tr>
+        <w:trPr/>
+        <w:tc>
+          <w:tcPr>
+            <w:tcW w:w="2800" w:type="dxa"/>
+            <w:noWrap/>
+          </w:tcPr>
+          <w:p>
+            <w:pPr/>
+            <w:r>
+              <w:rPr>
+                <w:sz w:val="20"/>
+                <w:szCs w:val="20"/>
+              </w:rPr>
+              <w:t xml:space="preserve">Eliminar</w:t>
+            </w:r>
+          </w:p>
+        </w:tc>
+        <w:tc>
+          <w:tcPr>
+            <w:tcW w:w="2800" w:type="dxa"/>
+            <w:noWrap/>
+          </w:tcPr>
+          <w:p>
+            <w:pPr/>
+            <w:r>
+              <w:rPr>
+                <w:sz w:val="20"/>
+                <w:szCs w:val="20"/>
+              </w:rPr>
+              <w:t xml:space="preserve">Columna derecha de cada fila en la grilla</w:t>
+            </w:r>
+          </w:p>
+        </w:tc>
+        <w:tc>
+          <w:tcPr>
+            <w:tcW w:w="2800" w:type="dxa"/>
+            <w:noWrap/>
+          </w:tcPr>
+          <w:p>
+            <w:pPr/>
+            <w:r>
+              <w:rPr>
+                <w:sz w:val="20"/>
+                <w:szCs w:val="20"/>
+              </w:rPr>
+              <w:t xml:space="preserve">Baja lógica de la lista.</w:t>
+            </w:r>
+          </w:p>
+        </w:tc>
+        <w:tc>
+          <w:tcPr>
+            <w:tcW w:w="2800" w:type="dxa"/>
+            <w:noWrap/>
+          </w:tcPr>
+          <w:p>
+            <w:pPr/>
+            <w:r>
+              <w:rPr>
+                <w:sz w:val="20"/>
+                <w:szCs w:val="20"/>
+              </w:rPr>
+              <w:t xml:space="preserve">borrar-listaprecio-proveedor</w:t>
+            </w:r>
+          </w:p>
+        </w:tc>
+      </w:tr>
+    </w:tbl>
+    <w:p/>
+    <w:p>
       <w:pPr>
         <w:pStyle w:val="Heading2"/>
       </w:pPr>
@@ -2548,6 +5106,1525 @@
         <w:t xml:space="preserve">Visualización pública: compras/requisicion/visualizar/{id}/{hash} para consulta sin login (con hash válido).</w:t>
       </w:r>
     </w:p>
+    <w:p/>
+    <w:p>
+      <w:pPr/>
+      <w:r>
+        <w:rPr>
+          <w:color w:val="2E75B6"/>
+          <w:sz w:val="22"/>
+          <w:szCs w:val="22"/>
+          <w:b w:val="1"/>
+          <w:bCs w:val="1"/>
+        </w:rPr>
+        <w:t xml:space="preserve">Listado de requisiciones</w:t>
+      </w:r>
+    </w:p>
+    <w:tbl>
+      <w:tblGrid>
+        <w:gridCol w:w="2800" w:type="dxa"/>
+        <w:gridCol w:w="2800" w:type="dxa"/>
+        <w:gridCol w:w="2800" w:type="dxa"/>
+        <w:gridCol w:w="2800" w:type="dxa"/>
+      </w:tblGrid>
+      <w:tblPr>
+        <w:tblW w:w="0" w:type="auto"/>
+        <w:tblLayout w:type="autofit"/>
+        <w:tblCellMar>
+          <w:top w:w="80" w:type="dxa"/>
+          <w:left w:w="80" w:type="dxa"/>
+          <w:right w:w="80" w:type="dxa"/>
+          <w:bottom w:w="80" w:type="dxa"/>
+        </w:tblCellMar>
+        <w:tblBorders>
+          <w:top w:val="single" w:sz="6" w:color="AAAAAA"/>
+          <w:left w:val="single" w:sz="6" w:color="AAAAAA"/>
+          <w:right w:val="single" w:sz="6" w:color="AAAAAA"/>
+          <w:bottom w:val="single" w:sz="6" w:color="AAAAAA"/>
+          <w:insideH w:val="single" w:sz="6" w:color="AAAAAA"/>
+          <w:insideV w:val="single" w:sz="6" w:color="AAAAAA"/>
+        </w:tblBorders>
+      </w:tblPr>
+      <w:tr>
+        <w:trPr/>
+        <w:tc>
+          <w:tcPr>
+            <w:tcW w:w="2800" w:type="dxa"/>
+            <w:shd w:val="clear" w:fill="2E75B6"/>
+            <w:noWrap/>
+          </w:tcPr>
+          <w:p>
+            <w:pPr/>
+            <w:r>
+              <w:rPr>
+                <w:color w:val="FFFFFF"/>
+                <w:sz w:val="20"/>
+                <w:szCs w:val="20"/>
+                <w:b w:val="1"/>
+                <w:bCs w:val="1"/>
+              </w:rPr>
+              <w:t xml:space="preserve">Herramienta</w:t>
+            </w:r>
+          </w:p>
+        </w:tc>
+        <w:tc>
+          <w:tcPr>
+            <w:tcW w:w="2800" w:type="dxa"/>
+            <w:shd w:val="clear" w:fill="2E75B6"/>
+            <w:noWrap/>
+          </w:tcPr>
+          <w:p>
+            <w:pPr/>
+            <w:r>
+              <w:rPr>
+                <w:color w:val="FFFFFF"/>
+                <w:sz w:val="20"/>
+                <w:szCs w:val="20"/>
+                <w:b w:val="1"/>
+                <w:bCs w:val="1"/>
+              </w:rPr>
+              <w:t xml:space="preserve">Ubicación</w:t>
+            </w:r>
+          </w:p>
+        </w:tc>
+        <w:tc>
+          <w:tcPr>
+            <w:tcW w:w="2800" w:type="dxa"/>
+            <w:shd w:val="clear" w:fill="2E75B6"/>
+            <w:noWrap/>
+          </w:tcPr>
+          <w:p>
+            <w:pPr/>
+            <w:r>
+              <w:rPr>
+                <w:color w:val="FFFFFF"/>
+                <w:sz w:val="20"/>
+                <w:szCs w:val="20"/>
+                <w:b w:val="1"/>
+                <w:bCs w:val="1"/>
+              </w:rPr>
+              <w:t xml:space="preserve">Qué hace</w:t>
+            </w:r>
+          </w:p>
+        </w:tc>
+        <w:tc>
+          <w:tcPr>
+            <w:tcW w:w="2800" w:type="dxa"/>
+            <w:shd w:val="clear" w:fill="2E75B6"/>
+            <w:noWrap/>
+          </w:tcPr>
+          <w:p>
+            <w:pPr/>
+            <w:r>
+              <w:rPr>
+                <w:color w:val="FFFFFF"/>
+                <w:sz w:val="20"/>
+                <w:szCs w:val="20"/>
+                <w:b w:val="1"/>
+                <w:bCs w:val="1"/>
+              </w:rPr>
+              <w:t xml:space="preserve">Permiso</w:t>
+            </w:r>
+          </w:p>
+        </w:tc>
+      </w:tr>
+      <w:tr>
+        <w:trPr/>
+        <w:tc>
+          <w:tcPr>
+            <w:tcW w:w="2800" w:type="dxa"/>
+            <w:noWrap/>
+          </w:tcPr>
+          <w:p>
+            <w:pPr/>
+            <w:r>
+              <w:rPr>
+                <w:sz w:val="20"/>
+                <w:szCs w:val="20"/>
+              </w:rPr>
+              <w:t xml:space="preserve">Manual</w:t>
+            </w:r>
+          </w:p>
+        </w:tc>
+        <w:tc>
+          <w:tcPr>
+            <w:tcW w:w="2800" w:type="dxa"/>
+            <w:noWrap/>
+          </w:tcPr>
+          <w:p>
+            <w:pPr/>
+            <w:r>
+              <w:rPr>
+                <w:sz w:val="20"/>
+                <w:szCs w:val="20"/>
+              </w:rPr>
+              <w:t xml:space="preserve">Esquina superior derecha (ícono libro)</w:t>
+            </w:r>
+          </w:p>
+        </w:tc>
+        <w:tc>
+          <w:tcPr>
+            <w:tcW w:w="2800" w:type="dxa"/>
+            <w:noWrap/>
+          </w:tcPr>
+          <w:p>
+            <w:pPr/>
+            <w:r>
+              <w:rPr>
+                <w:sz w:val="20"/>
+                <w:szCs w:val="20"/>
+              </w:rPr>
+              <w:t xml:space="preserve">Abre este manual de usuario en una pestaña nueva.</w:t>
+            </w:r>
+          </w:p>
+        </w:tc>
+        <w:tc>
+          <w:tcPr>
+            <w:tcW w:w="2800" w:type="dxa"/>
+            <w:noWrap/>
+          </w:tcPr>
+          <w:p>
+            <w:pPr/>
+            <w:r>
+              <w:rPr>
+                <w:sz w:val="20"/>
+                <w:szCs w:val="20"/>
+              </w:rPr>
+              <w:t xml:space="preserve">Usuario autenticado con acceso al módulo</w:t>
+            </w:r>
+          </w:p>
+        </w:tc>
+      </w:tr>
+      <w:tr>
+        <w:trPr/>
+        <w:tc>
+          <w:tcPr>
+            <w:tcW w:w="2800" w:type="dxa"/>
+            <w:noWrap/>
+          </w:tcPr>
+          <w:p>
+            <w:pPr/>
+            <w:r>
+              <w:rPr>
+                <w:sz w:val="20"/>
+                <w:szCs w:val="20"/>
+              </w:rPr>
+              <w:t xml:space="preserve">Nuevo registro</w:t>
+            </w:r>
+          </w:p>
+        </w:tc>
+        <w:tc>
+          <w:tcPr>
+            <w:tcW w:w="2800" w:type="dxa"/>
+            <w:noWrap/>
+          </w:tcPr>
+          <w:p>
+            <w:pPr/>
+            <w:r>
+              <w:rPr>
+                <w:sz w:val="20"/>
+                <w:szCs w:val="20"/>
+              </w:rPr>
+              <w:t xml:space="preserve">Barra superior de la tarjeta (card-header)</w:t>
+            </w:r>
+          </w:p>
+        </w:tc>
+        <w:tc>
+          <w:tcPr>
+            <w:tcW w:w="2800" w:type="dxa"/>
+            <w:noWrap/>
+          </w:tcPr>
+          <w:p>
+            <w:pPr/>
+            <w:r>
+              <w:rPr>
+                <w:sz w:val="20"/>
+                <w:szCs w:val="20"/>
+              </w:rPr>
+              <w:t xml:space="preserve">Abre el formulario de alta del recurso.</w:t>
+            </w:r>
+          </w:p>
+        </w:tc>
+        <w:tc>
+          <w:tcPr>
+            <w:tcW w:w="2800" w:type="dxa"/>
+            <w:noWrap/>
+          </w:tcPr>
+          <w:p>
+            <w:pPr/>
+            <w:r>
+              <w:rPr>
+                <w:sz w:val="20"/>
+                <w:szCs w:val="20"/>
+              </w:rPr>
+              <w:t xml:space="preserve">Permiso crear-* del recurso</w:t>
+            </w:r>
+          </w:p>
+        </w:tc>
+      </w:tr>
+      <w:tr>
+        <w:trPr/>
+        <w:tc>
+          <w:tcPr>
+            <w:tcW w:w="2800" w:type="dxa"/>
+            <w:noWrap/>
+          </w:tcPr>
+          <w:p>
+            <w:pPr/>
+            <w:r>
+              <w:rPr>
+                <w:sz w:val="20"/>
+                <w:szCs w:val="20"/>
+              </w:rPr>
+              <w:t xml:space="preserve">Búsqueda</w:t>
+            </w:r>
+          </w:p>
+        </w:tc>
+        <w:tc>
+          <w:tcPr>
+            <w:tcW w:w="2800" w:type="dxa"/>
+            <w:noWrap/>
+          </w:tcPr>
+          <w:p>
+            <w:pPr/>
+            <w:r>
+              <w:rPr>
+                <w:sz w:val="20"/>
+                <w:szCs w:val="20"/>
+              </w:rPr>
+              <w:t xml:space="preserve">Campo de texto + lupa a la derecha del título</w:t>
+            </w:r>
+          </w:p>
+        </w:tc>
+        <w:tc>
+          <w:tcPr>
+            <w:tcW w:w="2800" w:type="dxa"/>
+            <w:noWrap/>
+          </w:tcPr>
+          <w:p>
+            <w:pPr/>
+            <w:r>
+              <w:rPr>
+                <w:sz w:val="20"/>
+                <w:szCs w:val="20"/>
+              </w:rPr>
+              <w:t xml:space="preserve">Filtra el listado por texto libre (número, nombre, etc.).</w:t>
+            </w:r>
+          </w:p>
+        </w:tc>
+        <w:tc>
+          <w:tcPr>
+            <w:tcW w:w="2800" w:type="dxa"/>
+            <w:noWrap/>
+          </w:tcPr>
+          <w:p>
+            <w:pPr/>
+            <w:r>
+              <w:rPr>
+                <w:sz w:val="20"/>
+                <w:szCs w:val="20"/>
+              </w:rPr>
+              <w:t xml:space="preserve">listar-*</w:t>
+            </w:r>
+          </w:p>
+        </w:tc>
+      </w:tr>
+      <w:tr>
+        <w:trPr/>
+        <w:tc>
+          <w:tcPr>
+            <w:tcW w:w="2800" w:type="dxa"/>
+            <w:noWrap/>
+          </w:tcPr>
+          <w:p>
+            <w:pPr/>
+            <w:r>
+              <w:rPr>
+                <w:sz w:val="20"/>
+                <w:szCs w:val="20"/>
+              </w:rPr>
+              <w:t xml:space="preserve">PDF / Excel / CSV</w:t>
+            </w:r>
+          </w:p>
+        </w:tc>
+        <w:tc>
+          <w:tcPr>
+            <w:tcW w:w="2800" w:type="dxa"/>
+            <w:noWrap/>
+          </w:tcPr>
+          <w:p>
+            <w:pPr/>
+            <w:r>
+              <w:rPr>
+                <w:sz w:val="20"/>
+                <w:szCs w:val="20"/>
+              </w:rPr>
+              <w:t xml:space="preserve">Barra de botones grandes sobre la grilla (btn-app)</w:t>
+            </w:r>
+          </w:p>
+        </w:tc>
+        <w:tc>
+          <w:tcPr>
+            <w:tcW w:w="2800" w:type="dxa"/>
+            <w:noWrap/>
+          </w:tcPr>
+          <w:p>
+            <w:pPr/>
+            <w:r>
+              <w:rPr>
+                <w:sz w:val="20"/>
+                <w:szCs w:val="20"/>
+              </w:rPr>
+              <w:t xml:space="preserve">Exporta el listado actual (respeta el filtro de búsqueda) al formato elegido.</w:t>
+            </w:r>
+          </w:p>
+        </w:tc>
+        <w:tc>
+          <w:tcPr>
+            <w:tcW w:w="2800" w:type="dxa"/>
+            <w:noWrap/>
+          </w:tcPr>
+          <w:p>
+            <w:pPr/>
+            <w:r>
+              <w:rPr>
+                <w:sz w:val="20"/>
+                <w:szCs w:val="20"/>
+              </w:rPr>
+              <w:t xml:space="preserve">listar-*</w:t>
+            </w:r>
+          </w:p>
+        </w:tc>
+      </w:tr>
+      <w:tr>
+        <w:trPr/>
+        <w:tc>
+          <w:tcPr>
+            <w:tcW w:w="2800" w:type="dxa"/>
+            <w:noWrap/>
+          </w:tcPr>
+          <w:p>
+            <w:pPr/>
+            <w:r>
+              <w:rPr>
+                <w:sz w:val="20"/>
+                <w:szCs w:val="20"/>
+              </w:rPr>
+              <w:t xml:space="preserve">Ordenar columnas</w:t>
+            </w:r>
+          </w:p>
+        </w:tc>
+        <w:tc>
+          <w:tcPr>
+            <w:tcW w:w="2800" w:type="dxa"/>
+            <w:noWrap/>
+          </w:tcPr>
+          <w:p>
+            <w:pPr/>
+            <w:r>
+              <w:rPr>
+                <w:sz w:val="20"/>
+                <w:szCs w:val="20"/>
+              </w:rPr>
+              <w:t xml:space="preserve">Encabezados de la grilla</w:t>
+            </w:r>
+          </w:p>
+        </w:tc>
+        <w:tc>
+          <w:tcPr>
+            <w:tcW w:w="2800" w:type="dxa"/>
+            <w:noWrap/>
+          </w:tcPr>
+          <w:p>
+            <w:pPr/>
+            <w:r>
+              <w:rPr>
+                <w:sz w:val="20"/>
+                <w:szCs w:val="20"/>
+              </w:rPr>
+              <w:t xml:space="preserve">Clic en el título de columna para ordenar ascendente/descendente (DataTables).</w:t>
+            </w:r>
+          </w:p>
+        </w:tc>
+        <w:tc>
+          <w:tcPr>
+            <w:tcW w:w="2800" w:type="dxa"/>
+            <w:noWrap/>
+          </w:tcPr>
+          <w:p>
+            <w:pPr/>
+            <w:r>
+              <w:rPr>
+                <w:sz w:val="20"/>
+                <w:szCs w:val="20"/>
+              </w:rPr>
+              <w:t xml:space="preserve">listar-*</w:t>
+            </w:r>
+          </w:p>
+        </w:tc>
+      </w:tr>
+      <w:tr>
+        <w:trPr/>
+        <w:tc>
+          <w:tcPr>
+            <w:tcW w:w="2800" w:type="dxa"/>
+            <w:noWrap/>
+          </w:tcPr>
+          <w:p>
+            <w:pPr/>
+            <w:r>
+              <w:rPr>
+                <w:sz w:val="20"/>
+                <w:szCs w:val="20"/>
+              </w:rPr>
+              <w:t xml:space="preserve">Paginación</w:t>
+            </w:r>
+          </w:p>
+        </w:tc>
+        <w:tc>
+          <w:tcPr>
+            <w:tcW w:w="2800" w:type="dxa"/>
+            <w:noWrap/>
+          </w:tcPr>
+          <w:p>
+            <w:pPr/>
+            <w:r>
+              <w:rPr>
+                <w:sz w:val="20"/>
+                <w:szCs w:val="20"/>
+              </w:rPr>
+              <w:t xml:space="preserve">Pie de la tarjeta</w:t>
+            </w:r>
+          </w:p>
+        </w:tc>
+        <w:tc>
+          <w:tcPr>
+            <w:tcW w:w="2800" w:type="dxa"/>
+            <w:noWrap/>
+          </w:tcPr>
+          <w:p>
+            <w:pPr/>
+            <w:r>
+              <w:rPr>
+                <w:sz w:val="20"/>
+                <w:szCs w:val="20"/>
+              </w:rPr>
+              <w:t xml:space="preserve">Navega entre páginas de resultados.</w:t>
+            </w:r>
+          </w:p>
+        </w:tc>
+        <w:tc>
+          <w:tcPr>
+            <w:tcW w:w="2800" w:type="dxa"/>
+            <w:noWrap/>
+          </w:tcPr>
+          <w:p>
+            <w:pPr/>
+            <w:r>
+              <w:rPr>
+                <w:sz w:val="20"/>
+                <w:szCs w:val="20"/>
+              </w:rPr>
+              <w:t xml:space="preserve">listar-*</w:t>
+            </w:r>
+          </w:p>
+        </w:tc>
+      </w:tr>
+      <w:tr>
+        <w:trPr/>
+        <w:tc>
+          <w:tcPr>
+            <w:tcW w:w="2800" w:type="dxa"/>
+            <w:noWrap/>
+          </w:tcPr>
+          <w:p>
+            <w:pPr/>
+            <w:r>
+              <w:rPr>
+                <w:sz w:val="20"/>
+                <w:szCs w:val="20"/>
+              </w:rPr>
+              <w:t xml:space="preserve">Editar</w:t>
+            </w:r>
+          </w:p>
+        </w:tc>
+        <w:tc>
+          <w:tcPr>
+            <w:tcW w:w="2800" w:type="dxa"/>
+            <w:noWrap/>
+          </w:tcPr>
+          <w:p>
+            <w:pPr/>
+            <w:r>
+              <w:rPr>
+                <w:sz w:val="20"/>
+                <w:szCs w:val="20"/>
+              </w:rPr>
+              <w:t xml:space="preserve">Columna derecha de cada fila en la grilla</w:t>
+            </w:r>
+          </w:p>
+        </w:tc>
+        <w:tc>
+          <w:tcPr>
+            <w:tcW w:w="2800" w:type="dxa"/>
+            <w:noWrap/>
+          </w:tcPr>
+          <w:p>
+            <w:pPr/>
+            <w:r>
+              <w:rPr>
+                <w:sz w:val="20"/>
+                <w:szCs w:val="20"/>
+              </w:rPr>
+              <w:t xml:space="preserve">Abre cabecera, líneas, presupuestos y archivos.</w:t>
+            </w:r>
+          </w:p>
+        </w:tc>
+        <w:tc>
+          <w:tcPr>
+            <w:tcW w:w="2800" w:type="dxa"/>
+            <w:noWrap/>
+          </w:tcPr>
+          <w:p>
+            <w:pPr/>
+            <w:r>
+              <w:rPr>
+                <w:sz w:val="20"/>
+                <w:szCs w:val="20"/>
+              </w:rPr>
+              <w:t xml:space="preserve">editar-requisicion</w:t>
+            </w:r>
+          </w:p>
+        </w:tc>
+      </w:tr>
+      <w:tr>
+        <w:trPr/>
+        <w:tc>
+          <w:tcPr>
+            <w:tcW w:w="2800" w:type="dxa"/>
+            <w:noWrap/>
+          </w:tcPr>
+          <w:p>
+            <w:pPr/>
+            <w:r>
+              <w:rPr>
+                <w:sz w:val="20"/>
+                <w:szCs w:val="20"/>
+              </w:rPr>
+              <w:t xml:space="preserve">Árbol de aprobación</w:t>
+            </w:r>
+          </w:p>
+        </w:tc>
+        <w:tc>
+          <w:tcPr>
+            <w:tcW w:w="2800" w:type="dxa"/>
+            <w:noWrap/>
+          </w:tcPr>
+          <w:p>
+            <w:pPr/>
+            <w:r>
+              <w:rPr>
+                <w:sz w:val="20"/>
+                <w:szCs w:val="20"/>
+              </w:rPr>
+              <w:t xml:space="preserve">Columna derecha de cada fila en la grilla (ícono sitemap, verde)</w:t>
+            </w:r>
+          </w:p>
+        </w:tc>
+        <w:tc>
+          <w:tcPr>
+            <w:tcW w:w="2800" w:type="dxa"/>
+            <w:noWrap/>
+          </w:tcPr>
+          <w:p>
+            <w:pPr/>
+            <w:r>
+              <w:rPr>
+                <w:sz w:val="20"/>
+                <w:szCs w:val="20"/>
+              </w:rPr>
+              <w:t xml:space="preserve">Envía la requisición al circuito de aprobación (estado EN COMPRAS).</w:t>
+            </w:r>
+          </w:p>
+        </w:tc>
+        <w:tc>
+          <w:tcPr>
+            <w:tcW w:w="2800" w:type="dxa"/>
+            <w:noWrap/>
+          </w:tcPr>
+          <w:p>
+            <w:pPr/>
+            <w:r>
+              <w:rPr>
+                <w:sz w:val="20"/>
+                <w:szCs w:val="20"/>
+              </w:rPr>
+              <w:t xml:space="preserve">editar-requisicion</w:t>
+            </w:r>
+          </w:p>
+        </w:tc>
+      </w:tr>
+      <w:tr>
+        <w:trPr/>
+        <w:tc>
+          <w:tcPr>
+            <w:tcW w:w="2800" w:type="dxa"/>
+            <w:noWrap/>
+          </w:tcPr>
+          <w:p>
+            <w:pPr/>
+            <w:r>
+              <w:rPr>
+                <w:sz w:val="20"/>
+                <w:szCs w:val="20"/>
+              </w:rPr>
+              <w:t xml:space="preserve">Imprimir PDF</w:t>
+            </w:r>
+          </w:p>
+        </w:tc>
+        <w:tc>
+          <w:tcPr>
+            <w:tcW w:w="2800" w:type="dxa"/>
+            <w:noWrap/>
+          </w:tcPr>
+          <w:p>
+            <w:pPr/>
+            <w:r>
+              <w:rPr>
+                <w:sz w:val="20"/>
+                <w:szCs w:val="20"/>
+              </w:rPr>
+              <w:t xml:space="preserve">Columna derecha de cada fila en la grilla (ícono impresora)</w:t>
+            </w:r>
+          </w:p>
+        </w:tc>
+        <w:tc>
+          <w:tcPr>
+            <w:tcW w:w="2800" w:type="dxa"/>
+            <w:noWrap/>
+          </w:tcPr>
+          <w:p>
+            <w:pPr/>
+            <w:r>
+              <w:rPr>
+                <w:sz w:val="20"/>
+                <w:szCs w:val="20"/>
+              </w:rPr>
+              <w:t xml:space="preserve">Genera PDF de la requisición en nueva pestaña.</w:t>
+            </w:r>
+          </w:p>
+        </w:tc>
+        <w:tc>
+          <w:tcPr>
+            <w:tcW w:w="2800" w:type="dxa"/>
+            <w:noWrap/>
+          </w:tcPr>
+          <w:p>
+            <w:pPr/>
+            <w:r>
+              <w:rPr>
+                <w:sz w:val="20"/>
+                <w:szCs w:val="20"/>
+              </w:rPr>
+              <w:t xml:space="preserve">listar-requisicion o editar-requisicion</w:t>
+            </w:r>
+          </w:p>
+        </w:tc>
+      </w:tr>
+      <w:tr>
+        <w:trPr/>
+        <w:tc>
+          <w:tcPr>
+            <w:tcW w:w="2800" w:type="dxa"/>
+            <w:noWrap/>
+          </w:tcPr>
+          <w:p>
+            <w:pPr/>
+            <w:r>
+              <w:rPr>
+                <w:sz w:val="20"/>
+                <w:szCs w:val="20"/>
+              </w:rPr>
+              <w:t xml:space="preserve">Generar OC</w:t>
+            </w:r>
+          </w:p>
+        </w:tc>
+        <w:tc>
+          <w:tcPr>
+            <w:tcW w:w="2800" w:type="dxa"/>
+            <w:noWrap/>
+          </w:tcPr>
+          <w:p>
+            <w:pPr/>
+            <w:r>
+              <w:rPr>
+                <w:sz w:val="20"/>
+                <w:szCs w:val="20"/>
+              </w:rPr>
+              <w:t xml:space="preserve">Columna derecha de cada fila en la grilla (ícono carrito)</w:t>
+            </w:r>
+          </w:p>
+        </w:tc>
+        <w:tc>
+          <w:tcPr>
+            <w:tcW w:w="2800" w:type="dxa"/>
+            <w:noWrap/>
+          </w:tcPr>
+          <w:p>
+            <w:pPr/>
+            <w:r>
+              <w:rPr>
+                <w:sz w:val="20"/>
+                <w:szCs w:val="20"/>
+              </w:rPr>
+              <w:t xml:space="preserve">Asistente para crear una o más órdenes de compra (requisición APROBADA).</w:t>
+            </w:r>
+          </w:p>
+        </w:tc>
+        <w:tc>
+          <w:tcPr>
+            <w:tcW w:w="2800" w:type="dxa"/>
+            <w:noWrap/>
+          </w:tcPr>
+          <w:p>
+            <w:pPr/>
+            <w:r>
+              <w:rPr>
+                <w:sz w:val="20"/>
+                <w:szCs w:val="20"/>
+              </w:rPr>
+              <w:t xml:space="preserve">crear-ordencompra</w:t>
+            </w:r>
+          </w:p>
+        </w:tc>
+      </w:tr>
+      <w:tr>
+        <w:trPr/>
+        <w:tc>
+          <w:tcPr>
+            <w:tcW w:w="2800" w:type="dxa"/>
+            <w:noWrap/>
+          </w:tcPr>
+          <w:p>
+            <w:pPr/>
+            <w:r>
+              <w:rPr>
+                <w:sz w:val="20"/>
+                <w:szCs w:val="20"/>
+              </w:rPr>
+              <w:t xml:space="preserve">Comprobantes asociados</w:t>
+            </w:r>
+          </w:p>
+        </w:tc>
+        <w:tc>
+          <w:tcPr>
+            <w:tcW w:w="2800" w:type="dxa"/>
+            <w:noWrap/>
+          </w:tcPr>
+          <w:p>
+            <w:pPr/>
+            <w:r>
+              <w:rPr>
+                <w:sz w:val="20"/>
+                <w:szCs w:val="20"/>
+              </w:rPr>
+              <w:t xml:space="preserve">Columna derecha de cada fila en la grilla (ícono enlace)</w:t>
+            </w:r>
+          </w:p>
+        </w:tc>
+        <w:tc>
+          <w:tcPr>
+            <w:tcW w:w="2800" w:type="dxa"/>
+            <w:noWrap/>
+          </w:tcPr>
+          <w:p>
+            <w:pPr/>
+            <w:r>
+              <w:rPr>
+                <w:sz w:val="20"/>
+                <w:szCs w:val="20"/>
+              </w:rPr>
+              <w:t xml:space="preserve">Modal con órdenes de compra vinculadas.</w:t>
+            </w:r>
+          </w:p>
+        </w:tc>
+        <w:tc>
+          <w:tcPr>
+            <w:tcW w:w="2800" w:type="dxa"/>
+            <w:noWrap/>
+          </w:tcPr>
+          <w:p>
+            <w:pPr/>
+            <w:r>
+              <w:rPr>
+                <w:sz w:val="20"/>
+                <w:szCs w:val="20"/>
+              </w:rPr>
+              <w:t xml:space="preserve">listar-requisicion o editar-requisicion</w:t>
+            </w:r>
+          </w:p>
+        </w:tc>
+      </w:tr>
+      <w:tr>
+        <w:trPr/>
+        <w:tc>
+          <w:tcPr>
+            <w:tcW w:w="2800" w:type="dxa"/>
+            <w:noWrap/>
+          </w:tcPr>
+          <w:p>
+            <w:pPr/>
+            <w:r>
+              <w:rPr>
+                <w:sz w:val="20"/>
+                <w:szCs w:val="20"/>
+              </w:rPr>
+              <w:t xml:space="preserve">Eliminar</w:t>
+            </w:r>
+          </w:p>
+        </w:tc>
+        <w:tc>
+          <w:tcPr>
+            <w:tcW w:w="2800" w:type="dxa"/>
+            <w:noWrap/>
+          </w:tcPr>
+          <w:p>
+            <w:pPr/>
+            <w:r>
+              <w:rPr>
+                <w:sz w:val="20"/>
+                <w:szCs w:val="20"/>
+              </w:rPr>
+              <w:t xml:space="preserve">Columna derecha de cada fila en la grilla</w:t>
+            </w:r>
+          </w:p>
+        </w:tc>
+        <w:tc>
+          <w:tcPr>
+            <w:tcW w:w="2800" w:type="dxa"/>
+            <w:noWrap/>
+          </w:tcPr>
+          <w:p>
+            <w:pPr/>
+            <w:r>
+              <w:rPr>
+                <w:sz w:val="20"/>
+                <w:szCs w:val="20"/>
+              </w:rPr>
+              <w:t xml:space="preserve">Elimina la requisición (confirmación).</w:t>
+            </w:r>
+          </w:p>
+        </w:tc>
+        <w:tc>
+          <w:tcPr>
+            <w:tcW w:w="2800" w:type="dxa"/>
+            <w:noWrap/>
+          </w:tcPr>
+          <w:p>
+            <w:pPr/>
+            <w:r>
+              <w:rPr>
+                <w:sz w:val="20"/>
+                <w:szCs w:val="20"/>
+              </w:rPr>
+              <w:t xml:space="preserve">borrar-requisicion</w:t>
+            </w:r>
+          </w:p>
+        </w:tc>
+      </w:tr>
+    </w:tbl>
+    <w:p/>
+    <w:p>
+      <w:pPr/>
+      <w:r>
+        <w:rPr>
+          <w:color w:val="2E75B6"/>
+          <w:sz w:val="22"/>
+          <w:szCs w:val="22"/>
+          <w:b w:val="1"/>
+          <w:bCs w:val="1"/>
+        </w:rPr>
+        <w:t xml:space="preserve">Formulario de edición</w:t>
+      </w:r>
+    </w:p>
+    <w:tbl>
+      <w:tblGrid>
+        <w:gridCol w:w="2800" w:type="dxa"/>
+        <w:gridCol w:w="2800" w:type="dxa"/>
+        <w:gridCol w:w="2800" w:type="dxa"/>
+        <w:gridCol w:w="2800" w:type="dxa"/>
+      </w:tblGrid>
+      <w:tblPr>
+        <w:tblW w:w="0" w:type="auto"/>
+        <w:tblLayout w:type="autofit"/>
+        <w:tblCellMar>
+          <w:top w:w="80" w:type="dxa"/>
+          <w:left w:w="80" w:type="dxa"/>
+          <w:right w:w="80" w:type="dxa"/>
+          <w:bottom w:w="80" w:type="dxa"/>
+        </w:tblCellMar>
+        <w:tblBorders>
+          <w:top w:val="single" w:sz="6" w:color="AAAAAA"/>
+          <w:left w:val="single" w:sz="6" w:color="AAAAAA"/>
+          <w:right w:val="single" w:sz="6" w:color="AAAAAA"/>
+          <w:bottom w:val="single" w:sz="6" w:color="AAAAAA"/>
+          <w:insideH w:val="single" w:sz="6" w:color="AAAAAA"/>
+          <w:insideV w:val="single" w:sz="6" w:color="AAAAAA"/>
+        </w:tblBorders>
+      </w:tblPr>
+      <w:tr>
+        <w:trPr/>
+        <w:tc>
+          <w:tcPr>
+            <w:tcW w:w="2800" w:type="dxa"/>
+            <w:shd w:val="clear" w:fill="2E75B6"/>
+            <w:noWrap/>
+          </w:tcPr>
+          <w:p>
+            <w:pPr/>
+            <w:r>
+              <w:rPr>
+                <w:color w:val="FFFFFF"/>
+                <w:sz w:val="20"/>
+                <w:szCs w:val="20"/>
+                <w:b w:val="1"/>
+                <w:bCs w:val="1"/>
+              </w:rPr>
+              <w:t xml:space="preserve">Herramienta</w:t>
+            </w:r>
+          </w:p>
+        </w:tc>
+        <w:tc>
+          <w:tcPr>
+            <w:tcW w:w="2800" w:type="dxa"/>
+            <w:shd w:val="clear" w:fill="2E75B6"/>
+            <w:noWrap/>
+          </w:tcPr>
+          <w:p>
+            <w:pPr/>
+            <w:r>
+              <w:rPr>
+                <w:color w:val="FFFFFF"/>
+                <w:sz w:val="20"/>
+                <w:szCs w:val="20"/>
+                <w:b w:val="1"/>
+                <w:bCs w:val="1"/>
+              </w:rPr>
+              <w:t xml:space="preserve">Ubicación</w:t>
+            </w:r>
+          </w:p>
+        </w:tc>
+        <w:tc>
+          <w:tcPr>
+            <w:tcW w:w="2800" w:type="dxa"/>
+            <w:shd w:val="clear" w:fill="2E75B6"/>
+            <w:noWrap/>
+          </w:tcPr>
+          <w:p>
+            <w:pPr/>
+            <w:r>
+              <w:rPr>
+                <w:color w:val="FFFFFF"/>
+                <w:sz w:val="20"/>
+                <w:szCs w:val="20"/>
+                <w:b w:val="1"/>
+                <w:bCs w:val="1"/>
+              </w:rPr>
+              <w:t xml:space="preserve">Qué hace</w:t>
+            </w:r>
+          </w:p>
+        </w:tc>
+        <w:tc>
+          <w:tcPr>
+            <w:tcW w:w="2800" w:type="dxa"/>
+            <w:shd w:val="clear" w:fill="2E75B6"/>
+            <w:noWrap/>
+          </w:tcPr>
+          <w:p>
+            <w:pPr/>
+            <w:r>
+              <w:rPr>
+                <w:color w:val="FFFFFF"/>
+                <w:sz w:val="20"/>
+                <w:szCs w:val="20"/>
+                <w:b w:val="1"/>
+                <w:bCs w:val="1"/>
+              </w:rPr>
+              <w:t xml:space="preserve">Permiso</w:t>
+            </w:r>
+          </w:p>
+        </w:tc>
+      </w:tr>
+      <w:tr>
+        <w:trPr/>
+        <w:tc>
+          <w:tcPr>
+            <w:tcW w:w="2800" w:type="dxa"/>
+            <w:noWrap/>
+          </w:tcPr>
+          <w:p>
+            <w:pPr/>
+            <w:r>
+              <w:rPr>
+                <w:sz w:val="20"/>
+                <w:szCs w:val="20"/>
+              </w:rPr>
+              <w:t xml:space="preserve">Datos principales / Historia / Archivos / Árbol / Presupuestos</w:t>
+            </w:r>
+          </w:p>
+        </w:tc>
+        <w:tc>
+          <w:tcPr>
+            <w:tcW w:w="2800" w:type="dxa"/>
+            <w:noWrap/>
+          </w:tcPr>
+          <w:p>
+            <w:pPr/>
+            <w:r>
+              <w:rPr>
+                <w:sz w:val="20"/>
+                <w:szCs w:val="20"/>
+              </w:rPr>
+              <w:t xml:space="preserve">Botones de solapa bajo el título</w:t>
+            </w:r>
+          </w:p>
+        </w:tc>
+        <w:tc>
+          <w:tcPr>
+            <w:tcW w:w="2800" w:type="dxa"/>
+            <w:noWrap/>
+          </w:tcPr>
+          <w:p>
+            <w:pPr/>
+            <w:r>
+              <w:rPr>
+                <w:sz w:val="20"/>
+                <w:szCs w:val="20"/>
+              </w:rPr>
+              <w:t xml:space="preserve">Cambia la vista del formulario sin salir de la pantalla.</w:t>
+            </w:r>
+          </w:p>
+        </w:tc>
+        <w:tc>
+          <w:tcPr>
+            <w:tcW w:w="2800" w:type="dxa"/>
+            <w:noWrap/>
+          </w:tcPr>
+          <w:p>
+            <w:pPr/>
+            <w:r>
+              <w:rPr>
+                <w:sz w:val="20"/>
+                <w:szCs w:val="20"/>
+              </w:rPr>
+              <w:t xml:space="preserve">editar-requisicion</w:t>
+            </w:r>
+          </w:p>
+        </w:tc>
+      </w:tr>
+      <w:tr>
+        <w:trPr/>
+        <w:tc>
+          <w:tcPr>
+            <w:tcW w:w="2800" w:type="dxa"/>
+            <w:noWrap/>
+          </w:tcPr>
+          <w:p>
+            <w:pPr/>
+            <w:r>
+              <w:rPr>
+                <w:sz w:val="20"/>
+                <w:szCs w:val="20"/>
+              </w:rPr>
+              <w:t xml:space="preserve">PDF requisición</w:t>
+            </w:r>
+          </w:p>
+        </w:tc>
+        <w:tc>
+          <w:tcPr>
+            <w:tcW w:w="2800" w:type="dxa"/>
+            <w:noWrap/>
+          </w:tcPr>
+          <w:p>
+            <w:pPr/>
+            <w:r>
+              <w:rPr>
+                <w:sz w:val="20"/>
+                <w:szCs w:val="20"/>
+              </w:rPr>
+              <w:t xml:space="preserve">Barra superior</w:t>
+            </w:r>
+          </w:p>
+        </w:tc>
+        <w:tc>
+          <w:tcPr>
+            <w:tcW w:w="2800" w:type="dxa"/>
+            <w:noWrap/>
+          </w:tcPr>
+          <w:p>
+            <w:pPr/>
+            <w:r>
+              <w:rPr>
+                <w:sz w:val="20"/>
+                <w:szCs w:val="20"/>
+              </w:rPr>
+              <w:t xml:space="preserve">Imprime la requisición completa.</w:t>
+            </w:r>
+          </w:p>
+        </w:tc>
+        <w:tc>
+          <w:tcPr>
+            <w:tcW w:w="2800" w:type="dxa"/>
+            <w:noWrap/>
+          </w:tcPr>
+          <w:p>
+            <w:pPr/>
+            <w:r>
+              <w:rPr>
+                <w:sz w:val="20"/>
+                <w:szCs w:val="20"/>
+              </w:rPr>
+              <w:t xml:space="preserve">listar-requisicion o editar-requisicion</w:t>
+            </w:r>
+          </w:p>
+        </w:tc>
+      </w:tr>
+      <w:tr>
+        <w:trPr/>
+        <w:tc>
+          <w:tcPr>
+            <w:tcW w:w="2800" w:type="dxa"/>
+            <w:noWrap/>
+          </w:tcPr>
+          <w:p>
+            <w:pPr/>
+            <w:r>
+              <w:rPr>
+                <w:sz w:val="20"/>
+                <w:szCs w:val="20"/>
+              </w:rPr>
+              <w:t xml:space="preserve">Wizard múltiples OC</w:t>
+            </w:r>
+          </w:p>
+        </w:tc>
+        <w:tc>
+          <w:tcPr>
+            <w:tcW w:w="2800" w:type="dxa"/>
+            <w:noWrap/>
+          </w:tcPr>
+          <w:p>
+            <w:pPr/>
+            <w:r>
+              <w:rPr>
+                <w:sz w:val="20"/>
+                <w:szCs w:val="20"/>
+              </w:rPr>
+              <w:t xml:space="preserve">Barra superior (verde)</w:t>
+            </w:r>
+          </w:p>
+        </w:tc>
+        <w:tc>
+          <w:tcPr>
+            <w:tcW w:w="2800" w:type="dxa"/>
+            <w:noWrap/>
+          </w:tcPr>
+          <w:p>
+            <w:pPr/>
+            <w:r>
+              <w:rPr>
+                <w:sz w:val="20"/>
+                <w:szCs w:val="20"/>
+              </w:rPr>
+              <w:t xml:space="preserve">Genera órdenes de compra desde requisición aprobada.</w:t>
+            </w:r>
+          </w:p>
+        </w:tc>
+        <w:tc>
+          <w:tcPr>
+            <w:tcW w:w="2800" w:type="dxa"/>
+            <w:noWrap/>
+          </w:tcPr>
+          <w:p>
+            <w:pPr/>
+            <w:r>
+              <w:rPr>
+                <w:sz w:val="20"/>
+                <w:szCs w:val="20"/>
+              </w:rPr>
+              <w:t xml:space="preserve">crear-ordencompra</w:t>
+            </w:r>
+          </w:p>
+        </w:tc>
+      </w:tr>
+      <w:tr>
+        <w:trPr/>
+        <w:tc>
+          <w:tcPr>
+            <w:tcW w:w="2800" w:type="dxa"/>
+            <w:noWrap/>
+          </w:tcPr>
+          <w:p>
+            <w:pPr/>
+            <w:r>
+              <w:rPr>
+                <w:sz w:val="20"/>
+                <w:szCs w:val="20"/>
+              </w:rPr>
+              <w:t xml:space="preserve">Enviar al árbol</w:t>
+            </w:r>
+          </w:p>
+        </w:tc>
+        <w:tc>
+          <w:tcPr>
+            <w:tcW w:w="2800" w:type="dxa"/>
+            <w:noWrap/>
+          </w:tcPr>
+          <w:p>
+            <w:pPr/>
+            <w:r>
+              <w:rPr>
+                <w:sz w:val="20"/>
+                <w:szCs w:val="20"/>
+              </w:rPr>
+              <w:t xml:space="preserve">Barra superior</w:t>
+            </w:r>
+          </w:p>
+        </w:tc>
+        <w:tc>
+          <w:tcPr>
+            <w:tcW w:w="2800" w:type="dxa"/>
+            <w:noWrap/>
+          </w:tcPr>
+          <w:p>
+            <w:pPr/>
+            <w:r>
+              <w:rPr>
+                <w:sz w:val="20"/>
+                <w:szCs w:val="20"/>
+              </w:rPr>
+              <w:t xml:space="preserve">Inicia aprobación cuando el estado es EN COMPRAS.</w:t>
+            </w:r>
+          </w:p>
+        </w:tc>
+        <w:tc>
+          <w:tcPr>
+            <w:tcW w:w="2800" w:type="dxa"/>
+            <w:noWrap/>
+          </w:tcPr>
+          <w:p>
+            <w:pPr/>
+            <w:r>
+              <w:rPr>
+                <w:sz w:val="20"/>
+                <w:szCs w:val="20"/>
+              </w:rPr>
+              <w:t xml:space="preserve">editar-requisicion</w:t>
+            </w:r>
+          </w:p>
+        </w:tc>
+      </w:tr>
+      <w:tr>
+        <w:trPr/>
+        <w:tc>
+          <w:tcPr>
+            <w:tcW w:w="2800" w:type="dxa"/>
+            <w:noWrap/>
+          </w:tcPr>
+          <w:p>
+            <w:pPr/>
+            <w:r>
+              <w:rPr>
+                <w:sz w:val="20"/>
+                <w:szCs w:val="20"/>
+              </w:rPr>
+              <w:t xml:space="preserve">+ Agregar renglón</w:t>
+            </w:r>
+          </w:p>
+        </w:tc>
+        <w:tc>
+          <w:tcPr>
+            <w:tcW w:w="2800" w:type="dxa"/>
+            <w:noWrap/>
+          </w:tcPr>
+          <w:p>
+            <w:pPr/>
+            <w:r>
+              <w:rPr>
+                <w:sz w:val="20"/>
+                <w:szCs w:val="20"/>
+              </w:rPr>
+              <w:t xml:space="preserve">Grilla de líneas</w:t>
+            </w:r>
+          </w:p>
+        </w:tc>
+        <w:tc>
+          <w:tcPr>
+            <w:tcW w:w="2800" w:type="dxa"/>
+            <w:noWrap/>
+          </w:tcPr>
+          <w:p>
+            <w:pPr/>
+            <w:r>
+              <w:rPr>
+                <w:sz w:val="20"/>
+                <w:szCs w:val="20"/>
+              </w:rPr>
+              <w:t xml:space="preserve">Añade artículo, cantidad, precio, partida/CAPEX, fecha entrega.</w:t>
+            </w:r>
+          </w:p>
+        </w:tc>
+        <w:tc>
+          <w:tcPr>
+            <w:tcW w:w="2800" w:type="dxa"/>
+            <w:noWrap/>
+          </w:tcPr>
+          <w:p>
+            <w:pPr/>
+            <w:r>
+              <w:rPr>
+                <w:sz w:val="20"/>
+                <w:szCs w:val="20"/>
+              </w:rPr>
+              <w:t xml:space="preserve">editar-requisicion</w:t>
+            </w:r>
+          </w:p>
+        </w:tc>
+      </w:tr>
+      <w:tr>
+        <w:trPr/>
+        <w:tc>
+          <w:tcPr>
+            <w:tcW w:w="2800" w:type="dxa"/>
+            <w:noWrap/>
+          </w:tcPr>
+          <w:p>
+            <w:pPr/>
+            <w:r>
+              <w:rPr>
+                <w:sz w:val="20"/>
+                <w:szCs w:val="20"/>
+              </w:rPr>
+              <w:t xml:space="preserve">Consulta partida / CAPEX</w:t>
+            </w:r>
+          </w:p>
+        </w:tc>
+        <w:tc>
+          <w:tcPr>
+            <w:tcW w:w="2800" w:type="dxa"/>
+            <w:noWrap/>
+          </w:tcPr>
+          <w:p>
+            <w:pPr/>
+            <w:r>
+              <w:rPr>
+                <w:sz w:val="20"/>
+                <w:szCs w:val="20"/>
+              </w:rPr>
+              <w:t xml:space="preserve">Por línea (íconos en grilla)</w:t>
+            </w:r>
+          </w:p>
+        </w:tc>
+        <w:tc>
+          <w:tcPr>
+            <w:tcW w:w="2800" w:type="dxa"/>
+            <w:noWrap/>
+          </w:tcPr>
+          <w:p>
+            <w:pPr/>
+            <w:r>
+              <w:rPr>
+                <w:sz w:val="20"/>
+                <w:szCs w:val="20"/>
+              </w:rPr>
+              <w:t xml:space="preserve">Busca partida de gasto o CAPEX desde último presupuesto.</w:t>
+            </w:r>
+          </w:p>
+        </w:tc>
+        <w:tc>
+          <w:tcPr>
+            <w:tcW w:w="2800" w:type="dxa"/>
+            <w:noWrap/>
+          </w:tcPr>
+          <w:p>
+            <w:pPr/>
+            <w:r>
+              <w:rPr>
+                <w:sz w:val="20"/>
+                <w:szCs w:val="20"/>
+              </w:rPr>
+              <w:t xml:space="preserve">editar-requisicion</w:t>
+            </w:r>
+          </w:p>
+        </w:tc>
+      </w:tr>
+      <w:tr>
+        <w:trPr/>
+        <w:tc>
+          <w:tcPr>
+            <w:tcW w:w="2800" w:type="dxa"/>
+            <w:noWrap/>
+          </w:tcPr>
+          <w:p>
+            <w:pPr/>
+            <w:r>
+              <w:rPr>
+                <w:sz w:val="20"/>
+                <w:szCs w:val="20"/>
+              </w:rPr>
+              <w:t xml:space="preserve">Nuevo presupuesto</w:t>
+            </w:r>
+          </w:p>
+        </w:tc>
+        <w:tc>
+          <w:tcPr>
+            <w:tcW w:w="2800" w:type="dxa"/>
+            <w:noWrap/>
+          </w:tcPr>
+          <w:p>
+            <w:pPr/>
+            <w:r>
+              <w:rPr>
+                <w:sz w:val="20"/>
+                <w:szCs w:val="20"/>
+              </w:rPr>
+              <w:t xml:space="preserve">Solapa Presupuestos → pie</w:t>
+            </w:r>
+          </w:p>
+        </w:tc>
+        <w:tc>
+          <w:tcPr>
+            <w:tcW w:w="2800" w:type="dxa"/>
+            <w:noWrap/>
+          </w:tcPr>
+          <w:p>
+            <w:pPr/>
+            <w:r>
+              <w:rPr>
+                <w:sz w:val="20"/>
+                <w:szCs w:val="20"/>
+              </w:rPr>
+              <w:t xml:space="preserve">Alta de cotización de proveedor con precios por línea y adjuntos.</w:t>
+            </w:r>
+          </w:p>
+        </w:tc>
+        <w:tc>
+          <w:tcPr>
+            <w:tcW w:w="2800" w:type="dxa"/>
+            <w:noWrap/>
+          </w:tcPr>
+          <w:p>
+            <w:pPr/>
+            <w:r>
+              <w:rPr>
+                <w:sz w:val="20"/>
+                <w:szCs w:val="20"/>
+              </w:rPr>
+              <w:t xml:space="preserve">editar-requisicion</w:t>
+            </w:r>
+          </w:p>
+        </w:tc>
+      </w:tr>
+    </w:tbl>
     <w:p/>
     <w:p>
       <w:pPr/>
@@ -2891,7 +6968,7 @@
       </w:pPr>
       <w:r>
         <w:pict>
-          <v:shape type="#_x0000_t75" stroked="f" style="width:450pt; height:195.65217391304pt; margin-left:0pt; margin-top:0pt; mso-position-horizontal:left; mso-position-vertical:top; mso-position-horizontal-relative:char; mso-position-vertical-relative:line;">
+          <v:shape type="#_x0000_t75" stroked="f" style="width:450pt; height:281.25pt; margin-left:0pt; margin-top:0pt; mso-position-horizontal:left; mso-position-vertical:top; mso-position-horizontal-relative:char; mso-position-vertical-relative:line;">
             <w10:wrap type="inline"/>
             <v:imagedata r:id="rId12" o:title=""/>
           </v:shape>
@@ -2916,6 +6993,35 @@
     <w:p/>
     <w:p>
       <w:pPr>
+        <w:jc w:val="center"/>
+      </w:pPr>
+      <w:r>
+        <w:pict>
+          <v:shape type="#_x0000_t75" stroked="f" style="width:450pt; height:281.25pt; margin-left:0pt; margin-top:0pt; mso-position-horizontal:left; mso-position-vertical:top; mso-position-horizontal-relative:char; mso-position-vertical-relative:line;">
+            <w10:wrap type="inline"/>
+            <v:imagedata r:id="rId12" o:title=""/>
+          </v:shape>
+        </w:pict>
+      </w:r>
+    </w:p>
+    <w:p>
+      <w:pPr>
+        <w:jc w:val="center"/>
+      </w:pPr>
+      <w:r>
+        <w:rPr>
+          <w:color w:val="666666"/>
+          <w:sz w:val="18"/>
+          <w:szCs w:val="18"/>
+          <w:i w:val="1"/>
+          <w:iCs w:val="1"/>
+        </w:rPr>
+        <w:t xml:space="preserve">Presupuestos en requisición</w:t>
+      </w:r>
+    </w:p>
+    <w:p/>
+    <w:p>
+      <w:pPr>
         <w:jc w:val="both"/>
         <w:spacing w:after="120"/>
       </w:pPr>
@@ -3125,6 +7231,1525 @@
         <w:t xml:space="preserve">Visualización externa: compras/ordencompra/visualizar/{id}/{hash}.</w:t>
       </w:r>
     </w:p>
+    <w:p/>
+    <w:p>
+      <w:pPr/>
+      <w:r>
+        <w:rPr>
+          <w:color w:val="2E75B6"/>
+          <w:sz w:val="22"/>
+          <w:szCs w:val="22"/>
+          <w:b w:val="1"/>
+          <w:bCs w:val="1"/>
+        </w:rPr>
+        <w:t xml:space="preserve">Listado de órdenes de compra</w:t>
+      </w:r>
+    </w:p>
+    <w:tbl>
+      <w:tblGrid>
+        <w:gridCol w:w="2800" w:type="dxa"/>
+        <w:gridCol w:w="2800" w:type="dxa"/>
+        <w:gridCol w:w="2800" w:type="dxa"/>
+        <w:gridCol w:w="2800" w:type="dxa"/>
+      </w:tblGrid>
+      <w:tblPr>
+        <w:tblW w:w="0" w:type="auto"/>
+        <w:tblLayout w:type="autofit"/>
+        <w:tblCellMar>
+          <w:top w:w="80" w:type="dxa"/>
+          <w:left w:w="80" w:type="dxa"/>
+          <w:right w:w="80" w:type="dxa"/>
+          <w:bottom w:w="80" w:type="dxa"/>
+        </w:tblCellMar>
+        <w:tblBorders>
+          <w:top w:val="single" w:sz="6" w:color="AAAAAA"/>
+          <w:left w:val="single" w:sz="6" w:color="AAAAAA"/>
+          <w:right w:val="single" w:sz="6" w:color="AAAAAA"/>
+          <w:bottom w:val="single" w:sz="6" w:color="AAAAAA"/>
+          <w:insideH w:val="single" w:sz="6" w:color="AAAAAA"/>
+          <w:insideV w:val="single" w:sz="6" w:color="AAAAAA"/>
+        </w:tblBorders>
+      </w:tblPr>
+      <w:tr>
+        <w:trPr/>
+        <w:tc>
+          <w:tcPr>
+            <w:tcW w:w="2800" w:type="dxa"/>
+            <w:shd w:val="clear" w:fill="2E75B6"/>
+            <w:noWrap/>
+          </w:tcPr>
+          <w:p>
+            <w:pPr/>
+            <w:r>
+              <w:rPr>
+                <w:color w:val="FFFFFF"/>
+                <w:sz w:val="20"/>
+                <w:szCs w:val="20"/>
+                <w:b w:val="1"/>
+                <w:bCs w:val="1"/>
+              </w:rPr>
+              <w:t xml:space="preserve">Herramienta</w:t>
+            </w:r>
+          </w:p>
+        </w:tc>
+        <w:tc>
+          <w:tcPr>
+            <w:tcW w:w="2800" w:type="dxa"/>
+            <w:shd w:val="clear" w:fill="2E75B6"/>
+            <w:noWrap/>
+          </w:tcPr>
+          <w:p>
+            <w:pPr/>
+            <w:r>
+              <w:rPr>
+                <w:color w:val="FFFFFF"/>
+                <w:sz w:val="20"/>
+                <w:szCs w:val="20"/>
+                <w:b w:val="1"/>
+                <w:bCs w:val="1"/>
+              </w:rPr>
+              <w:t xml:space="preserve">Ubicación</w:t>
+            </w:r>
+          </w:p>
+        </w:tc>
+        <w:tc>
+          <w:tcPr>
+            <w:tcW w:w="2800" w:type="dxa"/>
+            <w:shd w:val="clear" w:fill="2E75B6"/>
+            <w:noWrap/>
+          </w:tcPr>
+          <w:p>
+            <w:pPr/>
+            <w:r>
+              <w:rPr>
+                <w:color w:val="FFFFFF"/>
+                <w:sz w:val="20"/>
+                <w:szCs w:val="20"/>
+                <w:b w:val="1"/>
+                <w:bCs w:val="1"/>
+              </w:rPr>
+              <w:t xml:space="preserve">Qué hace</w:t>
+            </w:r>
+          </w:p>
+        </w:tc>
+        <w:tc>
+          <w:tcPr>
+            <w:tcW w:w="2800" w:type="dxa"/>
+            <w:shd w:val="clear" w:fill="2E75B6"/>
+            <w:noWrap/>
+          </w:tcPr>
+          <w:p>
+            <w:pPr/>
+            <w:r>
+              <w:rPr>
+                <w:color w:val="FFFFFF"/>
+                <w:sz w:val="20"/>
+                <w:szCs w:val="20"/>
+                <w:b w:val="1"/>
+                <w:bCs w:val="1"/>
+              </w:rPr>
+              <w:t xml:space="preserve">Permiso</w:t>
+            </w:r>
+          </w:p>
+        </w:tc>
+      </w:tr>
+      <w:tr>
+        <w:trPr/>
+        <w:tc>
+          <w:tcPr>
+            <w:tcW w:w="2800" w:type="dxa"/>
+            <w:noWrap/>
+          </w:tcPr>
+          <w:p>
+            <w:pPr/>
+            <w:r>
+              <w:rPr>
+                <w:sz w:val="20"/>
+                <w:szCs w:val="20"/>
+              </w:rPr>
+              <w:t xml:space="preserve">Manual</w:t>
+            </w:r>
+          </w:p>
+        </w:tc>
+        <w:tc>
+          <w:tcPr>
+            <w:tcW w:w="2800" w:type="dxa"/>
+            <w:noWrap/>
+          </w:tcPr>
+          <w:p>
+            <w:pPr/>
+            <w:r>
+              <w:rPr>
+                <w:sz w:val="20"/>
+                <w:szCs w:val="20"/>
+              </w:rPr>
+              <w:t xml:space="preserve">Esquina superior derecha (ícono libro)</w:t>
+            </w:r>
+          </w:p>
+        </w:tc>
+        <w:tc>
+          <w:tcPr>
+            <w:tcW w:w="2800" w:type="dxa"/>
+            <w:noWrap/>
+          </w:tcPr>
+          <w:p>
+            <w:pPr/>
+            <w:r>
+              <w:rPr>
+                <w:sz w:val="20"/>
+                <w:szCs w:val="20"/>
+              </w:rPr>
+              <w:t xml:space="preserve">Abre este manual de usuario en una pestaña nueva.</w:t>
+            </w:r>
+          </w:p>
+        </w:tc>
+        <w:tc>
+          <w:tcPr>
+            <w:tcW w:w="2800" w:type="dxa"/>
+            <w:noWrap/>
+          </w:tcPr>
+          <w:p>
+            <w:pPr/>
+            <w:r>
+              <w:rPr>
+                <w:sz w:val="20"/>
+                <w:szCs w:val="20"/>
+              </w:rPr>
+              <w:t xml:space="preserve">Usuario autenticado con acceso al módulo</w:t>
+            </w:r>
+          </w:p>
+        </w:tc>
+      </w:tr>
+      <w:tr>
+        <w:trPr/>
+        <w:tc>
+          <w:tcPr>
+            <w:tcW w:w="2800" w:type="dxa"/>
+            <w:noWrap/>
+          </w:tcPr>
+          <w:p>
+            <w:pPr/>
+            <w:r>
+              <w:rPr>
+                <w:sz w:val="20"/>
+                <w:szCs w:val="20"/>
+              </w:rPr>
+              <w:t xml:space="preserve">Nuevo registro</w:t>
+            </w:r>
+          </w:p>
+        </w:tc>
+        <w:tc>
+          <w:tcPr>
+            <w:tcW w:w="2800" w:type="dxa"/>
+            <w:noWrap/>
+          </w:tcPr>
+          <w:p>
+            <w:pPr/>
+            <w:r>
+              <w:rPr>
+                <w:sz w:val="20"/>
+                <w:szCs w:val="20"/>
+              </w:rPr>
+              <w:t xml:space="preserve">Barra superior de la tarjeta (card-header)</w:t>
+            </w:r>
+          </w:p>
+        </w:tc>
+        <w:tc>
+          <w:tcPr>
+            <w:tcW w:w="2800" w:type="dxa"/>
+            <w:noWrap/>
+          </w:tcPr>
+          <w:p>
+            <w:pPr/>
+            <w:r>
+              <w:rPr>
+                <w:sz w:val="20"/>
+                <w:szCs w:val="20"/>
+              </w:rPr>
+              <w:t xml:space="preserve">Abre el formulario de alta del recurso.</w:t>
+            </w:r>
+          </w:p>
+        </w:tc>
+        <w:tc>
+          <w:tcPr>
+            <w:tcW w:w="2800" w:type="dxa"/>
+            <w:noWrap/>
+          </w:tcPr>
+          <w:p>
+            <w:pPr/>
+            <w:r>
+              <w:rPr>
+                <w:sz w:val="20"/>
+                <w:szCs w:val="20"/>
+              </w:rPr>
+              <w:t xml:space="preserve">Permiso crear-* del recurso</w:t>
+            </w:r>
+          </w:p>
+        </w:tc>
+      </w:tr>
+      <w:tr>
+        <w:trPr/>
+        <w:tc>
+          <w:tcPr>
+            <w:tcW w:w="2800" w:type="dxa"/>
+            <w:noWrap/>
+          </w:tcPr>
+          <w:p>
+            <w:pPr/>
+            <w:r>
+              <w:rPr>
+                <w:sz w:val="20"/>
+                <w:szCs w:val="20"/>
+              </w:rPr>
+              <w:t xml:space="preserve">Búsqueda</w:t>
+            </w:r>
+          </w:p>
+        </w:tc>
+        <w:tc>
+          <w:tcPr>
+            <w:tcW w:w="2800" w:type="dxa"/>
+            <w:noWrap/>
+          </w:tcPr>
+          <w:p>
+            <w:pPr/>
+            <w:r>
+              <w:rPr>
+                <w:sz w:val="20"/>
+                <w:szCs w:val="20"/>
+              </w:rPr>
+              <w:t xml:space="preserve">Campo de texto + lupa a la derecha del título</w:t>
+            </w:r>
+          </w:p>
+        </w:tc>
+        <w:tc>
+          <w:tcPr>
+            <w:tcW w:w="2800" w:type="dxa"/>
+            <w:noWrap/>
+          </w:tcPr>
+          <w:p>
+            <w:pPr/>
+            <w:r>
+              <w:rPr>
+                <w:sz w:val="20"/>
+                <w:szCs w:val="20"/>
+              </w:rPr>
+              <w:t xml:space="preserve">Filtra el listado por texto libre (número, nombre, etc.).</w:t>
+            </w:r>
+          </w:p>
+        </w:tc>
+        <w:tc>
+          <w:tcPr>
+            <w:tcW w:w="2800" w:type="dxa"/>
+            <w:noWrap/>
+          </w:tcPr>
+          <w:p>
+            <w:pPr/>
+            <w:r>
+              <w:rPr>
+                <w:sz w:val="20"/>
+                <w:szCs w:val="20"/>
+              </w:rPr>
+              <w:t xml:space="preserve">listar-*</w:t>
+            </w:r>
+          </w:p>
+        </w:tc>
+      </w:tr>
+      <w:tr>
+        <w:trPr/>
+        <w:tc>
+          <w:tcPr>
+            <w:tcW w:w="2800" w:type="dxa"/>
+            <w:noWrap/>
+          </w:tcPr>
+          <w:p>
+            <w:pPr/>
+            <w:r>
+              <w:rPr>
+                <w:sz w:val="20"/>
+                <w:szCs w:val="20"/>
+              </w:rPr>
+              <w:t xml:space="preserve">PDF / Excel / CSV</w:t>
+            </w:r>
+          </w:p>
+        </w:tc>
+        <w:tc>
+          <w:tcPr>
+            <w:tcW w:w="2800" w:type="dxa"/>
+            <w:noWrap/>
+          </w:tcPr>
+          <w:p>
+            <w:pPr/>
+            <w:r>
+              <w:rPr>
+                <w:sz w:val="20"/>
+                <w:szCs w:val="20"/>
+              </w:rPr>
+              <w:t xml:space="preserve">Barra de botones grandes sobre la grilla (btn-app)</w:t>
+            </w:r>
+          </w:p>
+        </w:tc>
+        <w:tc>
+          <w:tcPr>
+            <w:tcW w:w="2800" w:type="dxa"/>
+            <w:noWrap/>
+          </w:tcPr>
+          <w:p>
+            <w:pPr/>
+            <w:r>
+              <w:rPr>
+                <w:sz w:val="20"/>
+                <w:szCs w:val="20"/>
+              </w:rPr>
+              <w:t xml:space="preserve">Exporta el listado actual (respeta el filtro de búsqueda) al formato elegido.</w:t>
+            </w:r>
+          </w:p>
+        </w:tc>
+        <w:tc>
+          <w:tcPr>
+            <w:tcW w:w="2800" w:type="dxa"/>
+            <w:noWrap/>
+          </w:tcPr>
+          <w:p>
+            <w:pPr/>
+            <w:r>
+              <w:rPr>
+                <w:sz w:val="20"/>
+                <w:szCs w:val="20"/>
+              </w:rPr>
+              <w:t xml:space="preserve">listar-*</w:t>
+            </w:r>
+          </w:p>
+        </w:tc>
+      </w:tr>
+      <w:tr>
+        <w:trPr/>
+        <w:tc>
+          <w:tcPr>
+            <w:tcW w:w="2800" w:type="dxa"/>
+            <w:noWrap/>
+          </w:tcPr>
+          <w:p>
+            <w:pPr/>
+            <w:r>
+              <w:rPr>
+                <w:sz w:val="20"/>
+                <w:szCs w:val="20"/>
+              </w:rPr>
+              <w:t xml:space="preserve">Ordenar columnas</w:t>
+            </w:r>
+          </w:p>
+        </w:tc>
+        <w:tc>
+          <w:tcPr>
+            <w:tcW w:w="2800" w:type="dxa"/>
+            <w:noWrap/>
+          </w:tcPr>
+          <w:p>
+            <w:pPr/>
+            <w:r>
+              <w:rPr>
+                <w:sz w:val="20"/>
+                <w:szCs w:val="20"/>
+              </w:rPr>
+              <w:t xml:space="preserve">Encabezados de la grilla</w:t>
+            </w:r>
+          </w:p>
+        </w:tc>
+        <w:tc>
+          <w:tcPr>
+            <w:tcW w:w="2800" w:type="dxa"/>
+            <w:noWrap/>
+          </w:tcPr>
+          <w:p>
+            <w:pPr/>
+            <w:r>
+              <w:rPr>
+                <w:sz w:val="20"/>
+                <w:szCs w:val="20"/>
+              </w:rPr>
+              <w:t xml:space="preserve">Clic en el título de columna para ordenar ascendente/descendente (DataTables).</w:t>
+            </w:r>
+          </w:p>
+        </w:tc>
+        <w:tc>
+          <w:tcPr>
+            <w:tcW w:w="2800" w:type="dxa"/>
+            <w:noWrap/>
+          </w:tcPr>
+          <w:p>
+            <w:pPr/>
+            <w:r>
+              <w:rPr>
+                <w:sz w:val="20"/>
+                <w:szCs w:val="20"/>
+              </w:rPr>
+              <w:t xml:space="preserve">listar-*</w:t>
+            </w:r>
+          </w:p>
+        </w:tc>
+      </w:tr>
+      <w:tr>
+        <w:trPr/>
+        <w:tc>
+          <w:tcPr>
+            <w:tcW w:w="2800" w:type="dxa"/>
+            <w:noWrap/>
+          </w:tcPr>
+          <w:p>
+            <w:pPr/>
+            <w:r>
+              <w:rPr>
+                <w:sz w:val="20"/>
+                <w:szCs w:val="20"/>
+              </w:rPr>
+              <w:t xml:space="preserve">Paginación</w:t>
+            </w:r>
+          </w:p>
+        </w:tc>
+        <w:tc>
+          <w:tcPr>
+            <w:tcW w:w="2800" w:type="dxa"/>
+            <w:noWrap/>
+          </w:tcPr>
+          <w:p>
+            <w:pPr/>
+            <w:r>
+              <w:rPr>
+                <w:sz w:val="20"/>
+                <w:szCs w:val="20"/>
+              </w:rPr>
+              <w:t xml:space="preserve">Pie de la tarjeta</w:t>
+            </w:r>
+          </w:p>
+        </w:tc>
+        <w:tc>
+          <w:tcPr>
+            <w:tcW w:w="2800" w:type="dxa"/>
+            <w:noWrap/>
+          </w:tcPr>
+          <w:p>
+            <w:pPr/>
+            <w:r>
+              <w:rPr>
+                <w:sz w:val="20"/>
+                <w:szCs w:val="20"/>
+              </w:rPr>
+              <w:t xml:space="preserve">Navega entre páginas de resultados.</w:t>
+            </w:r>
+          </w:p>
+        </w:tc>
+        <w:tc>
+          <w:tcPr>
+            <w:tcW w:w="2800" w:type="dxa"/>
+            <w:noWrap/>
+          </w:tcPr>
+          <w:p>
+            <w:pPr/>
+            <w:r>
+              <w:rPr>
+                <w:sz w:val="20"/>
+                <w:szCs w:val="20"/>
+              </w:rPr>
+              <w:t xml:space="preserve">listar-*</w:t>
+            </w:r>
+          </w:p>
+        </w:tc>
+      </w:tr>
+      <w:tr>
+        <w:trPr/>
+        <w:tc>
+          <w:tcPr>
+            <w:tcW w:w="2800" w:type="dxa"/>
+            <w:noWrap/>
+          </w:tcPr>
+          <w:p>
+            <w:pPr/>
+            <w:r>
+              <w:rPr>
+                <w:sz w:val="20"/>
+                <w:szCs w:val="20"/>
+              </w:rPr>
+              <w:t xml:space="preserve">Editar</w:t>
+            </w:r>
+          </w:p>
+        </w:tc>
+        <w:tc>
+          <w:tcPr>
+            <w:tcW w:w="2800" w:type="dxa"/>
+            <w:noWrap/>
+          </w:tcPr>
+          <w:p>
+            <w:pPr/>
+            <w:r>
+              <w:rPr>
+                <w:sz w:val="20"/>
+                <w:szCs w:val="20"/>
+              </w:rPr>
+              <w:t xml:space="preserve">Columna derecha de cada fila en la grilla</w:t>
+            </w:r>
+          </w:p>
+        </w:tc>
+        <w:tc>
+          <w:tcPr>
+            <w:tcW w:w="2800" w:type="dxa"/>
+            <w:noWrap/>
+          </w:tcPr>
+          <w:p>
+            <w:pPr/>
+            <w:r>
+              <w:rPr>
+                <w:sz w:val="20"/>
+                <w:szCs w:val="20"/>
+              </w:rPr>
+              <w:t xml:space="preserve">Formulario completo de la OC.</w:t>
+            </w:r>
+          </w:p>
+        </w:tc>
+        <w:tc>
+          <w:tcPr>
+            <w:tcW w:w="2800" w:type="dxa"/>
+            <w:noWrap/>
+          </w:tcPr>
+          <w:p>
+            <w:pPr/>
+            <w:r>
+              <w:rPr>
+                <w:sz w:val="20"/>
+                <w:szCs w:val="20"/>
+              </w:rPr>
+              <w:t xml:space="preserve">editar-ordencompra</w:t>
+            </w:r>
+          </w:p>
+        </w:tc>
+      </w:tr>
+      <w:tr>
+        <w:trPr/>
+        <w:tc>
+          <w:tcPr>
+            <w:tcW w:w="2800" w:type="dxa"/>
+            <w:noWrap/>
+          </w:tcPr>
+          <w:p>
+            <w:pPr/>
+            <w:r>
+              <w:rPr>
+                <w:sz w:val="20"/>
+                <w:szCs w:val="20"/>
+              </w:rPr>
+              <w:t xml:space="preserve">Solo consulta</w:t>
+            </w:r>
+          </w:p>
+        </w:tc>
+        <w:tc>
+          <w:tcPr>
+            <w:tcW w:w="2800" w:type="dxa"/>
+            <w:noWrap/>
+          </w:tcPr>
+          <w:p>
+            <w:pPr/>
+            <w:r>
+              <w:rPr>
+                <w:sz w:val="20"/>
+                <w:szCs w:val="20"/>
+              </w:rPr>
+              <w:t xml:space="preserve">Columna derecha de cada fila en la grilla (ojo)</w:t>
+            </w:r>
+          </w:p>
+        </w:tc>
+        <w:tc>
+          <w:tcPr>
+            <w:tcW w:w="2800" w:type="dxa"/>
+            <w:noWrap/>
+          </w:tcPr>
+          <w:p>
+            <w:pPr/>
+            <w:r>
+              <w:rPr>
+                <w:sz w:val="20"/>
+                <w:szCs w:val="20"/>
+              </w:rPr>
+              <w:t xml:space="preserve">Vista de solo lectura.</w:t>
+            </w:r>
+          </w:p>
+        </w:tc>
+        <w:tc>
+          <w:tcPr>
+            <w:tcW w:w="2800" w:type="dxa"/>
+            <w:noWrap/>
+          </w:tcPr>
+          <w:p>
+            <w:pPr/>
+            <w:r>
+              <w:rPr>
+                <w:sz w:val="20"/>
+                <w:szCs w:val="20"/>
+              </w:rPr>
+              <w:t xml:space="preserve">listar-ordencompra</w:t>
+            </w:r>
+          </w:p>
+        </w:tc>
+      </w:tr>
+      <w:tr>
+        <w:trPr/>
+        <w:tc>
+          <w:tcPr>
+            <w:tcW w:w="2800" w:type="dxa"/>
+            <w:noWrap/>
+          </w:tcPr>
+          <w:p>
+            <w:pPr/>
+            <w:r>
+              <w:rPr>
+                <w:sz w:val="20"/>
+                <w:szCs w:val="20"/>
+              </w:rPr>
+              <w:t xml:space="preserve">PDF vertical / PDF apaisado</w:t>
+            </w:r>
+          </w:p>
+        </w:tc>
+        <w:tc>
+          <w:tcPr>
+            <w:tcW w:w="2800" w:type="dxa"/>
+            <w:noWrap/>
+          </w:tcPr>
+          <w:p>
+            <w:pPr/>
+            <w:r>
+              <w:rPr>
+                <w:sz w:val="20"/>
+                <w:szCs w:val="20"/>
+              </w:rPr>
+              <w:t xml:space="preserve">Columna derecha de cada fila en la grilla (impresora / flechas)</w:t>
+            </w:r>
+          </w:p>
+        </w:tc>
+        <w:tc>
+          <w:tcPr>
+            <w:tcW w:w="2800" w:type="dxa"/>
+            <w:noWrap/>
+          </w:tcPr>
+          <w:p>
+            <w:pPr/>
+            <w:r>
+              <w:rPr>
+                <w:sz w:val="20"/>
+                <w:szCs w:val="20"/>
+              </w:rPr>
+              <w:t xml:space="preserve">Impresión en formato retrato o legal apaisado.</w:t>
+            </w:r>
+          </w:p>
+        </w:tc>
+        <w:tc>
+          <w:tcPr>
+            <w:tcW w:w="2800" w:type="dxa"/>
+            <w:noWrap/>
+          </w:tcPr>
+          <w:p>
+            <w:pPr/>
+            <w:r>
+              <w:rPr>
+                <w:sz w:val="20"/>
+                <w:szCs w:val="20"/>
+              </w:rPr>
+              <w:t xml:space="preserve">listar-ordencompra o editar-ordencompra</w:t>
+            </w:r>
+          </w:p>
+        </w:tc>
+      </w:tr>
+      <w:tr>
+        <w:trPr/>
+        <w:tc>
+          <w:tcPr>
+            <w:tcW w:w="2800" w:type="dxa"/>
+            <w:noWrap/>
+          </w:tcPr>
+          <w:p>
+            <w:pPr/>
+            <w:r>
+              <w:rPr>
+                <w:sz w:val="20"/>
+                <w:szCs w:val="20"/>
+              </w:rPr>
+              <w:t xml:space="preserve">Ver requisición</w:t>
+            </w:r>
+          </w:p>
+        </w:tc>
+        <w:tc>
+          <w:tcPr>
+            <w:tcW w:w="2800" w:type="dxa"/>
+            <w:noWrap/>
+          </w:tcPr>
+          <w:p>
+            <w:pPr/>
+            <w:r>
+              <w:rPr>
+                <w:sz w:val="20"/>
+                <w:szCs w:val="20"/>
+              </w:rPr>
+              <w:t xml:space="preserve">Columna derecha de cada fila en la grilla (enlace)</w:t>
+            </w:r>
+          </w:p>
+        </w:tc>
+        <w:tc>
+          <w:tcPr>
+            <w:tcW w:w="2800" w:type="dxa"/>
+            <w:noWrap/>
+          </w:tcPr>
+          <w:p>
+            <w:pPr/>
+            <w:r>
+              <w:rPr>
+                <w:sz w:val="20"/>
+                <w:szCs w:val="20"/>
+              </w:rPr>
+              <w:t xml:space="preserve">Abre la requisición origen en nueva pestaña.</w:t>
+            </w:r>
+          </w:p>
+        </w:tc>
+        <w:tc>
+          <w:tcPr>
+            <w:tcW w:w="2800" w:type="dxa"/>
+            <w:noWrap/>
+          </w:tcPr>
+          <w:p>
+            <w:pPr/>
+            <w:r>
+              <w:rPr>
+                <w:sz w:val="20"/>
+                <w:szCs w:val="20"/>
+              </w:rPr>
+              <w:t xml:space="preserve">listar-requisicion o editar-requisicion</w:t>
+            </w:r>
+          </w:p>
+        </w:tc>
+      </w:tr>
+      <w:tr>
+        <w:trPr/>
+        <w:tc>
+          <w:tcPr>
+            <w:tcW w:w="2800" w:type="dxa"/>
+            <w:noWrap/>
+          </w:tcPr>
+          <w:p>
+            <w:pPr/>
+            <w:r>
+              <w:rPr>
+                <w:sz w:val="20"/>
+                <w:szCs w:val="20"/>
+              </w:rPr>
+              <w:t xml:space="preserve">Cambiar estado</w:t>
+            </w:r>
+          </w:p>
+        </w:tc>
+        <w:tc>
+          <w:tcPr>
+            <w:tcW w:w="2800" w:type="dxa"/>
+            <w:noWrap/>
+          </w:tcPr>
+          <w:p>
+            <w:pPr/>
+            <w:r>
+              <w:rPr>
+                <w:sz w:val="20"/>
+                <w:szCs w:val="20"/>
+              </w:rPr>
+              <w:t xml:space="preserve">Columna derecha de cada fila en la grilla (flechas cruzadas)</w:t>
+            </w:r>
+          </w:p>
+        </w:tc>
+        <w:tc>
+          <w:tcPr>
+            <w:tcW w:w="2800" w:type="dxa"/>
+            <w:noWrap/>
+          </w:tcPr>
+          <w:p>
+            <w:pPr/>
+            <w:r>
+              <w:rPr>
+                <w:sz w:val="20"/>
+                <w:szCs w:val="20"/>
+              </w:rPr>
+              <w:t xml:space="preserve">Modal para nuevo estado y observación.</w:t>
+            </w:r>
+          </w:p>
+        </w:tc>
+        <w:tc>
+          <w:tcPr>
+            <w:tcW w:w="2800" w:type="dxa"/>
+            <w:noWrap/>
+          </w:tcPr>
+          <w:p>
+            <w:pPr/>
+            <w:r>
+              <w:rPr>
+                <w:sz w:val="20"/>
+                <w:szCs w:val="20"/>
+              </w:rPr>
+              <w:t xml:space="preserve">actualizar-ordencompra</w:t>
+            </w:r>
+          </w:p>
+        </w:tc>
+      </w:tr>
+      <w:tr>
+        <w:trPr/>
+        <w:tc>
+          <w:tcPr>
+            <w:tcW w:w="2800" w:type="dxa"/>
+            <w:noWrap/>
+          </w:tcPr>
+          <w:p>
+            <w:pPr/>
+            <w:r>
+              <w:rPr>
+                <w:sz w:val="20"/>
+                <w:szCs w:val="20"/>
+              </w:rPr>
+              <w:t xml:space="preserve">Cambiar sector</w:t>
+            </w:r>
+          </w:p>
+        </w:tc>
+        <w:tc>
+          <w:tcPr>
+            <w:tcW w:w="2800" w:type="dxa"/>
+            <w:noWrap/>
+          </w:tcPr>
+          <w:p>
+            <w:pPr/>
+            <w:r>
+              <w:rPr>
+                <w:sz w:val="20"/>
+                <w:szCs w:val="20"/>
+              </w:rPr>
+              <w:t xml:space="preserve">Columna derecha de cada fila en la grilla (carpeta)</w:t>
+            </w:r>
+          </w:p>
+        </w:tc>
+        <w:tc>
+          <w:tcPr>
+            <w:tcW w:w="2800" w:type="dxa"/>
+            <w:noWrap/>
+          </w:tcPr>
+          <w:p>
+            <w:pPr/>
+            <w:r>
+              <w:rPr>
+                <w:sz w:val="20"/>
+                <w:szCs w:val="20"/>
+              </w:rPr>
+              <w:t xml:space="preserve">Reasigna sector de legajo de compra.</w:t>
+            </w:r>
+          </w:p>
+        </w:tc>
+        <w:tc>
+          <w:tcPr>
+            <w:tcW w:w="2800" w:type="dxa"/>
+            <w:noWrap/>
+          </w:tcPr>
+          <w:p>
+            <w:pPr/>
+            <w:r>
+              <w:rPr>
+                <w:sz w:val="20"/>
+                <w:szCs w:val="20"/>
+              </w:rPr>
+              <w:t xml:space="preserve">actualizar-ordencompra</w:t>
+            </w:r>
+          </w:p>
+        </w:tc>
+      </w:tr>
+      <w:tr>
+        <w:trPr/>
+        <w:tc>
+          <w:tcPr>
+            <w:tcW w:w="2800" w:type="dxa"/>
+            <w:noWrap/>
+          </w:tcPr>
+          <w:p>
+            <w:pPr/>
+            <w:r>
+              <w:rPr>
+                <w:sz w:val="20"/>
+                <w:szCs w:val="20"/>
+              </w:rPr>
+              <w:t xml:space="preserve">Reactivar</w:t>
+            </w:r>
+          </w:p>
+        </w:tc>
+        <w:tc>
+          <w:tcPr>
+            <w:tcW w:w="2800" w:type="dxa"/>
+            <w:noWrap/>
+          </w:tcPr>
+          <w:p>
+            <w:pPr/>
+            <w:r>
+              <w:rPr>
+                <w:sz w:val="20"/>
+                <w:szCs w:val="20"/>
+              </w:rPr>
+              <w:t xml:space="preserve">Columna derecha de cada fila en la grilla (deshacer)</w:t>
+            </w:r>
+          </w:p>
+        </w:tc>
+        <w:tc>
+          <w:tcPr>
+            <w:tcW w:w="2800" w:type="dxa"/>
+            <w:noWrap/>
+          </w:tcPr>
+          <w:p>
+            <w:pPr/>
+            <w:r>
+              <w:rPr>
+                <w:sz w:val="20"/>
+                <w:szCs w:val="20"/>
+              </w:rPr>
+              <w:t xml:space="preserve">Pasa de SUSPENDIDA a PENDIENTE.</w:t>
+            </w:r>
+          </w:p>
+        </w:tc>
+        <w:tc>
+          <w:tcPr>
+            <w:tcW w:w="2800" w:type="dxa"/>
+            <w:noWrap/>
+          </w:tcPr>
+          <w:p>
+            <w:pPr/>
+            <w:r>
+              <w:rPr>
+                <w:sz w:val="20"/>
+                <w:szCs w:val="20"/>
+              </w:rPr>
+              <w:t xml:space="preserve">actualizar-ordencompra</w:t>
+            </w:r>
+          </w:p>
+        </w:tc>
+      </w:tr>
+      <w:tr>
+        <w:trPr/>
+        <w:tc>
+          <w:tcPr>
+            <w:tcW w:w="2800" w:type="dxa"/>
+            <w:noWrap/>
+          </w:tcPr>
+          <w:p>
+            <w:pPr/>
+            <w:r>
+              <w:rPr>
+                <w:sz w:val="20"/>
+                <w:szCs w:val="20"/>
+              </w:rPr>
+              <w:t xml:space="preserve">Eliminar</w:t>
+            </w:r>
+          </w:p>
+        </w:tc>
+        <w:tc>
+          <w:tcPr>
+            <w:tcW w:w="2800" w:type="dxa"/>
+            <w:noWrap/>
+          </w:tcPr>
+          <w:p>
+            <w:pPr/>
+            <w:r>
+              <w:rPr>
+                <w:sz w:val="20"/>
+                <w:szCs w:val="20"/>
+              </w:rPr>
+              <w:t xml:space="preserve">Columna derecha de cada fila en la grilla</w:t>
+            </w:r>
+          </w:p>
+        </w:tc>
+        <w:tc>
+          <w:tcPr>
+            <w:tcW w:w="2800" w:type="dxa"/>
+            <w:noWrap/>
+          </w:tcPr>
+          <w:p>
+            <w:pPr/>
+            <w:r>
+              <w:rPr>
+                <w:sz w:val="20"/>
+                <w:szCs w:val="20"/>
+              </w:rPr>
+              <w:t xml:space="preserve">Borrado lógico de la OC.</w:t>
+            </w:r>
+          </w:p>
+        </w:tc>
+        <w:tc>
+          <w:tcPr>
+            <w:tcW w:w="2800" w:type="dxa"/>
+            <w:noWrap/>
+          </w:tcPr>
+          <w:p>
+            <w:pPr/>
+            <w:r>
+              <w:rPr>
+                <w:sz w:val="20"/>
+                <w:szCs w:val="20"/>
+              </w:rPr>
+              <w:t xml:space="preserve">borrar-ordencompra</w:t>
+            </w:r>
+          </w:p>
+        </w:tc>
+      </w:tr>
+    </w:tbl>
+    <w:p/>
+    <w:p>
+      <w:pPr/>
+      <w:r>
+        <w:rPr>
+          <w:color w:val="2E75B6"/>
+          <w:sz w:val="22"/>
+          <w:szCs w:val="22"/>
+          <w:b w:val="1"/>
+          <w:bCs w:val="1"/>
+        </w:rPr>
+        <w:t xml:space="preserve">Formulario de orden de compra</w:t>
+      </w:r>
+    </w:p>
+    <w:tbl>
+      <w:tblGrid>
+        <w:gridCol w:w="2800" w:type="dxa"/>
+        <w:gridCol w:w="2800" w:type="dxa"/>
+        <w:gridCol w:w="2800" w:type="dxa"/>
+        <w:gridCol w:w="2800" w:type="dxa"/>
+      </w:tblGrid>
+      <w:tblPr>
+        <w:tblW w:w="0" w:type="auto"/>
+        <w:tblLayout w:type="autofit"/>
+        <w:tblCellMar>
+          <w:top w:w="80" w:type="dxa"/>
+          <w:left w:w="80" w:type="dxa"/>
+          <w:right w:w="80" w:type="dxa"/>
+          <w:bottom w:w="80" w:type="dxa"/>
+        </w:tblCellMar>
+        <w:tblBorders>
+          <w:top w:val="single" w:sz="6" w:color="AAAAAA"/>
+          <w:left w:val="single" w:sz="6" w:color="AAAAAA"/>
+          <w:right w:val="single" w:sz="6" w:color="AAAAAA"/>
+          <w:bottom w:val="single" w:sz="6" w:color="AAAAAA"/>
+          <w:insideH w:val="single" w:sz="6" w:color="AAAAAA"/>
+          <w:insideV w:val="single" w:sz="6" w:color="AAAAAA"/>
+        </w:tblBorders>
+      </w:tblPr>
+      <w:tr>
+        <w:trPr/>
+        <w:tc>
+          <w:tcPr>
+            <w:tcW w:w="2800" w:type="dxa"/>
+            <w:shd w:val="clear" w:fill="2E75B6"/>
+            <w:noWrap/>
+          </w:tcPr>
+          <w:p>
+            <w:pPr/>
+            <w:r>
+              <w:rPr>
+                <w:color w:val="FFFFFF"/>
+                <w:sz w:val="20"/>
+                <w:szCs w:val="20"/>
+                <w:b w:val="1"/>
+                <w:bCs w:val="1"/>
+              </w:rPr>
+              <w:t xml:space="preserve">Herramienta</w:t>
+            </w:r>
+          </w:p>
+        </w:tc>
+        <w:tc>
+          <w:tcPr>
+            <w:tcW w:w="2800" w:type="dxa"/>
+            <w:shd w:val="clear" w:fill="2E75B6"/>
+            <w:noWrap/>
+          </w:tcPr>
+          <w:p>
+            <w:pPr/>
+            <w:r>
+              <w:rPr>
+                <w:color w:val="FFFFFF"/>
+                <w:sz w:val="20"/>
+                <w:szCs w:val="20"/>
+                <w:b w:val="1"/>
+                <w:bCs w:val="1"/>
+              </w:rPr>
+              <w:t xml:space="preserve">Ubicación</w:t>
+            </w:r>
+          </w:p>
+        </w:tc>
+        <w:tc>
+          <w:tcPr>
+            <w:tcW w:w="2800" w:type="dxa"/>
+            <w:shd w:val="clear" w:fill="2E75B6"/>
+            <w:noWrap/>
+          </w:tcPr>
+          <w:p>
+            <w:pPr/>
+            <w:r>
+              <w:rPr>
+                <w:color w:val="FFFFFF"/>
+                <w:sz w:val="20"/>
+                <w:szCs w:val="20"/>
+                <w:b w:val="1"/>
+                <w:bCs w:val="1"/>
+              </w:rPr>
+              <w:t xml:space="preserve">Qué hace</w:t>
+            </w:r>
+          </w:p>
+        </w:tc>
+        <w:tc>
+          <w:tcPr>
+            <w:tcW w:w="2800" w:type="dxa"/>
+            <w:shd w:val="clear" w:fill="2E75B6"/>
+            <w:noWrap/>
+          </w:tcPr>
+          <w:p>
+            <w:pPr/>
+            <w:r>
+              <w:rPr>
+                <w:color w:val="FFFFFF"/>
+                <w:sz w:val="20"/>
+                <w:szCs w:val="20"/>
+                <w:b w:val="1"/>
+                <w:bCs w:val="1"/>
+              </w:rPr>
+              <w:t xml:space="preserve">Permiso</w:t>
+            </w:r>
+          </w:p>
+        </w:tc>
+      </w:tr>
+      <w:tr>
+        <w:trPr/>
+        <w:tc>
+          <w:tcPr>
+            <w:tcW w:w="2800" w:type="dxa"/>
+            <w:noWrap/>
+          </w:tcPr>
+          <w:p>
+            <w:pPr/>
+            <w:r>
+              <w:rPr>
+                <w:sz w:val="20"/>
+                <w:szCs w:val="20"/>
+              </w:rPr>
+              <w:t xml:space="preserve">Buscar requisición</w:t>
+            </w:r>
+          </w:p>
+        </w:tc>
+        <w:tc>
+          <w:tcPr>
+            <w:tcW w:w="2800" w:type="dxa"/>
+            <w:noWrap/>
+          </w:tcPr>
+          <w:p>
+            <w:pPr/>
+            <w:r>
+              <w:rPr>
+                <w:sz w:val="20"/>
+                <w:szCs w:val="20"/>
+              </w:rPr>
+              <w:t xml:space="preserve">Cabecera</w:t>
+            </w:r>
+          </w:p>
+        </w:tc>
+        <w:tc>
+          <w:tcPr>
+            <w:tcW w:w="2800" w:type="dxa"/>
+            <w:noWrap/>
+          </w:tcPr>
+          <w:p>
+            <w:pPr/>
+            <w:r>
+              <w:rPr>
+                <w:sz w:val="20"/>
+                <w:szCs w:val="20"/>
+              </w:rPr>
+              <w:t xml:space="preserve">Modal para cargar datos desde requisición aprobada.</w:t>
+            </w:r>
+          </w:p>
+        </w:tc>
+        <w:tc>
+          <w:tcPr>
+            <w:tcW w:w="2800" w:type="dxa"/>
+            <w:noWrap/>
+          </w:tcPr>
+          <w:p>
+            <w:pPr/>
+            <w:r>
+              <w:rPr>
+                <w:sz w:val="20"/>
+                <w:szCs w:val="20"/>
+              </w:rPr>
+              <w:t xml:space="preserve">crear-ordencompra / editar-ordencompra</w:t>
+            </w:r>
+          </w:p>
+        </w:tc>
+      </w:tr>
+      <w:tr>
+        <w:trPr/>
+        <w:tc>
+          <w:tcPr>
+            <w:tcW w:w="2800" w:type="dxa"/>
+            <w:noWrap/>
+          </w:tcPr>
+          <w:p>
+            <w:pPr/>
+            <w:r>
+              <w:rPr>
+                <w:sz w:val="20"/>
+                <w:szCs w:val="20"/>
+              </w:rPr>
+              <w:t xml:space="preserve">Consulta proveedor / artículo</w:t>
+            </w:r>
+          </w:p>
+        </w:tc>
+        <w:tc>
+          <w:tcPr>
+            <w:tcW w:w="2800" w:type="dxa"/>
+            <w:noWrap/>
+          </w:tcPr>
+          <w:p>
+            <w:pPr/>
+            <w:r>
+              <w:rPr>
+                <w:sz w:val="20"/>
+                <w:szCs w:val="20"/>
+              </w:rPr>
+              <w:t xml:space="preserve">Cabecera y líneas</w:t>
+            </w:r>
+          </w:p>
+        </w:tc>
+        <w:tc>
+          <w:tcPr>
+            <w:tcW w:w="2800" w:type="dxa"/>
+            <w:noWrap/>
+          </w:tcPr>
+          <w:p>
+            <w:pPr/>
+            <w:r>
+              <w:rPr>
+                <w:sz w:val="20"/>
+                <w:szCs w:val="20"/>
+              </w:rPr>
+              <w:t xml:space="preserve">Selectores modales de maestros.</w:t>
+            </w:r>
+          </w:p>
+        </w:tc>
+        <w:tc>
+          <w:tcPr>
+            <w:tcW w:w="2800" w:type="dxa"/>
+            <w:noWrap/>
+          </w:tcPr>
+          <w:p>
+            <w:pPr/>
+            <w:r>
+              <w:rPr>
+                <w:sz w:val="20"/>
+                <w:szCs w:val="20"/>
+              </w:rPr>
+              <w:t xml:space="preserve">editar-ordencompra</w:t>
+            </w:r>
+          </w:p>
+        </w:tc>
+      </w:tr>
+      <w:tr>
+        <w:trPr/>
+        <w:tc>
+          <w:tcPr>
+            <w:tcW w:w="2800" w:type="dxa"/>
+            <w:noWrap/>
+          </w:tcPr>
+          <w:p>
+            <w:pPr/>
+            <w:r>
+              <w:rPr>
+                <w:sz w:val="20"/>
+                <w:szCs w:val="20"/>
+              </w:rPr>
+              <w:t xml:space="preserve">Origen del precio</w:t>
+            </w:r>
+          </w:p>
+        </w:tc>
+        <w:tc>
+          <w:tcPr>
+            <w:tcW w:w="2800" w:type="dxa"/>
+            <w:noWrap/>
+          </w:tcPr>
+          <w:p>
+            <w:pPr/>
+            <w:r>
+              <w:rPr>
+                <w:sz w:val="20"/>
+                <w:szCs w:val="20"/>
+              </w:rPr>
+              <w:t xml:space="preserve">Por línea</w:t>
+            </w:r>
+          </w:p>
+        </w:tc>
+        <w:tc>
+          <w:tcPr>
+            <w:tcW w:w="2800" w:type="dxa"/>
+            <w:noWrap/>
+          </w:tcPr>
+          <w:p>
+            <w:pPr/>
+            <w:r>
+              <w:rPr>
+                <w:sz w:val="20"/>
+                <w:szCs w:val="20"/>
+              </w:rPr>
+              <w:t xml:space="preserve">Elige precio desde lista proveedor, presupuesto o requisición.</w:t>
+            </w:r>
+          </w:p>
+        </w:tc>
+        <w:tc>
+          <w:tcPr>
+            <w:tcW w:w="2800" w:type="dxa"/>
+            <w:noWrap/>
+          </w:tcPr>
+          <w:p>
+            <w:pPr/>
+            <w:r>
+              <w:rPr>
+                <w:sz w:val="20"/>
+                <w:szCs w:val="20"/>
+              </w:rPr>
+              <w:t xml:space="preserve">editar-ordencompra</w:t>
+            </w:r>
+          </w:p>
+        </w:tc>
+      </w:tr>
+      <w:tr>
+        <w:trPr/>
+        <w:tc>
+          <w:tcPr>
+            <w:tcW w:w="2800" w:type="dxa"/>
+            <w:noWrap/>
+          </w:tcPr>
+          <w:p>
+            <w:pPr/>
+            <w:r>
+              <w:rPr>
+                <w:sz w:val="20"/>
+                <w:szCs w:val="20"/>
+              </w:rPr>
+              <w:t xml:space="preserve">Comprobantes y cuotas</w:t>
+            </w:r>
+          </w:p>
+        </w:tc>
+        <w:tc>
+          <w:tcPr>
+            <w:tcW w:w="2800" w:type="dxa"/>
+            <w:noWrap/>
+          </w:tcPr>
+          <w:p>
+            <w:pPr/>
+            <w:r>
+              <w:rPr>
+                <w:sz w:val="20"/>
+                <w:szCs w:val="20"/>
+              </w:rPr>
+              <w:t xml:space="preserve">Solapa / sección inferior</w:t>
+            </w:r>
+          </w:p>
+        </w:tc>
+        <w:tc>
+          <w:tcPr>
+            <w:tcW w:w="2800" w:type="dxa"/>
+            <w:noWrap/>
+          </w:tcPr>
+          <w:p>
+            <w:pPr/>
+            <w:r>
+              <w:rPr>
+                <w:sz w:val="20"/>
+                <w:szCs w:val="20"/>
+              </w:rPr>
+              <w:t xml:space="preserve">Define comprobantes esperados; asistente por condición de pago o manual.</w:t>
+            </w:r>
+          </w:p>
+        </w:tc>
+        <w:tc>
+          <w:tcPr>
+            <w:tcW w:w="2800" w:type="dxa"/>
+            <w:noWrap/>
+          </w:tcPr>
+          <w:p>
+            <w:pPr/>
+            <w:r>
+              <w:rPr>
+                <w:sz w:val="20"/>
+                <w:szCs w:val="20"/>
+              </w:rPr>
+              <w:t xml:space="preserve">editar-ordencompra</w:t>
+            </w:r>
+          </w:p>
+        </w:tc>
+      </w:tr>
+      <w:tr>
+        <w:trPr/>
+        <w:tc>
+          <w:tcPr>
+            <w:tcW w:w="2800" w:type="dxa"/>
+            <w:noWrap/>
+          </w:tcPr>
+          <w:p>
+            <w:pPr/>
+            <w:r>
+              <w:rPr>
+                <w:sz w:val="20"/>
+                <w:szCs w:val="20"/>
+              </w:rPr>
+              <w:t xml:space="preserve">Árbol de aprobación OC</w:t>
+            </w:r>
+          </w:p>
+        </w:tc>
+        <w:tc>
+          <w:tcPr>
+            <w:tcW w:w="2800" w:type="dxa"/>
+            <w:noWrap/>
+          </w:tcPr>
+          <w:p>
+            <w:pPr/>
+            <w:r>
+              <w:rPr>
+                <w:sz w:val="20"/>
+                <w:szCs w:val="20"/>
+              </w:rPr>
+              <w:t xml:space="preserve">Solapa del formulario</w:t>
+            </w:r>
+          </w:p>
+        </w:tc>
+        <w:tc>
+          <w:tcPr>
+            <w:tcW w:w="2800" w:type="dxa"/>
+            <w:noWrap/>
+          </w:tcPr>
+          <w:p>
+            <w:pPr/>
+            <w:r>
+              <w:rPr>
+                <w:sz w:val="20"/>
+                <w:szCs w:val="20"/>
+              </w:rPr>
+              <w:t xml:space="preserve">Envío, historial y movimientos de aprobación.</w:t>
+            </w:r>
+          </w:p>
+        </w:tc>
+        <w:tc>
+          <w:tcPr>
+            <w:tcW w:w="2800" w:type="dxa"/>
+            <w:noWrap/>
+          </w:tcPr>
+          <w:p>
+            <w:pPr/>
+            <w:r>
+              <w:rPr>
+                <w:sz w:val="20"/>
+                <w:szCs w:val="20"/>
+              </w:rPr>
+              <w:t xml:space="preserve">editar-ordencompra</w:t>
+            </w:r>
+          </w:p>
+        </w:tc>
+      </w:tr>
+    </w:tbl>
     <w:p/>
     <w:p>
       <w:pPr/>

--- a/docs/manual-compras/Manual_Usuario_AnitaERP_Modulo_Compras.docx
+++ b/docs/manual-compras/Manual_Usuario_AnitaERP_Modulo_Compras.docx
@@ -48,7 +48,7 @@
           <w:sz w:val="24"/>
           <w:szCs w:val="24"/>
         </w:rPr>
-        <w:t xml:space="preserve">Empresa: </w:t>
+        <w:t xml:space="preserve">Empresa: AGG</w:t>
       </w:r>
     </w:p>
     <w:p>
@@ -60,7 +60,7 @@
           <w:sz w:val="22"/>
           <w:szCs w:val="22"/>
         </w:rPr>
-        <w:t xml:space="preserve">Versión 1.2 — mayo 2026</w:t>
+        <w:t xml:space="preserve">Versión 1.4 — agosto 2026</w:t>
       </w:r>
     </w:p>
     <w:p/>
@@ -74,7 +74,7 @@
           <w:sz w:val="20"/>
           <w:szCs w:val="20"/>
         </w:rPr>
-        <w:t xml:space="preserve">URL: http://10.20.30.210/seguridad/login</w:t>
+        <w:t xml:space="preserve">URL: http://10.20.30.210/anitaERP/public/seguridad/login</w:t>
       </w:r>
     </w:p>
     <w:p>
@@ -199,7 +199,7 @@
           <w:sz w:val="22"/>
           <w:szCs w:val="22"/>
         </w:rPr>
-        <w:t xml:space="preserve">11. Circuito documental integrado</w:t>
+        <w:t xml:space="preserve">11. Contratos y OC abiertas</w:t>
       </w:r>
     </w:p>
     <w:p>
@@ -209,7 +209,7 @@
           <w:sz w:val="22"/>
           <w:szCs w:val="22"/>
         </w:rPr>
-        <w:t xml:space="preserve">12. Integración con sistema Anita</w:t>
+        <w:t xml:space="preserve">12. Avisos y seguimiento de contratos</w:t>
       </w:r>
     </w:p>
     <w:p>
@@ -219,7 +219,7 @@
           <w:sz w:val="22"/>
           <w:szCs w:val="22"/>
         </w:rPr>
-        <w:t xml:space="preserve">13. Resolución de problemas frecuentes</w:t>
+        <w:t xml:space="preserve">13. Circuito documental integrado</w:t>
       </w:r>
     </w:p>
     <w:p>
@@ -229,7 +229,27 @@
           <w:sz w:val="22"/>
           <w:szCs w:val="22"/>
         </w:rPr>
-        <w:t xml:space="preserve">14. Soporte</w:t>
+        <w:t xml:space="preserve">14. Integración con sistema Anita</w:t>
+      </w:r>
+    </w:p>
+    <w:p>
+      <w:pPr/>
+      <w:r>
+        <w:rPr>
+          <w:sz w:val="22"/>
+          <w:szCs w:val="22"/>
+        </w:rPr>
+        <w:t xml:space="preserve">15. Resolución de problemas frecuentes</w:t>
+      </w:r>
+    </w:p>
+    <w:p>
+      <w:pPr/>
+      <w:r>
+        <w:rPr>
+          <w:sz w:val="22"/>
+          <w:szCs w:val="22"/>
+        </w:rPr>
+        <w:t xml:space="preserve">16. Soporte</w:t>
       </w:r>
     </w:p>
     <w:p>
@@ -1249,6 +1269,76 @@
                 <w:sz w:val="20"/>
                 <w:szCs w:val="20"/>
               </w:rPr>
+              <w:t xml:space="preserve">seguimiento-aprobacion-requisicion</w:t>
+            </w:r>
+          </w:p>
+        </w:tc>
+        <w:tc>
+          <w:tcPr>
+            <w:tcW w:w="2800" w:type="dxa"/>
+            <w:noWrap/>
+          </w:tcPr>
+          <w:p>
+            <w:pPr/>
+            <w:r>
+              <w:rPr>
+                <w:sz w:val="20"/>
+                <w:szCs w:val="20"/>
+              </w:rPr>
+              <w:t xml:space="preserve">Tablero de seguimiento del circuito de aprobación</w:t>
+            </w:r>
+          </w:p>
+        </w:tc>
+      </w:tr>
+      <w:tr>
+        <w:trPr/>
+        <w:tc>
+          <w:tcPr>
+            <w:tcW w:w="2800" w:type="dxa"/>
+            <w:noWrap/>
+          </w:tcPr>
+          <w:p>
+            <w:pPr/>
+            <w:r>
+              <w:rPr>
+                <w:sz w:val="20"/>
+                <w:szCs w:val="20"/>
+              </w:rPr>
+              <w:t xml:space="preserve">listar-kpi-compras</w:t>
+            </w:r>
+          </w:p>
+        </w:tc>
+        <w:tc>
+          <w:tcPr>
+            <w:tcW w:w="2800" w:type="dxa"/>
+            <w:noWrap/>
+          </w:tcPr>
+          <w:p>
+            <w:pPr/>
+            <w:r>
+              <w:rPr>
+                <w:sz w:val="20"/>
+                <w:szCs w:val="20"/>
+              </w:rPr>
+              <w:t xml:space="preserve">Tablero KPIs de proceso y productividad (Enc-compras)</w:t>
+            </w:r>
+          </w:p>
+        </w:tc>
+      </w:tr>
+      <w:tr>
+        <w:trPr/>
+        <w:tc>
+          <w:tcPr>
+            <w:tcW w:w="2800" w:type="dxa"/>
+            <w:noWrap/>
+          </w:tcPr>
+          <w:p>
+            <w:pPr/>
+            <w:r>
+              <w:rPr>
+                <w:sz w:val="20"/>
+                <w:szCs w:val="20"/>
+              </w:rPr>
               <w:t xml:space="preserve">usuario-requisicion-compras</w:t>
             </w:r>
           </w:p>
@@ -2428,6 +2518,35 @@
     <w:p/>
     <w:p>
       <w:pPr>
+        <w:jc w:val="center"/>
+      </w:pPr>
+      <w:r>
+        <w:pict>
+          <v:shape type="#_x0000_t75" stroked="f" style="width:450pt; height:281.25pt; margin-left:0pt; margin-top:0pt; mso-position-horizontal:left; mso-position-vertical:top; mso-position-horizontal-relative:char; mso-position-vertical-relative:line;">
+            <w10:wrap type="inline"/>
+            <v:imagedata r:id="rId10" o:title=""/>
+          </v:shape>
+        </w:pict>
+      </w:r>
+    </w:p>
+    <w:p>
+      <w:pPr>
+        <w:jc w:val="center"/>
+      </w:pPr>
+      <w:r>
+        <w:rPr>
+          <w:color w:val="666666"/>
+          <w:sz w:val="18"/>
+          <w:szCs w:val="18"/>
+          <w:i w:val="1"/>
+          <w:iCs w:val="1"/>
+        </w:rPr>
+        <w:t xml:space="preserve">Ficha de edición de proveedor</w:t>
+      </w:r>
+    </w:p>
+    <w:p/>
+    <w:p>
+      <w:pPr>
         <w:jc w:val="both"/>
         <w:spacing w:after="120"/>
       </w:pPr>
@@ -4044,7 +4163,7 @@
         <w:pict>
           <v:shape type="#_x0000_t75" stroked="f" style="width:450pt; height:281.25pt; margin-left:0pt; margin-top:0pt; mso-position-horizontal:left; mso-position-vertical:top; mso-position-horizontal-relative:char; mso-position-vertical-relative:line;">
             <w10:wrap type="inline"/>
-            <v:imagedata r:id="rId10" o:title=""/>
+            <v:imagedata r:id="rId11" o:title=""/>
           </v:shape>
         </w:pict>
       </w:r>
@@ -4963,7 +5082,7 @@
         <w:pict>
           <v:shape type="#_x0000_t75" stroked="f" style="width:450pt; height:281.25pt; margin-left:0pt; margin-top:0pt; mso-position-horizontal:left; mso-position-vertical:top; mso-position-horizontal-relative:char; mso-position-vertical-relative:line;">
             <w10:wrap type="inline"/>
-            <v:imagedata r:id="rId11" o:title=""/>
+            <v:imagedata r:id="rId12" o:title=""/>
           </v:shape>
         </w:pict>
       </w:r>
@@ -4981,6 +5100,35 @@
           <w:iCs w:val="1"/>
         </w:rPr>
         <w:t xml:space="preserve">Listado de requisiciones</w:t>
+      </w:r>
+    </w:p>
+    <w:p/>
+    <w:p>
+      <w:pPr>
+        <w:jc w:val="center"/>
+      </w:pPr>
+      <w:r>
+        <w:pict>
+          <v:shape type="#_x0000_t75" stroked="f" style="width:450pt; height:281.25pt; margin-left:0pt; margin-top:0pt; mso-position-horizontal:left; mso-position-vertical:top; mso-position-horizontal-relative:char; mso-position-vertical-relative:line;">
+            <w10:wrap type="inline"/>
+            <v:imagedata r:id="rId13" o:title=""/>
+          </v:shape>
+        </w:pict>
+      </w:r>
+    </w:p>
+    <w:p>
+      <w:pPr>
+        <w:jc w:val="center"/>
+      </w:pPr>
+      <w:r>
+        <w:rPr>
+          <w:color w:val="666666"/>
+          <w:sz w:val="18"/>
+          <w:szCs w:val="18"/>
+          <w:i w:val="1"/>
+          <w:iCs w:val="1"/>
+        </w:rPr>
+        <w:t xml:space="preserve">Formulario de requisición</w:t>
       </w:r>
     </w:p>
     <w:p/>
@@ -5644,6 +5792,207 @@
                 <w:sz w:val="20"/>
                 <w:szCs w:val="20"/>
               </w:rPr>
+              <w:t xml:space="preserve">Seguimiento aprobación</w:t>
+            </w:r>
+          </w:p>
+        </w:tc>
+        <w:tc>
+          <w:tcPr>
+            <w:tcW w:w="2800" w:type="dxa"/>
+            <w:noWrap/>
+          </w:tcPr>
+          <w:p>
+            <w:pPr/>
+            <w:r>
+              <w:rPr>
+                <w:sz w:val="20"/>
+                <w:szCs w:val="20"/>
+              </w:rPr>
+              <w:t xml:space="preserve">Barra superior de la tarjeta (card-header) (botón amarillo)</w:t>
+            </w:r>
+          </w:p>
+        </w:tc>
+        <w:tc>
+          <w:tcPr>
+            <w:tcW w:w="2800" w:type="dxa"/>
+            <w:noWrap/>
+          </w:tcPr>
+          <w:p>
+            <w:pPr/>
+            <w:r>
+              <w:rPr>
+                <w:sz w:val="20"/>
+                <w:szCs w:val="20"/>
+              </w:rPr>
+              <w:t xml:space="preserve">Abre el tablero de requisiciones pendientes de aprobación: responsable actual, días desde creación y alerta si supera el plazo (48 hs por defecto). Incluye botón para ver el árbol sin abrir la requisición.</w:t>
+            </w:r>
+          </w:p>
+        </w:tc>
+        <w:tc>
+          <w:tcPr>
+            <w:tcW w:w="2800" w:type="dxa"/>
+            <w:noWrap/>
+          </w:tcPr>
+          <w:p>
+            <w:pPr/>
+            <w:r>
+              <w:rPr>
+                <w:sz w:val="20"/>
+                <w:szCs w:val="20"/>
+              </w:rPr>
+              <w:t xml:space="preserve">seguimiento-aprobacion-requisicion</w:t>
+            </w:r>
+          </w:p>
+        </w:tc>
+      </w:tr>
+      <w:tr>
+        <w:trPr/>
+        <w:tc>
+          <w:tcPr>
+            <w:tcW w:w="2800" w:type="dxa"/>
+            <w:noWrap/>
+          </w:tcPr>
+          <w:p>
+            <w:pPr/>
+            <w:r>
+              <w:rPr>
+                <w:sz w:val="20"/>
+                <w:szCs w:val="20"/>
+              </w:rPr>
+              <w:t xml:space="preserve">KPIs</w:t>
+            </w:r>
+          </w:p>
+        </w:tc>
+        <w:tc>
+          <w:tcPr>
+            <w:tcW w:w="2800" w:type="dxa"/>
+            <w:noWrap/>
+          </w:tcPr>
+          <w:p>
+            <w:pPr/>
+            <w:r>
+              <w:rPr>
+                <w:sz w:val="20"/>
+                <w:szCs w:val="20"/>
+              </w:rPr>
+              <w:t xml:space="preserve">Barra superior de la tarjeta (card-header) (botón verde)</w:t>
+            </w:r>
+          </w:p>
+        </w:tc>
+        <w:tc>
+          <w:tcPr>
+            <w:tcW w:w="2800" w:type="dxa"/>
+            <w:noWrap/>
+          </w:tcPr>
+          <w:p>
+            <w:pPr/>
+            <w:r>
+              <w:rPr>
+                <w:sz w:val="20"/>
+                <w:szCs w:val="20"/>
+              </w:rPr>
+              <w:t xml:space="preserve">Abre el tablero de KPIs de proceso (ciclo RQ→OC, gestión OC, circuito hasta COM, % OC abiertas) y productividad (OC y ahorro por comprador).</w:t>
+            </w:r>
+          </w:p>
+        </w:tc>
+        <w:tc>
+          <w:tcPr>
+            <w:tcW w:w="2800" w:type="dxa"/>
+            <w:noWrap/>
+          </w:tcPr>
+          <w:p>
+            <w:pPr/>
+            <w:r>
+              <w:rPr>
+                <w:sz w:val="20"/>
+                <w:szCs w:val="20"/>
+              </w:rPr>
+              <w:t xml:space="preserve">listar-kpi-compras</w:t>
+            </w:r>
+          </w:p>
+        </w:tc>
+      </w:tr>
+      <w:tr>
+        <w:trPr/>
+        <w:tc>
+          <w:tcPr>
+            <w:tcW w:w="2800" w:type="dxa"/>
+            <w:noWrap/>
+          </w:tcPr>
+          <w:p>
+            <w:pPr/>
+            <w:r>
+              <w:rPr>
+                <w:sz w:val="20"/>
+                <w:szCs w:val="20"/>
+              </w:rPr>
+              <w:t xml:space="preserve">Ver árbol de aprobación</w:t>
+            </w:r>
+          </w:p>
+        </w:tc>
+        <w:tc>
+          <w:tcPr>
+            <w:tcW w:w="2800" w:type="dxa"/>
+            <w:noWrap/>
+          </w:tcPr>
+          <w:p>
+            <w:pPr/>
+            <w:r>
+              <w:rPr>
+                <w:sz w:val="20"/>
+                <w:szCs w:val="20"/>
+              </w:rPr>
+              <w:t xml:space="preserve">Tablero seguimiento (ícono sitemap)</w:t>
+            </w:r>
+          </w:p>
+        </w:tc>
+        <w:tc>
+          <w:tcPr>
+            <w:tcW w:w="2800" w:type="dxa"/>
+            <w:noWrap/>
+          </w:tcPr>
+          <w:p>
+            <w:pPr/>
+            <w:r>
+              <w:rPr>
+                <w:sz w:val="20"/>
+                <w:szCs w:val="20"/>
+              </w:rPr>
+              <w:t xml:space="preserve">Modal con los movimientos del árbol (envío, nivel, estado, destinatario) sin entrar a editar la requisición.</w:t>
+            </w:r>
+          </w:p>
+        </w:tc>
+        <w:tc>
+          <w:tcPr>
+            <w:tcW w:w="2800" w:type="dxa"/>
+            <w:noWrap/>
+          </w:tcPr>
+          <w:p>
+            <w:pPr/>
+            <w:r>
+              <w:rPr>
+                <w:sz w:val="20"/>
+                <w:szCs w:val="20"/>
+              </w:rPr>
+              <w:t xml:space="preserve">seguimiento-aprobacion-requisicion</w:t>
+            </w:r>
+          </w:p>
+        </w:tc>
+      </w:tr>
+      <w:tr>
+        <w:trPr/>
+        <w:tc>
+          <w:tcPr>
+            <w:tcW w:w="2800" w:type="dxa"/>
+            <w:noWrap/>
+          </w:tcPr>
+          <w:p>
+            <w:pPr/>
+            <w:r>
+              <w:rPr>
+                <w:sz w:val="20"/>
+                <w:szCs w:val="20"/>
+              </w:rPr>
               <w:t xml:space="preserve">Editar</w:t>
             </w:r>
           </w:p>
@@ -6970,7 +7319,7 @@
         <w:pict>
           <v:shape type="#_x0000_t75" stroked="f" style="width:450pt; height:281.25pt; margin-left:0pt; margin-top:0pt; mso-position-horizontal:left; mso-position-vertical:top; mso-position-horizontal-relative:char; mso-position-vertical-relative:line;">
             <w10:wrap type="inline"/>
-            <v:imagedata r:id="rId12" o:title=""/>
+            <v:imagedata r:id="rId14" o:title=""/>
           </v:shape>
         </w:pict>
       </w:r>
@@ -6987,7 +7336,7 @@
           <w:i w:val="1"/>
           <w:iCs w:val="1"/>
         </w:rPr>
-        <w:t xml:space="preserve">Presupuestos en requisición</w:t>
+        <w:t xml:space="preserve">Solapa Presupuestos en requisición</w:t>
       </w:r>
     </w:p>
     <w:p/>
@@ -6999,7 +7348,7 @@
         <w:pict>
           <v:shape type="#_x0000_t75" stroked="f" style="width:450pt; height:281.25pt; margin-left:0pt; margin-top:0pt; mso-position-horizontal:left; mso-position-vertical:top; mso-position-horizontal-relative:char; mso-position-vertical-relative:line;">
             <w10:wrap type="inline"/>
-            <v:imagedata r:id="rId12" o:title=""/>
+            <v:imagedata r:id="rId14" o:title=""/>
           </v:shape>
         </w:pict>
       </w:r>
@@ -7016,7 +7365,7 @@
           <w:i w:val="1"/>
           <w:iCs w:val="1"/>
         </w:rPr>
-        <w:t xml:space="preserve">Presupuestos en requisición</w:t>
+        <w:t xml:space="preserve">Solapa Presupuestos en requisición</w:t>
       </w:r>
     </w:p>
     <w:p/>
@@ -7077,7 +7426,7 @@
         <w:pict>
           <v:shape type="#_x0000_t75" stroked="f" style="width:450pt; height:281.25pt; margin-left:0pt; margin-top:0pt; mso-position-horizontal:left; mso-position-vertical:top; mso-position-horizontal-relative:char; mso-position-vertical-relative:line;">
             <w10:wrap type="inline"/>
-            <v:imagedata r:id="rId13" o:title=""/>
+            <v:imagedata r:id="rId15" o:title=""/>
           </v:shape>
         </w:pict>
       </w:r>
@@ -7095,6 +7444,35 @@
           <w:iCs w:val="1"/>
         </w:rPr>
         <w:t xml:space="preserve">Listado de órdenes de compra</w:t>
+      </w:r>
+    </w:p>
+    <w:p/>
+    <w:p>
+      <w:pPr>
+        <w:jc w:val="center"/>
+      </w:pPr>
+      <w:r>
+        <w:pict>
+          <v:shape type="#_x0000_t75" stroked="f" style="width:450pt; height:281.25pt; margin-left:0pt; margin-top:0pt; mso-position-horizontal:left; mso-position-vertical:top; mso-position-horizontal-relative:char; mso-position-vertical-relative:line;">
+            <w10:wrap type="inline"/>
+            <v:imagedata r:id="rId16" o:title=""/>
+          </v:shape>
+        </w:pict>
+      </w:r>
+    </w:p>
+    <w:p>
+      <w:pPr>
+        <w:jc w:val="center"/>
+      </w:pPr>
+      <w:r>
+        <w:rPr>
+          <w:color w:val="666666"/>
+          <w:sz w:val="18"/>
+          <w:szCs w:val="18"/>
+          <w:i w:val="1"/>
+          <w:iCs w:val="1"/>
+        </w:rPr>
+        <w:t xml:space="preserve">Formulario de orden de compra</w:t>
       </w:r>
     </w:p>
     <w:p/>
@@ -7769,6 +8147,73 @@
                 <w:sz w:val="20"/>
                 <w:szCs w:val="20"/>
               </w:rPr>
+              <w:t xml:space="preserve">KPIs</w:t>
+            </w:r>
+          </w:p>
+        </w:tc>
+        <w:tc>
+          <w:tcPr>
+            <w:tcW w:w="2800" w:type="dxa"/>
+            <w:noWrap/>
+          </w:tcPr>
+          <w:p>
+            <w:pPr/>
+            <w:r>
+              <w:rPr>
+                <w:sz w:val="20"/>
+                <w:szCs w:val="20"/>
+              </w:rPr>
+              <w:t xml:space="preserve">Barra superior de la tarjeta (card-header) (botón verde)</w:t>
+            </w:r>
+          </w:p>
+        </w:tc>
+        <w:tc>
+          <w:tcPr>
+            <w:tcW w:w="2800" w:type="dxa"/>
+            <w:noWrap/>
+          </w:tcPr>
+          <w:p>
+            <w:pPr/>
+            <w:r>
+              <w:rPr>
+                <w:sz w:val="20"/>
+                <w:szCs w:val="20"/>
+              </w:rPr>
+              <w:t xml:space="preserve">Tablero de KPIs de proceso y productividad de Compras (metas de ciclo, gestión, % abiertas, OC/ahorro por comprador).</w:t>
+            </w:r>
+          </w:p>
+        </w:tc>
+        <w:tc>
+          <w:tcPr>
+            <w:tcW w:w="2800" w:type="dxa"/>
+            <w:noWrap/>
+          </w:tcPr>
+          <w:p>
+            <w:pPr/>
+            <w:r>
+              <w:rPr>
+                <w:sz w:val="20"/>
+                <w:szCs w:val="20"/>
+              </w:rPr>
+              <w:t xml:space="preserve">listar-kpi-compras</w:t>
+            </w:r>
+          </w:p>
+        </w:tc>
+      </w:tr>
+      <w:tr>
+        <w:trPr/>
+        <w:tc>
+          <w:tcPr>
+            <w:tcW w:w="2800" w:type="dxa"/>
+            <w:noWrap/>
+          </w:tcPr>
+          <w:p>
+            <w:pPr/>
+            <w:r>
+              <w:rPr>
+                <w:sz w:val="20"/>
+                <w:szCs w:val="20"/>
+              </w:rPr>
               <w:t xml:space="preserve">Editar</w:t>
             </w:r>
           </w:p>
@@ -9013,9 +9458,2014 @@
       </w:pPr>
       <w:bookmarkStart w:id="11" w:name="_Toc11"/>
       <w:r>
-        <w:t>11. Circuito documental integrado</w:t>
+        <w:t>11. Contratos y OC abiertas</w:t>
       </w:r>
       <w:bookmarkEnd w:id="11"/>
+    </w:p>
+    <w:p>
+      <w:pPr>
+        <w:jc w:val="both"/>
+        <w:spacing w:after="120"/>
+      </w:pPr>
+      <w:r>
+        <w:rPr>
+          <w:sz w:val="22"/>
+          <w:szCs w:val="22"/>
+        </w:rPr>
+        <w:t xml:space="preserve">Una OC abierta es la que no se agota con una entrega: abonos, honorarios profesionales, servicios recurrentes, mantenimientos, alquileres, licencias. En lugar de crear un documento distinto, la propia orden de compra se marca como contrato y se le cargan la vigencia, el monto contratado y el responsable. El ERP vigila esos datos y avisa antes del vencimiento, con el mismo criterio que los acuerdos marco de SAP o los purchase agreements de Oracle.</w:t>
+      </w:r>
+    </w:p>
+    <w:p>
+      <w:pPr>
+        <w:jc w:val="both"/>
+        <w:spacing w:after="120"/>
+      </w:pPr>
+      <w:r>
+        <w:rPr>
+          <w:sz w:val="22"/>
+          <w:szCs w:val="22"/>
+        </w:rPr>
+        <w:t xml:space="preserve">Se marca en el formulario de la orden de compra (compras/ordencompra/crear o editar) tildando la casilla "Contrato / OC abierta" en el bloque del mismo nombre. Recién al tildarla se despliegan los campos de vigencia, tope y avisos; una OC común no muestra nada de esto.</w:t>
+      </w:r>
+    </w:p>
+    <w:p>
+      <w:pPr>
+        <w:jc w:val="both"/>
+        <w:spacing w:after="120"/>
+      </w:pPr>
+      <w:r>
+        <w:rPr>
+          <w:sz w:val="22"/>
+          <w:szCs w:val="22"/>
+        </w:rPr>
+        <w:t xml:space="preserve">Cargar la vigencia es lo mínimo indispensable: sin fecha de fin no hay aviso de vencimiento posible. El monto contratado es opcional, pero es lo que habilita el control de consumo.</w:t>
+      </w:r>
+    </w:p>
+    <w:p>
+      <w:pPr>
+        <w:numPr>
+          <w:ilvl w:val="0"/>
+          <w:numId w:val=""/>
+        </w:numPr>
+      </w:pPr>
+      <w:r>
+        <w:rPr/>
+        <w:t xml:space="preserve">Vigencia desde / hasta: período del contrato. La fecha "hasta" es la que dispara los avisos de vencimiento.</w:t>
+      </w:r>
+    </w:p>
+    <w:p>
+      <w:pPr>
+        <w:numPr>
+          <w:ilvl w:val="0"/>
+          <w:numId w:val=""/>
+        </w:numPr>
+      </w:pPr>
+      <w:r>
+        <w:rPr/>
+        <w:t xml:space="preserve">Monto contratado (tope): importe máximo que puede consumir el contrato. Vacío significa sin tope, y en ese caso no hay avisos por consumo.</w:t>
+      </w:r>
+    </w:p>
+    <w:p>
+      <w:pPr>
+        <w:numPr>
+          <w:ilvl w:val="0"/>
+          <w:numId w:val=""/>
+        </w:numPr>
+      </w:pPr>
+      <w:r>
+        <w:rPr/>
+        <w:t xml:space="preserve">Moneda del tope: si se elige una moneda, solo se computan las recepciones y facturas de esa misma moneda. Con "Moneda local" se computa el equivalente convertido por cotización.</w:t>
+      </w:r>
+    </w:p>
+    <w:p>
+      <w:pPr>
+        <w:numPr>
+          <w:ilvl w:val="0"/>
+          <w:numId w:val=""/>
+        </w:numPr>
+      </w:pPr>
+      <w:r>
+        <w:rPr/>
+        <w:t xml:space="preserve">Se renueva automáticamente + Días de preaviso para no renovar: si el contrato se renueva solo, lo accionable no es el fin de vigencia sino la fecha límite para notificar que NO se renueva (fin de vigencia menos los días de preaviso). Pasada esa fecha el contrato se renueva por otro período.</w:t>
+      </w:r>
+    </w:p>
+    <w:p>
+      <w:pPr>
+        <w:numPr>
+          <w:ilvl w:val="0"/>
+          <w:numId w:val=""/>
+        </w:numPr>
+      </w:pPr>
+      <w:r>
+        <w:rPr/>
+        <w:t xml:space="preserve">Días de aviso: umbrales propios de este contrato, separados por coma (por ejemplo 90,45). Vacío usa el default del sistema (60,30,15). Cada umbral avisa una sola vez.</w:t>
+      </w:r>
+    </w:p>
+    <w:p>
+      <w:pPr>
+        <w:numPr>
+          <w:ilvl w:val="0"/>
+          <w:numId w:val=""/>
+        </w:numPr>
+      </w:pPr>
+      <w:r>
+        <w:rPr/>
+        <w:t xml:space="preserve">Responsable: usuario dueño del contrato. Recibe siempre los avisos de sus contratos, además de los destinatarios generales configurados.</w:t>
+      </w:r>
+    </w:p>
+    <w:p>
+      <w:pPr>
+        <w:numPr>
+          <w:ilvl w:val="0"/>
+          <w:numId w:val=""/>
+        </w:numPr>
+      </w:pPr>
+      <w:r>
+        <w:rPr/>
+        <w:t xml:space="preserve">Estado actual: debajo del bloque, la OC muestra el consumo acumulado, el porcentaje del tope, el vencimiento y de dónde salió el consumo (recepción, factura o ambos).</w:t>
+      </w:r>
+    </w:p>
+    <w:p/>
+    <w:p>
+      <w:pPr/>
+      <w:r>
+        <w:rPr>
+          <w:color w:val="2E75B6"/>
+          <w:sz w:val="22"/>
+          <w:szCs w:val="22"/>
+          <w:b w:val="1"/>
+          <w:bCs w:val="1"/>
+        </w:rPr>
+        <w:t xml:space="preserve">Bloque Contrato / OC abierta en la orden de compra</w:t>
+      </w:r>
+    </w:p>
+    <w:tbl>
+      <w:tblGrid>
+        <w:gridCol w:w="2800" w:type="dxa"/>
+        <w:gridCol w:w="2800" w:type="dxa"/>
+        <w:gridCol w:w="2800" w:type="dxa"/>
+        <w:gridCol w:w="2800" w:type="dxa"/>
+      </w:tblGrid>
+      <w:tblPr>
+        <w:tblW w:w="0" w:type="auto"/>
+        <w:tblLayout w:type="autofit"/>
+        <w:tblCellMar>
+          <w:top w:w="80" w:type="dxa"/>
+          <w:left w:w="80" w:type="dxa"/>
+          <w:right w:w="80" w:type="dxa"/>
+          <w:bottom w:w="80" w:type="dxa"/>
+        </w:tblCellMar>
+        <w:tblBorders>
+          <w:top w:val="single" w:sz="6" w:color="AAAAAA"/>
+          <w:left w:val="single" w:sz="6" w:color="AAAAAA"/>
+          <w:right w:val="single" w:sz="6" w:color="AAAAAA"/>
+          <w:bottom w:val="single" w:sz="6" w:color="AAAAAA"/>
+          <w:insideH w:val="single" w:sz="6" w:color="AAAAAA"/>
+          <w:insideV w:val="single" w:sz="6" w:color="AAAAAA"/>
+        </w:tblBorders>
+      </w:tblPr>
+      <w:tr>
+        <w:trPr/>
+        <w:tc>
+          <w:tcPr>
+            <w:tcW w:w="2800" w:type="dxa"/>
+            <w:shd w:val="clear" w:fill="2E75B6"/>
+            <w:noWrap/>
+          </w:tcPr>
+          <w:p>
+            <w:pPr/>
+            <w:r>
+              <w:rPr>
+                <w:color w:val="FFFFFF"/>
+                <w:sz w:val="20"/>
+                <w:szCs w:val="20"/>
+                <w:b w:val="1"/>
+                <w:bCs w:val="1"/>
+              </w:rPr>
+              <w:t xml:space="preserve">Herramienta</w:t>
+            </w:r>
+          </w:p>
+        </w:tc>
+        <w:tc>
+          <w:tcPr>
+            <w:tcW w:w="2800" w:type="dxa"/>
+            <w:shd w:val="clear" w:fill="2E75B6"/>
+            <w:noWrap/>
+          </w:tcPr>
+          <w:p>
+            <w:pPr/>
+            <w:r>
+              <w:rPr>
+                <w:color w:val="FFFFFF"/>
+                <w:sz w:val="20"/>
+                <w:szCs w:val="20"/>
+                <w:b w:val="1"/>
+                <w:bCs w:val="1"/>
+              </w:rPr>
+              <w:t xml:space="preserve">Ubicación</w:t>
+            </w:r>
+          </w:p>
+        </w:tc>
+        <w:tc>
+          <w:tcPr>
+            <w:tcW w:w="2800" w:type="dxa"/>
+            <w:shd w:val="clear" w:fill="2E75B6"/>
+            <w:noWrap/>
+          </w:tcPr>
+          <w:p>
+            <w:pPr/>
+            <w:r>
+              <w:rPr>
+                <w:color w:val="FFFFFF"/>
+                <w:sz w:val="20"/>
+                <w:szCs w:val="20"/>
+                <w:b w:val="1"/>
+                <w:bCs w:val="1"/>
+              </w:rPr>
+              <w:t xml:space="preserve">Qué hace</w:t>
+            </w:r>
+          </w:p>
+        </w:tc>
+        <w:tc>
+          <w:tcPr>
+            <w:tcW w:w="2800" w:type="dxa"/>
+            <w:shd w:val="clear" w:fill="2E75B6"/>
+            <w:noWrap/>
+          </w:tcPr>
+          <w:p>
+            <w:pPr/>
+            <w:r>
+              <w:rPr>
+                <w:color w:val="FFFFFF"/>
+                <w:sz w:val="20"/>
+                <w:szCs w:val="20"/>
+                <w:b w:val="1"/>
+                <w:bCs w:val="1"/>
+              </w:rPr>
+              <w:t xml:space="preserve">Permiso</w:t>
+            </w:r>
+          </w:p>
+        </w:tc>
+      </w:tr>
+      <w:tr>
+        <w:trPr/>
+        <w:tc>
+          <w:tcPr>
+            <w:tcW w:w="2800" w:type="dxa"/>
+            <w:noWrap/>
+          </w:tcPr>
+          <w:p>
+            <w:pPr/>
+            <w:r>
+              <w:rPr>
+                <w:sz w:val="20"/>
+                <w:szCs w:val="20"/>
+              </w:rPr>
+              <w:t xml:space="preserve">Contrato / OC abierta</w:t>
+            </w:r>
+          </w:p>
+        </w:tc>
+        <w:tc>
+          <w:tcPr>
+            <w:tcW w:w="2800" w:type="dxa"/>
+            <w:noWrap/>
+          </w:tcPr>
+          <w:p>
+            <w:pPr/>
+            <w:r>
+              <w:rPr>
+                <w:sz w:val="20"/>
+                <w:szCs w:val="20"/>
+              </w:rPr>
+              <w:t xml:space="preserve">Cabecera del bloque Contrato (casilla)</w:t>
+            </w:r>
+          </w:p>
+        </w:tc>
+        <w:tc>
+          <w:tcPr>
+            <w:tcW w:w="2800" w:type="dxa"/>
+            <w:noWrap/>
+          </w:tcPr>
+          <w:p>
+            <w:pPr/>
+            <w:r>
+              <w:rPr>
+                <w:sz w:val="20"/>
+                <w:szCs w:val="20"/>
+              </w:rPr>
+              <w:t xml:space="preserve">Marca la OC como contrato y despliega los campos de vigencia, tope y avisos.</w:t>
+            </w:r>
+          </w:p>
+        </w:tc>
+        <w:tc>
+          <w:tcPr>
+            <w:tcW w:w="2800" w:type="dxa"/>
+            <w:noWrap/>
+          </w:tcPr>
+          <w:p>
+            <w:pPr/>
+            <w:r>
+              <w:rPr>
+                <w:sz w:val="20"/>
+                <w:szCs w:val="20"/>
+              </w:rPr>
+              <w:t xml:space="preserve">crear-ordencompra / editar-ordencompra</w:t>
+            </w:r>
+          </w:p>
+        </w:tc>
+      </w:tr>
+      <w:tr>
+        <w:trPr/>
+        <w:tc>
+          <w:tcPr>
+            <w:tcW w:w="2800" w:type="dxa"/>
+            <w:noWrap/>
+          </w:tcPr>
+          <w:p>
+            <w:pPr/>
+            <w:r>
+              <w:rPr>
+                <w:sz w:val="20"/>
+                <w:szCs w:val="20"/>
+              </w:rPr>
+              <w:t xml:space="preserve">Vigencia desde / hasta</w:t>
+            </w:r>
+          </w:p>
+        </w:tc>
+        <w:tc>
+          <w:tcPr>
+            <w:tcW w:w="2800" w:type="dxa"/>
+            <w:noWrap/>
+          </w:tcPr>
+          <w:p>
+            <w:pPr/>
+            <w:r>
+              <w:rPr>
+                <w:sz w:val="20"/>
+                <w:szCs w:val="20"/>
+              </w:rPr>
+              <w:t xml:space="preserve">Bloque Contrato</w:t>
+            </w:r>
+          </w:p>
+        </w:tc>
+        <w:tc>
+          <w:tcPr>
+            <w:tcW w:w="2800" w:type="dxa"/>
+            <w:noWrap/>
+          </w:tcPr>
+          <w:p>
+            <w:pPr/>
+            <w:r>
+              <w:rPr>
+                <w:sz w:val="20"/>
+                <w:szCs w:val="20"/>
+              </w:rPr>
+              <w:t xml:space="preserve">Período del contrato. La fecha hasta dispara los avisos de vencimiento.</w:t>
+            </w:r>
+          </w:p>
+        </w:tc>
+        <w:tc>
+          <w:tcPr>
+            <w:tcW w:w="2800" w:type="dxa"/>
+            <w:noWrap/>
+          </w:tcPr>
+          <w:p>
+            <w:pPr/>
+            <w:r>
+              <w:rPr>
+                <w:sz w:val="20"/>
+                <w:szCs w:val="20"/>
+              </w:rPr>
+              <w:t xml:space="preserve">crear-ordencompra / editar-ordencompra</w:t>
+            </w:r>
+          </w:p>
+        </w:tc>
+      </w:tr>
+      <w:tr>
+        <w:trPr/>
+        <w:tc>
+          <w:tcPr>
+            <w:tcW w:w="2800" w:type="dxa"/>
+            <w:noWrap/>
+          </w:tcPr>
+          <w:p>
+            <w:pPr/>
+            <w:r>
+              <w:rPr>
+                <w:sz w:val="20"/>
+                <w:szCs w:val="20"/>
+              </w:rPr>
+              <w:t xml:space="preserve">Monto contratado + Moneda del tope</w:t>
+            </w:r>
+          </w:p>
+        </w:tc>
+        <w:tc>
+          <w:tcPr>
+            <w:tcW w:w="2800" w:type="dxa"/>
+            <w:noWrap/>
+          </w:tcPr>
+          <w:p>
+            <w:pPr/>
+            <w:r>
+              <w:rPr>
+                <w:sz w:val="20"/>
+                <w:szCs w:val="20"/>
+              </w:rPr>
+              <w:t xml:space="preserve">Bloque Contrato</w:t>
+            </w:r>
+          </w:p>
+        </w:tc>
+        <w:tc>
+          <w:tcPr>
+            <w:tcW w:w="2800" w:type="dxa"/>
+            <w:noWrap/>
+          </w:tcPr>
+          <w:p>
+            <w:pPr/>
+            <w:r>
+              <w:rPr>
+                <w:sz w:val="20"/>
+                <w:szCs w:val="20"/>
+              </w:rPr>
+              <w:t xml:space="preserve">Tope de consumo y moneda en que se controla. Vacío = sin tope.</w:t>
+            </w:r>
+          </w:p>
+        </w:tc>
+        <w:tc>
+          <w:tcPr>
+            <w:tcW w:w="2800" w:type="dxa"/>
+            <w:noWrap/>
+          </w:tcPr>
+          <w:p>
+            <w:pPr/>
+            <w:r>
+              <w:rPr>
+                <w:sz w:val="20"/>
+                <w:szCs w:val="20"/>
+              </w:rPr>
+              <w:t xml:space="preserve">crear-ordencompra / editar-ordencompra</w:t>
+            </w:r>
+          </w:p>
+        </w:tc>
+      </w:tr>
+      <w:tr>
+        <w:trPr/>
+        <w:tc>
+          <w:tcPr>
+            <w:tcW w:w="2800" w:type="dxa"/>
+            <w:noWrap/>
+          </w:tcPr>
+          <w:p>
+            <w:pPr/>
+            <w:r>
+              <w:rPr>
+                <w:sz w:val="20"/>
+                <w:szCs w:val="20"/>
+              </w:rPr>
+              <w:t xml:space="preserve">Se renueva automáticamente + Días de preaviso</w:t>
+            </w:r>
+          </w:p>
+        </w:tc>
+        <w:tc>
+          <w:tcPr>
+            <w:tcW w:w="2800" w:type="dxa"/>
+            <w:noWrap/>
+          </w:tcPr>
+          <w:p>
+            <w:pPr/>
+            <w:r>
+              <w:rPr>
+                <w:sz w:val="20"/>
+                <w:szCs w:val="20"/>
+              </w:rPr>
+              <w:t xml:space="preserve">Bloque Contrato</w:t>
+            </w:r>
+          </w:p>
+        </w:tc>
+        <w:tc>
+          <w:tcPr>
+            <w:tcW w:w="2800" w:type="dxa"/>
+            <w:noWrap/>
+          </w:tcPr>
+          <w:p>
+            <w:pPr/>
+            <w:r>
+              <w:rPr>
+                <w:sz w:val="20"/>
+                <w:szCs w:val="20"/>
+              </w:rPr>
+              <w:t xml:space="preserve">Calcula la fecha límite para notificar la no renovación (fin de vigencia menos los días indicados).</w:t>
+            </w:r>
+          </w:p>
+        </w:tc>
+        <w:tc>
+          <w:tcPr>
+            <w:tcW w:w="2800" w:type="dxa"/>
+            <w:noWrap/>
+          </w:tcPr>
+          <w:p>
+            <w:pPr/>
+            <w:r>
+              <w:rPr>
+                <w:sz w:val="20"/>
+                <w:szCs w:val="20"/>
+              </w:rPr>
+              <w:t xml:space="preserve">crear-ordencompra / editar-ordencompra</w:t>
+            </w:r>
+          </w:p>
+        </w:tc>
+      </w:tr>
+      <w:tr>
+        <w:trPr/>
+        <w:tc>
+          <w:tcPr>
+            <w:tcW w:w="2800" w:type="dxa"/>
+            <w:noWrap/>
+          </w:tcPr>
+          <w:p>
+            <w:pPr/>
+            <w:r>
+              <w:rPr>
+                <w:sz w:val="20"/>
+                <w:szCs w:val="20"/>
+              </w:rPr>
+              <w:t xml:space="preserve">Días de aviso</w:t>
+            </w:r>
+          </w:p>
+        </w:tc>
+        <w:tc>
+          <w:tcPr>
+            <w:tcW w:w="2800" w:type="dxa"/>
+            <w:noWrap/>
+          </w:tcPr>
+          <w:p>
+            <w:pPr/>
+            <w:r>
+              <w:rPr>
+                <w:sz w:val="20"/>
+                <w:szCs w:val="20"/>
+              </w:rPr>
+              <w:t xml:space="preserve">Bloque Contrato</w:t>
+            </w:r>
+          </w:p>
+        </w:tc>
+        <w:tc>
+          <w:tcPr>
+            <w:tcW w:w="2800" w:type="dxa"/>
+            <w:noWrap/>
+          </w:tcPr>
+          <w:p>
+            <w:pPr/>
+            <w:r>
+              <w:rPr>
+                <w:sz w:val="20"/>
+                <w:szCs w:val="20"/>
+              </w:rPr>
+              <w:t xml:space="preserve">Umbrales propios del contrato separados por coma. Vacío usa el default del sistema.</w:t>
+            </w:r>
+          </w:p>
+        </w:tc>
+        <w:tc>
+          <w:tcPr>
+            <w:tcW w:w="2800" w:type="dxa"/>
+            <w:noWrap/>
+          </w:tcPr>
+          <w:p>
+            <w:pPr/>
+            <w:r>
+              <w:rPr>
+                <w:sz w:val="20"/>
+                <w:szCs w:val="20"/>
+              </w:rPr>
+              <w:t xml:space="preserve">crear-ordencompra / editar-ordencompra</w:t>
+            </w:r>
+          </w:p>
+        </w:tc>
+      </w:tr>
+      <w:tr>
+        <w:trPr/>
+        <w:tc>
+          <w:tcPr>
+            <w:tcW w:w="2800" w:type="dxa"/>
+            <w:noWrap/>
+          </w:tcPr>
+          <w:p>
+            <w:pPr/>
+            <w:r>
+              <w:rPr>
+                <w:sz w:val="20"/>
+                <w:szCs w:val="20"/>
+              </w:rPr>
+              <w:t xml:space="preserve">Responsable</w:t>
+            </w:r>
+          </w:p>
+        </w:tc>
+        <w:tc>
+          <w:tcPr>
+            <w:tcW w:w="2800" w:type="dxa"/>
+            <w:noWrap/>
+          </w:tcPr>
+          <w:p>
+            <w:pPr/>
+            <w:r>
+              <w:rPr>
+                <w:sz w:val="20"/>
+                <w:szCs w:val="20"/>
+              </w:rPr>
+              <w:t xml:space="preserve">Bloque Contrato</w:t>
+            </w:r>
+          </w:p>
+        </w:tc>
+        <w:tc>
+          <w:tcPr>
+            <w:tcW w:w="2800" w:type="dxa"/>
+            <w:noWrap/>
+          </w:tcPr>
+          <w:p>
+            <w:pPr/>
+            <w:r>
+              <w:rPr>
+                <w:sz w:val="20"/>
+                <w:szCs w:val="20"/>
+              </w:rPr>
+              <w:t xml:space="preserve">Usuario dueño del contrato; recibe siempre los avisos de sus contratos.</w:t>
+            </w:r>
+          </w:p>
+        </w:tc>
+        <w:tc>
+          <w:tcPr>
+            <w:tcW w:w="2800" w:type="dxa"/>
+            <w:noWrap/>
+          </w:tcPr>
+          <w:p>
+            <w:pPr/>
+            <w:r>
+              <w:rPr>
+                <w:sz w:val="20"/>
+                <w:szCs w:val="20"/>
+              </w:rPr>
+              <w:t xml:space="preserve">crear-ordencompra / editar-ordencompra</w:t>
+            </w:r>
+          </w:p>
+        </w:tc>
+      </w:tr>
+      <w:tr>
+        <w:trPr/>
+        <w:tc>
+          <w:tcPr>
+            <w:tcW w:w="2800" w:type="dxa"/>
+            <w:noWrap/>
+          </w:tcPr>
+          <w:p>
+            <w:pPr/>
+            <w:r>
+              <w:rPr>
+                <w:sz w:val="20"/>
+                <w:szCs w:val="20"/>
+              </w:rPr>
+              <w:t xml:space="preserve">Estado actual</w:t>
+            </w:r>
+          </w:p>
+        </w:tc>
+        <w:tc>
+          <w:tcPr>
+            <w:tcW w:w="2800" w:type="dxa"/>
+            <w:noWrap/>
+          </w:tcPr>
+          <w:p>
+            <w:pPr/>
+            <w:r>
+              <w:rPr>
+                <w:sz w:val="20"/>
+                <w:szCs w:val="20"/>
+              </w:rPr>
+              <w:t xml:space="preserve">Pie del bloque Contrato</w:t>
+            </w:r>
+          </w:p>
+        </w:tc>
+        <w:tc>
+          <w:tcPr>
+            <w:tcW w:w="2800" w:type="dxa"/>
+            <w:noWrap/>
+          </w:tcPr>
+          <w:p>
+            <w:pPr/>
+            <w:r>
+              <w:rPr>
+                <w:sz w:val="20"/>
+                <w:szCs w:val="20"/>
+              </w:rPr>
+              <w:t xml:space="preserve">Muestra consumido, porcentaje del tope, vencimiento y origen del consumo (recepción / factura).</w:t>
+            </w:r>
+          </w:p>
+        </w:tc>
+        <w:tc>
+          <w:tcPr>
+            <w:tcW w:w="2800" w:type="dxa"/>
+            <w:noWrap/>
+          </w:tcPr>
+          <w:p>
+            <w:pPr/>
+            <w:r>
+              <w:rPr>
+                <w:sz w:val="20"/>
+                <w:szCs w:val="20"/>
+              </w:rPr>
+              <w:t xml:space="preserve">listar-ordencompra</w:t>
+            </w:r>
+          </w:p>
+        </w:tc>
+      </w:tr>
+    </w:tbl>
+    <w:p/>
+    <w:p>
+      <w:pPr/>
+      <w:r>
+        <w:rPr>
+          <w:color w:val="666666"/>
+          <w:sz w:val="18"/>
+          <w:szCs w:val="18"/>
+          <w:i w:val="1"/>
+          <w:iCs w:val="1"/>
+        </w:rPr>
+        <w:t xml:space="preserve">Cómo se calcula el consumo del monto contratado</w:t>
+      </w:r>
+    </w:p>
+    <w:tbl>
+      <w:tblGrid>
+        <w:gridCol w:w="2800" w:type="dxa"/>
+        <w:gridCol w:w="2800" w:type="dxa"/>
+        <w:gridCol w:w="2800" w:type="dxa"/>
+      </w:tblGrid>
+      <w:tblPr>
+        <w:tblW w:w="0" w:type="auto"/>
+        <w:tblLayout w:type="autofit"/>
+        <w:tblCellMar>
+          <w:top w:w="80" w:type="dxa"/>
+          <w:left w:w="80" w:type="dxa"/>
+          <w:right w:w="80" w:type="dxa"/>
+          <w:bottom w:w="80" w:type="dxa"/>
+        </w:tblCellMar>
+        <w:tblBorders>
+          <w:top w:val="single" w:sz="6" w:color="AAAAAA"/>
+          <w:left w:val="single" w:sz="6" w:color="AAAAAA"/>
+          <w:right w:val="single" w:sz="6" w:color="AAAAAA"/>
+          <w:bottom w:val="single" w:sz="6" w:color="AAAAAA"/>
+          <w:insideH w:val="single" w:sz="6" w:color="AAAAAA"/>
+          <w:insideV w:val="single" w:sz="6" w:color="AAAAAA"/>
+        </w:tblBorders>
+      </w:tblPr>
+      <w:tr>
+        <w:trPr/>
+        <w:tc>
+          <w:tcPr>
+            <w:tcW w:w="2800" w:type="dxa"/>
+            <w:shd w:val="clear" w:fill="2E75B6"/>
+            <w:noWrap/>
+          </w:tcPr>
+          <w:p>
+            <w:pPr/>
+            <w:r>
+              <w:rPr>
+                <w:color w:val="FFFFFF"/>
+                <w:sz w:val="20"/>
+                <w:szCs w:val="20"/>
+                <w:b w:val="1"/>
+                <w:bCs w:val="1"/>
+              </w:rPr>
+              <w:t xml:space="preserve">Fuente</w:t>
+            </w:r>
+          </w:p>
+        </w:tc>
+        <w:tc>
+          <w:tcPr>
+            <w:tcW w:w="2800" w:type="dxa"/>
+            <w:shd w:val="clear" w:fill="2E75B6"/>
+            <w:noWrap/>
+          </w:tcPr>
+          <w:p>
+            <w:pPr/>
+            <w:r>
+              <w:rPr>
+                <w:color w:val="FFFFFF"/>
+                <w:sz w:val="20"/>
+                <w:szCs w:val="20"/>
+                <w:b w:val="1"/>
+                <w:bCs w:val="1"/>
+              </w:rPr>
+              <w:t xml:space="preserve">Qué computa</w:t>
+            </w:r>
+          </w:p>
+        </w:tc>
+        <w:tc>
+          <w:tcPr>
+            <w:tcW w:w="2800" w:type="dxa"/>
+            <w:shd w:val="clear" w:fill="2E75B6"/>
+            <w:noWrap/>
+          </w:tcPr>
+          <w:p>
+            <w:pPr/>
+            <w:r>
+              <w:rPr>
+                <w:color w:val="FFFFFF"/>
+                <w:sz w:val="20"/>
+                <w:szCs w:val="20"/>
+                <w:b w:val="1"/>
+                <w:bCs w:val="1"/>
+              </w:rPr>
+              <w:t xml:space="preserve">Cuándo manda</w:t>
+            </w:r>
+          </w:p>
+        </w:tc>
+      </w:tr>
+      <w:tr>
+        <w:trPr/>
+        <w:tc>
+          <w:tcPr>
+            <w:tcW w:w="2800" w:type="dxa"/>
+            <w:noWrap/>
+          </w:tcPr>
+          <w:p>
+            <w:pPr/>
+            <w:r>
+              <w:rPr>
+                <w:sz w:val="20"/>
+                <w:szCs w:val="20"/>
+              </w:rPr>
+              <w:t xml:space="preserve">Recepción de proveedor</w:t>
+            </w:r>
+          </w:p>
+        </w:tc>
+        <w:tc>
+          <w:tcPr>
+            <w:tcW w:w="2800" w:type="dxa"/>
+            <w:noWrap/>
+          </w:tcPr>
+          <w:p>
+            <w:pPr/>
+            <w:r>
+              <w:rPr>
+                <w:sz w:val="20"/>
+                <w:szCs w:val="20"/>
+              </w:rPr>
+              <w:t xml:space="preserve">Recepciones confirmadas de la OC, valorizadas por cantidad y precio de cada línea. Las devoluciones restan.</w:t>
+            </w:r>
+          </w:p>
+        </w:tc>
+        <w:tc>
+          <w:tcPr>
+            <w:tcW w:w="2800" w:type="dxa"/>
+            <w:noWrap/>
+          </w:tcPr>
+          <w:p>
+            <w:pPr/>
+            <w:r>
+              <w:rPr>
+                <w:sz w:val="20"/>
+                <w:szCs w:val="20"/>
+              </w:rPr>
+              <w:t xml:space="preserve">Fuente principal: marca el consumo apenas entra el bien o el servicio, sin esperar la factura.</w:t>
+            </w:r>
+          </w:p>
+        </w:tc>
+      </w:tr>
+      <w:tr>
+        <w:trPr/>
+        <w:tc>
+          <w:tcPr>
+            <w:tcW w:w="2800" w:type="dxa"/>
+            <w:noWrap/>
+          </w:tcPr>
+          <w:p>
+            <w:pPr/>
+            <w:r>
+              <w:rPr>
+                <w:sz w:val="20"/>
+                <w:szCs w:val="20"/>
+              </w:rPr>
+              <w:t xml:space="preserve">Factura de proveedor</w:t>
+            </w:r>
+          </w:p>
+        </w:tc>
+        <w:tc>
+          <w:tcPr>
+            <w:tcW w:w="2800" w:type="dxa"/>
+            <w:noWrap/>
+          </w:tcPr>
+          <w:p>
+            <w:pPr/>
+            <w:r>
+              <w:rPr>
+                <w:sz w:val="20"/>
+                <w:szCs w:val="20"/>
+              </w:rPr>
+              <w:t xml:space="preserve">Facturas de la OC que no tienen ninguna recepción vinculada.</w:t>
+            </w:r>
+          </w:p>
+        </w:tc>
+        <w:tc>
+          <w:tcPr>
+            <w:tcW w:w="2800" w:type="dxa"/>
+            <w:noWrap/>
+          </w:tcPr>
+          <w:p>
+            <w:pPr/>
+            <w:r>
+              <w:rPr>
+                <w:sz w:val="20"/>
+                <w:szCs w:val="20"/>
+              </w:rPr>
+              <w:t xml:space="preserve">Respaldo para lo que nunca pasa por recepción: abonos, honorarios, servicios.</w:t>
+            </w:r>
+          </w:p>
+        </w:tc>
+      </w:tr>
+      <w:tr>
+        <w:trPr/>
+        <w:tc>
+          <w:tcPr>
+            <w:tcW w:w="2800" w:type="dxa"/>
+            <w:noWrap/>
+          </w:tcPr>
+          <w:p>
+            <w:pPr/>
+            <w:r>
+              <w:rPr>
+                <w:sz w:val="20"/>
+                <w:szCs w:val="20"/>
+              </w:rPr>
+              <w:t xml:space="preserve">Factura (piso)</w:t>
+            </w:r>
+          </w:p>
+        </w:tc>
+        <w:tc>
+          <w:tcPr>
+            <w:tcW w:w="2800" w:type="dxa"/>
+            <w:noWrap/>
+          </w:tcPr>
+          <w:p>
+            <w:pPr/>
+            <w:r>
+              <w:rPr>
+                <w:sz w:val="20"/>
+                <w:szCs w:val="20"/>
+              </w:rPr>
+              <w:t xml:space="preserve">Total facturado de la OC, cuando resulta mayor que la suma anterior.</w:t>
+            </w:r>
+          </w:p>
+        </w:tc>
+        <w:tc>
+          <w:tcPr>
+            <w:tcW w:w="2800" w:type="dxa"/>
+            <w:noWrap/>
+          </w:tcPr>
+          <w:p>
+            <w:pPr/>
+            <w:r>
+              <w:rPr>
+                <w:sz w:val="20"/>
+                <w:szCs w:val="20"/>
+              </w:rPr>
+              <w:t xml:space="preserve">Red de seguridad si la recepción quedó sin precio o la factura terminó siendo mayor.</w:t>
+            </w:r>
+          </w:p>
+        </w:tc>
+      </w:tr>
+    </w:tbl>
+    <w:p/>
+    <w:p>
+      <w:pPr>
+        <w:pStyle w:val="Heading2"/>
+      </w:pPr>
+      <w:bookmarkStart w:id="12" w:name="_Toc12"/>
+      <w:r>
+        <w:t>12. Avisos y seguimiento de contratos</w:t>
+      </w:r>
+      <w:bookmarkEnd w:id="12"/>
+    </w:p>
+    <w:p>
+      <w:pPr>
+        <w:jc w:val="center"/>
+      </w:pPr>
+      <w:r>
+        <w:pict>
+          <v:shape type="#_x0000_t75" stroked="f" style="width:450pt; height:281.25pt; margin-left:0pt; margin-top:0pt; mso-position-horizontal:left; mso-position-vertical:top; mso-position-horizontal-relative:char; mso-position-vertical-relative:line;">
+            <w10:wrap type="inline"/>
+            <v:imagedata r:id="rId17" o:title=""/>
+          </v:shape>
+        </w:pict>
+      </w:r>
+    </w:p>
+    <w:p>
+      <w:pPr>
+        <w:jc w:val="center"/>
+      </w:pPr>
+      <w:r>
+        <w:rPr>
+          <w:color w:val="666666"/>
+          <w:sz w:val="18"/>
+          <w:szCs w:val="18"/>
+          <w:i w:val="1"/>
+          <w:iCs w:val="1"/>
+        </w:rPr>
+        <w:t xml:space="preserve">Reporte de contratos y OC abiertas por vencer</w:t>
+      </w:r>
+    </w:p>
+    <w:p/>
+    <w:p>
+      <w:pPr>
+        <w:jc w:val="center"/>
+      </w:pPr>
+      <w:r>
+        <w:pict>
+          <v:shape type="#_x0000_t75" stroked="f" style="width:450pt; height:281.25pt; margin-left:0pt; margin-top:0pt; mso-position-horizontal:left; mso-position-vertical:top; mso-position-horizontal-relative:char; mso-position-vertical-relative:line;">
+            <w10:wrap type="inline"/>
+            <v:imagedata r:id="rId17" o:title=""/>
+          </v:shape>
+        </w:pict>
+      </w:r>
+    </w:p>
+    <w:p>
+      <w:pPr>
+        <w:jc w:val="center"/>
+      </w:pPr>
+      <w:r>
+        <w:rPr>
+          <w:color w:val="666666"/>
+          <w:sz w:val="18"/>
+          <w:szCs w:val="18"/>
+          <w:i w:val="1"/>
+          <w:iCs w:val="1"/>
+        </w:rPr>
+        <w:t xml:space="preserve">Reporte de contratos y OC abiertas por vencer</w:t>
+      </w:r>
+    </w:p>
+    <w:p/>
+    <w:p>
+      <w:pPr>
+        <w:jc w:val="both"/>
+        <w:spacing w:after="120"/>
+      </w:pPr>
+      <w:r>
+        <w:rPr>
+          <w:sz w:val="22"/>
+          <w:szCs w:val="22"/>
+        </w:rPr>
+        <w:t xml:space="preserve">Un proceso automático diario revisa todos los contratos y envía un mail cuando alguno cruza un umbral. Solo se vigilan las OC marcadas como contrato que están en estado APROBADA o CUMPLIDA: las suspendidas y cerradas quedan afuera porque ya no admiten movimiento.</w:t>
+      </w:r>
+    </w:p>
+    <w:p>
+      <w:pPr>
+        <w:jc w:val="both"/>
+        <w:spacing w:after="120"/>
+      </w:pPr>
+      <w:r>
+        <w:rPr>
+          <w:sz w:val="22"/>
+          <w:szCs w:val="22"/>
+        </w:rPr>
+        <w:t xml:space="preserve">Cada umbral avisa una sola vez. Si un contrato ya figuró en el aviso de 60 días, no vuelve a aparecer hasta el umbral de 30. Esto evita el mail diario repetido que termina en que nadie lo lee. La excepción es el escalamiento de contratos vencidos, que se reitera cada 7 días hasta que el contrato se resuelva.</w:t>
+      </w:r>
+    </w:p>
+    <w:p>
+      <w:pPr>
+        <w:jc w:val="both"/>
+        <w:spacing w:after="120"/>
+      </w:pPr>
+      <w:r>
+        <w:rPr>
+          <w:sz w:val="22"/>
+          <w:szCs w:val="22"/>
+        </w:rPr>
+        <w:t xml:space="preserve">Los destinatarios y el texto de los mails se configuran en Configuración → Avisos por módulo, en los eventos "Contratos / OC abiertas por vencer" (preventivo) y "Contratos / OC abiertas vencidas (escalamiento)". Son dos eventos separados para que el escalamiento pueda ir a jefatura o gerencia sin sumar a esas personas al aviso preventivo de todos los días.</w:t>
+      </w:r>
+    </w:p>
+    <w:p>
+      <w:pPr>
+        <w:jc w:val="both"/>
+        <w:spacing w:after="120"/>
+      </w:pPr>
+      <w:r>
+        <w:rPr>
+          <w:sz w:val="22"/>
+          <w:szCs w:val="22"/>
+        </w:rPr>
+        <w:t xml:space="preserve">Para trabajar la lista completa, sin depender del mail, está el reporte Compras → Reportes → Contratos y OC abiertas (compras/contrato-vencimiento-reporte). Permite filtrar por empresa, tipo de alerta, horizonte de días, proveedor y responsable, y exportar a PDF, Excel o CSV.</w:t>
+      </w:r>
+    </w:p>
+    <w:p>
+      <w:pPr>
+        <w:numPr>
+          <w:ilvl w:val="0"/>
+          <w:numId w:val=""/>
+        </w:numPr>
+      </w:pPr>
+      <w:r>
+        <w:rPr/>
+        <w:t xml:space="preserve">Filtro Tipo de alerta: Todos, Por vencer (dentro del horizonte), Con preaviso de no renovación pendiente, Consumo del tope en zona de alerta, Vencidos, o Sin fecha de vigencia cargada. Esta última opción sirve para detectar contratos mal cargados, que son los que nunca van a avisar.</w:t>
+      </w:r>
+    </w:p>
+    <w:p>
+      <w:pPr>
+        <w:numPr>
+          <w:ilvl w:val="0"/>
+          <w:numId w:val=""/>
+        </w:numPr>
+      </w:pPr>
+      <w:r>
+        <w:rPr/>
+        <w:t xml:space="preserve">Días de horizonte: cuántos días hacia adelante mirar (90 por defecto).</w:t>
+      </w:r>
+    </w:p>
+    <w:p>
+      <w:pPr>
+        <w:numPr>
+          <w:ilvl w:val="0"/>
+          <w:numId w:val=""/>
+        </w:numPr>
+      </w:pPr>
+      <w:r>
+        <w:rPr/>
+        <w:t xml:space="preserve">Solo sin responsable: contratos sin dueño asignado. Conviene revisarlo periódicamente porque son los que se pierden.</w:t>
+      </w:r>
+    </w:p>
+    <w:p>
+      <w:pPr>
+        <w:numPr>
+          <w:ilvl w:val="0"/>
+          <w:numId w:val=""/>
+        </w:numPr>
+      </w:pPr>
+      <w:r>
+        <w:rPr/>
+        <w:t xml:space="preserve">En la grilla, las filas de contratos vencidos se marcan en rojo y las que vencen dentro de 30 días en amarillo. La columna Situación explica el motivo concreto de la alerta.</w:t>
+      </w:r>
+    </w:p>
+    <w:p>
+      <w:pPr>
+        <w:numPr>
+          <w:ilvl w:val="0"/>
+          <w:numId w:val=""/>
+        </w:numPr>
+      </w:pPr>
+      <w:r>
+        <w:rPr/>
+        <w:t xml:space="preserve">Las columnas Recibido, Facturado y Consumido permiten auditar el consumo: si Recibido y Facturado difieren mucho, hay recepciones sin facturar o facturas sin recepción.</w:t>
+      </w:r>
+    </w:p>
+    <w:p>
+      <w:pPr>
+        <w:numPr>
+          <w:ilvl w:val="0"/>
+          <w:numId w:val=""/>
+        </w:numPr>
+      </w:pPr>
+      <w:r>
+        <w:rPr/>
+        <w:t xml:space="preserve">El número de OC es un enlace: abre la orden de compra en una pestaña nueva para revisar o renovar el contrato.</w:t>
+      </w:r>
+    </w:p>
+    <w:p/>
+    <w:p>
+      <w:pPr/>
+      <w:r>
+        <w:rPr>
+          <w:color w:val="2E75B6"/>
+          <w:sz w:val="22"/>
+          <w:szCs w:val="22"/>
+          <w:b w:val="1"/>
+          <w:bCs w:val="1"/>
+        </w:rPr>
+        <w:t xml:space="preserve">Reporte de contratos y OC abiertas por vencer</w:t>
+      </w:r>
+    </w:p>
+    <w:tbl>
+      <w:tblGrid>
+        <w:gridCol w:w="2800" w:type="dxa"/>
+        <w:gridCol w:w="2800" w:type="dxa"/>
+        <w:gridCol w:w="2800" w:type="dxa"/>
+        <w:gridCol w:w="2800" w:type="dxa"/>
+      </w:tblGrid>
+      <w:tblPr>
+        <w:tblW w:w="0" w:type="auto"/>
+        <w:tblLayout w:type="autofit"/>
+        <w:tblCellMar>
+          <w:top w:w="80" w:type="dxa"/>
+          <w:left w:w="80" w:type="dxa"/>
+          <w:right w:w="80" w:type="dxa"/>
+          <w:bottom w:w="80" w:type="dxa"/>
+        </w:tblCellMar>
+        <w:tblBorders>
+          <w:top w:val="single" w:sz="6" w:color="AAAAAA"/>
+          <w:left w:val="single" w:sz="6" w:color="AAAAAA"/>
+          <w:right w:val="single" w:sz="6" w:color="AAAAAA"/>
+          <w:bottom w:val="single" w:sz="6" w:color="AAAAAA"/>
+          <w:insideH w:val="single" w:sz="6" w:color="AAAAAA"/>
+          <w:insideV w:val="single" w:sz="6" w:color="AAAAAA"/>
+        </w:tblBorders>
+      </w:tblPr>
+      <w:tr>
+        <w:trPr/>
+        <w:tc>
+          <w:tcPr>
+            <w:tcW w:w="2800" w:type="dxa"/>
+            <w:shd w:val="clear" w:fill="2E75B6"/>
+            <w:noWrap/>
+          </w:tcPr>
+          <w:p>
+            <w:pPr/>
+            <w:r>
+              <w:rPr>
+                <w:color w:val="FFFFFF"/>
+                <w:sz w:val="20"/>
+                <w:szCs w:val="20"/>
+                <w:b w:val="1"/>
+                <w:bCs w:val="1"/>
+              </w:rPr>
+              <w:t xml:space="preserve">Herramienta</w:t>
+            </w:r>
+          </w:p>
+        </w:tc>
+        <w:tc>
+          <w:tcPr>
+            <w:tcW w:w="2800" w:type="dxa"/>
+            <w:shd w:val="clear" w:fill="2E75B6"/>
+            <w:noWrap/>
+          </w:tcPr>
+          <w:p>
+            <w:pPr/>
+            <w:r>
+              <w:rPr>
+                <w:color w:val="FFFFFF"/>
+                <w:sz w:val="20"/>
+                <w:szCs w:val="20"/>
+                <w:b w:val="1"/>
+                <w:bCs w:val="1"/>
+              </w:rPr>
+              <w:t xml:space="preserve">Ubicación</w:t>
+            </w:r>
+          </w:p>
+        </w:tc>
+        <w:tc>
+          <w:tcPr>
+            <w:tcW w:w="2800" w:type="dxa"/>
+            <w:shd w:val="clear" w:fill="2E75B6"/>
+            <w:noWrap/>
+          </w:tcPr>
+          <w:p>
+            <w:pPr/>
+            <w:r>
+              <w:rPr>
+                <w:color w:val="FFFFFF"/>
+                <w:sz w:val="20"/>
+                <w:szCs w:val="20"/>
+                <w:b w:val="1"/>
+                <w:bCs w:val="1"/>
+              </w:rPr>
+              <w:t xml:space="preserve">Qué hace</w:t>
+            </w:r>
+          </w:p>
+        </w:tc>
+        <w:tc>
+          <w:tcPr>
+            <w:tcW w:w="2800" w:type="dxa"/>
+            <w:shd w:val="clear" w:fill="2E75B6"/>
+            <w:noWrap/>
+          </w:tcPr>
+          <w:p>
+            <w:pPr/>
+            <w:r>
+              <w:rPr>
+                <w:color w:val="FFFFFF"/>
+                <w:sz w:val="20"/>
+                <w:szCs w:val="20"/>
+                <w:b w:val="1"/>
+                <w:bCs w:val="1"/>
+              </w:rPr>
+              <w:t xml:space="preserve">Permiso</w:t>
+            </w:r>
+          </w:p>
+        </w:tc>
+      </w:tr>
+      <w:tr>
+        <w:trPr/>
+        <w:tc>
+          <w:tcPr>
+            <w:tcW w:w="2800" w:type="dxa"/>
+            <w:noWrap/>
+          </w:tcPr>
+          <w:p>
+            <w:pPr/>
+            <w:r>
+              <w:rPr>
+                <w:sz w:val="20"/>
+                <w:szCs w:val="20"/>
+              </w:rPr>
+              <w:t xml:space="preserve">Consultar</w:t>
+            </w:r>
+          </w:p>
+        </w:tc>
+        <w:tc>
+          <w:tcPr>
+            <w:tcW w:w="2800" w:type="dxa"/>
+            <w:noWrap/>
+          </w:tcPr>
+          <w:p>
+            <w:pPr/>
+            <w:r>
+              <w:rPr>
+                <w:sz w:val="20"/>
+                <w:szCs w:val="20"/>
+              </w:rPr>
+              <w:t xml:space="preserve">Panel de filtros</w:t>
+            </w:r>
+          </w:p>
+        </w:tc>
+        <w:tc>
+          <w:tcPr>
+            <w:tcW w:w="2800" w:type="dxa"/>
+            <w:noWrap/>
+          </w:tcPr>
+          <w:p>
+            <w:pPr/>
+            <w:r>
+              <w:rPr>
+                <w:sz w:val="20"/>
+                <w:szCs w:val="20"/>
+              </w:rPr>
+              <w:t xml:space="preserve">Genera el listado según empresa, tipo de alerta, horizonte de días, proveedor y responsable.</w:t>
+            </w:r>
+          </w:p>
+        </w:tc>
+        <w:tc>
+          <w:tcPr>
+            <w:tcW w:w="2800" w:type="dxa"/>
+            <w:noWrap/>
+          </w:tcPr>
+          <w:p>
+            <w:pPr/>
+            <w:r>
+              <w:rPr>
+                <w:sz w:val="20"/>
+                <w:szCs w:val="20"/>
+              </w:rPr>
+              <w:t xml:space="preserve">listar-reporte-contrato-vencimiento</w:t>
+            </w:r>
+          </w:p>
+        </w:tc>
+      </w:tr>
+      <w:tr>
+        <w:trPr/>
+        <w:tc>
+          <w:tcPr>
+            <w:tcW w:w="2800" w:type="dxa"/>
+            <w:noWrap/>
+          </w:tcPr>
+          <w:p>
+            <w:pPr/>
+            <w:r>
+              <w:rPr>
+                <w:sz w:val="20"/>
+                <w:szCs w:val="20"/>
+              </w:rPr>
+              <w:t xml:space="preserve">Tipo de alerta</w:t>
+            </w:r>
+          </w:p>
+        </w:tc>
+        <w:tc>
+          <w:tcPr>
+            <w:tcW w:w="2800" w:type="dxa"/>
+            <w:noWrap/>
+          </w:tcPr>
+          <w:p>
+            <w:pPr/>
+            <w:r>
+              <w:rPr>
+                <w:sz w:val="20"/>
+                <w:szCs w:val="20"/>
+              </w:rPr>
+              <w:t xml:space="preserve">Panel de filtros</w:t>
+            </w:r>
+          </w:p>
+        </w:tc>
+        <w:tc>
+          <w:tcPr>
+            <w:tcW w:w="2800" w:type="dxa"/>
+            <w:noWrap/>
+          </w:tcPr>
+          <w:p>
+            <w:pPr/>
+            <w:r>
+              <w:rPr>
+                <w:sz w:val="20"/>
+                <w:szCs w:val="20"/>
+              </w:rPr>
+              <w:t xml:space="preserve">Por vencer, preaviso pendiente, consumo en zona de alerta, vencidos o sin vigencia cargada.</w:t>
+            </w:r>
+          </w:p>
+        </w:tc>
+        <w:tc>
+          <w:tcPr>
+            <w:tcW w:w="2800" w:type="dxa"/>
+            <w:noWrap/>
+          </w:tcPr>
+          <w:p>
+            <w:pPr/>
+            <w:r>
+              <w:rPr>
+                <w:sz w:val="20"/>
+                <w:szCs w:val="20"/>
+              </w:rPr>
+              <w:t xml:space="preserve">listar-reporte-contrato-vencimiento</w:t>
+            </w:r>
+          </w:p>
+        </w:tc>
+      </w:tr>
+      <w:tr>
+        <w:trPr/>
+        <w:tc>
+          <w:tcPr>
+            <w:tcW w:w="2800" w:type="dxa"/>
+            <w:noWrap/>
+          </w:tcPr>
+          <w:p>
+            <w:pPr/>
+            <w:r>
+              <w:rPr>
+                <w:sz w:val="20"/>
+                <w:szCs w:val="20"/>
+              </w:rPr>
+              <w:t xml:space="preserve">Solo sin responsable</w:t>
+            </w:r>
+          </w:p>
+        </w:tc>
+        <w:tc>
+          <w:tcPr>
+            <w:tcW w:w="2800" w:type="dxa"/>
+            <w:noWrap/>
+          </w:tcPr>
+          <w:p>
+            <w:pPr/>
+            <w:r>
+              <w:rPr>
+                <w:sz w:val="20"/>
+                <w:szCs w:val="20"/>
+              </w:rPr>
+              <w:t xml:space="preserve">Panel de filtros</w:t>
+            </w:r>
+          </w:p>
+        </w:tc>
+        <w:tc>
+          <w:tcPr>
+            <w:tcW w:w="2800" w:type="dxa"/>
+            <w:noWrap/>
+          </w:tcPr>
+          <w:p>
+            <w:pPr/>
+            <w:r>
+              <w:rPr>
+                <w:sz w:val="20"/>
+                <w:szCs w:val="20"/>
+              </w:rPr>
+              <w:t xml:space="preserve">Aísla los contratos sin dueño asignado, que son los que suelen quedar sin seguimiento.</w:t>
+            </w:r>
+          </w:p>
+        </w:tc>
+        <w:tc>
+          <w:tcPr>
+            <w:tcW w:w="2800" w:type="dxa"/>
+            <w:noWrap/>
+          </w:tcPr>
+          <w:p>
+            <w:pPr/>
+            <w:r>
+              <w:rPr>
+                <w:sz w:val="20"/>
+                <w:szCs w:val="20"/>
+              </w:rPr>
+              <w:t xml:space="preserve">listar-reporte-contrato-vencimiento</w:t>
+            </w:r>
+          </w:p>
+        </w:tc>
+      </w:tr>
+      <w:tr>
+        <w:trPr/>
+        <w:tc>
+          <w:tcPr>
+            <w:tcW w:w="2800" w:type="dxa"/>
+            <w:noWrap/>
+          </w:tcPr>
+          <w:p>
+            <w:pPr/>
+            <w:r>
+              <w:rPr>
+                <w:sz w:val="20"/>
+                <w:szCs w:val="20"/>
+              </w:rPr>
+              <w:t xml:space="preserve">PDF / Excel / CSV</w:t>
+            </w:r>
+          </w:p>
+        </w:tc>
+        <w:tc>
+          <w:tcPr>
+            <w:tcW w:w="2800" w:type="dxa"/>
+            <w:noWrap/>
+          </w:tcPr>
+          <w:p>
+            <w:pPr/>
+            <w:r>
+              <w:rPr>
+                <w:sz w:val="20"/>
+                <w:szCs w:val="20"/>
+              </w:rPr>
+              <w:t xml:space="preserve">Barra de botones grandes sobre la grilla (btn-app)</w:t>
+            </w:r>
+          </w:p>
+        </w:tc>
+        <w:tc>
+          <w:tcPr>
+            <w:tcW w:w="2800" w:type="dxa"/>
+            <w:noWrap/>
+          </w:tcPr>
+          <w:p>
+            <w:pPr/>
+            <w:r>
+              <w:rPr>
+                <w:sz w:val="20"/>
+                <w:szCs w:val="20"/>
+              </w:rPr>
+              <w:t xml:space="preserve">Exporta el resultado completo del filtro, no solo la página visible.</w:t>
+            </w:r>
+          </w:p>
+        </w:tc>
+        <w:tc>
+          <w:tcPr>
+            <w:tcW w:w="2800" w:type="dxa"/>
+            <w:noWrap/>
+          </w:tcPr>
+          <w:p>
+            <w:pPr/>
+            <w:r>
+              <w:rPr>
+                <w:sz w:val="20"/>
+                <w:szCs w:val="20"/>
+              </w:rPr>
+              <w:t xml:space="preserve">listar-reporte-contrato-vencimiento</w:t>
+            </w:r>
+          </w:p>
+        </w:tc>
+      </w:tr>
+      <w:tr>
+        <w:trPr/>
+        <w:tc>
+          <w:tcPr>
+            <w:tcW w:w="2800" w:type="dxa"/>
+            <w:noWrap/>
+          </w:tcPr>
+          <w:p>
+            <w:pPr/>
+            <w:r>
+              <w:rPr>
+                <w:sz w:val="20"/>
+                <w:szCs w:val="20"/>
+              </w:rPr>
+              <w:t xml:space="preserve">Número de OC (enlace)</w:t>
+            </w:r>
+          </w:p>
+        </w:tc>
+        <w:tc>
+          <w:tcPr>
+            <w:tcW w:w="2800" w:type="dxa"/>
+            <w:noWrap/>
+          </w:tcPr>
+          <w:p>
+            <w:pPr/>
+            <w:r>
+              <w:rPr>
+                <w:sz w:val="20"/>
+                <w:szCs w:val="20"/>
+              </w:rPr>
+              <w:t xml:space="preserve">Columna OC de la grilla</w:t>
+            </w:r>
+          </w:p>
+        </w:tc>
+        <w:tc>
+          <w:tcPr>
+            <w:tcW w:w="2800" w:type="dxa"/>
+            <w:noWrap/>
+          </w:tcPr>
+          <w:p>
+            <w:pPr/>
+            <w:r>
+              <w:rPr>
+                <w:sz w:val="20"/>
+                <w:szCs w:val="20"/>
+              </w:rPr>
+              <w:t xml:space="preserve">Abre la orden de compra en pestaña nueva para revisar o renovar el contrato.</w:t>
+            </w:r>
+          </w:p>
+        </w:tc>
+        <w:tc>
+          <w:tcPr>
+            <w:tcW w:w="2800" w:type="dxa"/>
+            <w:noWrap/>
+          </w:tcPr>
+          <w:p>
+            <w:pPr/>
+            <w:r>
+              <w:rPr>
+                <w:sz w:val="20"/>
+                <w:szCs w:val="20"/>
+              </w:rPr>
+              <w:t xml:space="preserve">editar-ordencompra o listar-ordencompra</w:t>
+            </w:r>
+          </w:p>
+        </w:tc>
+      </w:tr>
+      <w:tr>
+        <w:trPr/>
+        <w:tc>
+          <w:tcPr>
+            <w:tcW w:w="2800" w:type="dxa"/>
+            <w:noWrap/>
+          </w:tcPr>
+          <w:p>
+            <w:pPr/>
+            <w:r>
+              <w:rPr>
+                <w:sz w:val="20"/>
+                <w:szCs w:val="20"/>
+              </w:rPr>
+              <w:t xml:space="preserve">Resumen del filtro</w:t>
+            </w:r>
+          </w:p>
+        </w:tc>
+        <w:tc>
+          <w:tcPr>
+            <w:tcW w:w="2800" w:type="dxa"/>
+            <w:noWrap/>
+          </w:tcPr>
+          <w:p>
+            <w:pPr/>
+            <w:r>
+              <w:rPr>
+                <w:sz w:val="20"/>
+                <w:szCs w:val="20"/>
+              </w:rPr>
+              <w:t xml:space="preserve">Franja sobre la grilla</w:t>
+            </w:r>
+          </w:p>
+        </w:tc>
+        <w:tc>
+          <w:tcPr>
+            <w:tcW w:w="2800" w:type="dxa"/>
+            <w:noWrap/>
+          </w:tcPr>
+          <w:p>
+            <w:pPr/>
+            <w:r>
+              <w:rPr>
+                <w:sz w:val="20"/>
+                <w:szCs w:val="20"/>
+              </w:rPr>
+              <w:t xml:space="preserve">Totales de contratos, vencidos, por vencer, tope, recibido, facturado, consumido y disponible.</w:t>
+            </w:r>
+          </w:p>
+        </w:tc>
+        <w:tc>
+          <w:tcPr>
+            <w:tcW w:w="2800" w:type="dxa"/>
+            <w:noWrap/>
+          </w:tcPr>
+          <w:p>
+            <w:pPr/>
+            <w:r>
+              <w:rPr>
+                <w:sz w:val="20"/>
+                <w:szCs w:val="20"/>
+              </w:rPr>
+              <w:t xml:space="preserve">listar-reporte-contrato-vencimiento</w:t>
+            </w:r>
+          </w:p>
+        </w:tc>
+      </w:tr>
+    </w:tbl>
+    <w:p/>
+    <w:p>
+      <w:pPr/>
+      <w:r>
+        <w:rPr>
+          <w:color w:val="666666"/>
+          <w:sz w:val="18"/>
+          <w:szCs w:val="18"/>
+          <w:i w:val="1"/>
+          <w:iCs w:val="1"/>
+        </w:rPr>
+        <w:t xml:space="preserve">Tipos de aviso</w:t>
+      </w:r>
+    </w:p>
+    <w:tbl>
+      <w:tblGrid>
+        <w:gridCol w:w="2800" w:type="dxa"/>
+        <w:gridCol w:w="2800" w:type="dxa"/>
+        <w:gridCol w:w="2800" w:type="dxa"/>
+      </w:tblGrid>
+      <w:tblPr>
+        <w:tblW w:w="0" w:type="auto"/>
+        <w:tblLayout w:type="autofit"/>
+        <w:tblCellMar>
+          <w:top w:w="80" w:type="dxa"/>
+          <w:left w:w="80" w:type="dxa"/>
+          <w:right w:w="80" w:type="dxa"/>
+          <w:bottom w:w="80" w:type="dxa"/>
+        </w:tblCellMar>
+        <w:tblBorders>
+          <w:top w:val="single" w:sz="6" w:color="AAAAAA"/>
+          <w:left w:val="single" w:sz="6" w:color="AAAAAA"/>
+          <w:right w:val="single" w:sz="6" w:color="AAAAAA"/>
+          <w:bottom w:val="single" w:sz="6" w:color="AAAAAA"/>
+          <w:insideH w:val="single" w:sz="6" w:color="AAAAAA"/>
+          <w:insideV w:val="single" w:sz="6" w:color="AAAAAA"/>
+        </w:tblBorders>
+      </w:tblPr>
+      <w:tr>
+        <w:trPr/>
+        <w:tc>
+          <w:tcPr>
+            <w:tcW w:w="2800" w:type="dxa"/>
+            <w:shd w:val="clear" w:fill="2E75B6"/>
+            <w:noWrap/>
+          </w:tcPr>
+          <w:p>
+            <w:pPr/>
+            <w:r>
+              <w:rPr>
+                <w:color w:val="FFFFFF"/>
+                <w:sz w:val="20"/>
+                <w:szCs w:val="20"/>
+                <w:b w:val="1"/>
+                <w:bCs w:val="1"/>
+              </w:rPr>
+              <w:t xml:space="preserve">Aviso</w:t>
+            </w:r>
+          </w:p>
+        </w:tc>
+        <w:tc>
+          <w:tcPr>
+            <w:tcW w:w="2800" w:type="dxa"/>
+            <w:shd w:val="clear" w:fill="2E75B6"/>
+            <w:noWrap/>
+          </w:tcPr>
+          <w:p>
+            <w:pPr/>
+            <w:r>
+              <w:rPr>
+                <w:color w:val="FFFFFF"/>
+                <w:sz w:val="20"/>
+                <w:szCs w:val="20"/>
+                <w:b w:val="1"/>
+                <w:bCs w:val="1"/>
+              </w:rPr>
+              <w:t xml:space="preserve">Cuándo se dispara</w:t>
+            </w:r>
+          </w:p>
+        </w:tc>
+        <w:tc>
+          <w:tcPr>
+            <w:tcW w:w="2800" w:type="dxa"/>
+            <w:shd w:val="clear" w:fill="2E75B6"/>
+            <w:noWrap/>
+          </w:tcPr>
+          <w:p>
+            <w:pPr/>
+            <w:r>
+              <w:rPr>
+                <w:color w:val="FFFFFF"/>
+                <w:sz w:val="20"/>
+                <w:szCs w:val="20"/>
+                <w:b w:val="1"/>
+                <w:bCs w:val="1"/>
+              </w:rPr>
+              <w:t xml:space="preserve">Qué hay que hacer</w:t>
+            </w:r>
+          </w:p>
+        </w:tc>
+      </w:tr>
+      <w:tr>
+        <w:trPr/>
+        <w:tc>
+          <w:tcPr>
+            <w:tcW w:w="2800" w:type="dxa"/>
+            <w:noWrap/>
+          </w:tcPr>
+          <w:p>
+            <w:pPr/>
+            <w:r>
+              <w:rPr>
+                <w:sz w:val="20"/>
+                <w:szCs w:val="20"/>
+              </w:rPr>
+              <w:t xml:space="preserve">Por vencer</w:t>
+            </w:r>
+          </w:p>
+        </w:tc>
+        <w:tc>
+          <w:tcPr>
+            <w:tcW w:w="2800" w:type="dxa"/>
+            <w:noWrap/>
+          </w:tcPr>
+          <w:p>
+            <w:pPr/>
+            <w:r>
+              <w:rPr>
+                <w:sz w:val="20"/>
+                <w:szCs w:val="20"/>
+              </w:rPr>
+              <w:t xml:space="preserve">Cuando faltan tantos días para el fin de vigencia como indica el umbral (60, 30 y 15 días por defecto).</w:t>
+            </w:r>
+          </w:p>
+        </w:tc>
+        <w:tc>
+          <w:tcPr>
+            <w:tcW w:w="2800" w:type="dxa"/>
+            <w:noWrap/>
+          </w:tcPr>
+          <w:p>
+            <w:pPr/>
+            <w:r>
+              <w:rPr>
+                <w:sz w:val="20"/>
+                <w:szCs w:val="20"/>
+              </w:rPr>
+              <w:t xml:space="preserve">Renovar, renegociar o dejar vencer con decisión tomada.</w:t>
+            </w:r>
+          </w:p>
+        </w:tc>
+      </w:tr>
+      <w:tr>
+        <w:trPr/>
+        <w:tc>
+          <w:tcPr>
+            <w:tcW w:w="2800" w:type="dxa"/>
+            <w:noWrap/>
+          </w:tcPr>
+          <w:p>
+            <w:pPr/>
+            <w:r>
+              <w:rPr>
+                <w:sz w:val="20"/>
+                <w:szCs w:val="20"/>
+              </w:rPr>
+              <w:t xml:space="preserve">Preaviso de no renovación</w:t>
+            </w:r>
+          </w:p>
+        </w:tc>
+        <w:tc>
+          <w:tcPr>
+            <w:tcW w:w="2800" w:type="dxa"/>
+            <w:noWrap/>
+          </w:tcPr>
+          <w:p>
+            <w:pPr/>
+            <w:r>
+              <w:rPr>
+                <w:sz w:val="20"/>
+                <w:szCs w:val="20"/>
+              </w:rPr>
+              <w:t xml:space="preserve">Contratos con renovación automática, cuando se acerca la fecha límite para notificar la no renovación.</w:t>
+            </w:r>
+          </w:p>
+        </w:tc>
+        <w:tc>
+          <w:tcPr>
+            <w:tcW w:w="2800" w:type="dxa"/>
+            <w:noWrap/>
+          </w:tcPr>
+          <w:p>
+            <w:pPr/>
+            <w:r>
+              <w:rPr>
+                <w:sz w:val="20"/>
+                <w:szCs w:val="20"/>
+              </w:rPr>
+              <w:t xml:space="preserve">Notificar al proveedor antes de esa fecha si no se quiere continuar. Pasada la fecha, el contrato se renueva solo.</w:t>
+            </w:r>
+          </w:p>
+        </w:tc>
+      </w:tr>
+      <w:tr>
+        <w:trPr/>
+        <w:tc>
+          <w:tcPr>
+            <w:tcW w:w="2800" w:type="dxa"/>
+            <w:noWrap/>
+          </w:tcPr>
+          <w:p>
+            <w:pPr/>
+            <w:r>
+              <w:rPr>
+                <w:sz w:val="20"/>
+                <w:szCs w:val="20"/>
+              </w:rPr>
+              <w:t xml:space="preserve">Consumo del tope</w:t>
+            </w:r>
+          </w:p>
+        </w:tc>
+        <w:tc>
+          <w:tcPr>
+            <w:tcW w:w="2800" w:type="dxa"/>
+            <w:noWrap/>
+          </w:tcPr>
+          <w:p>
+            <w:pPr/>
+            <w:r>
+              <w:rPr>
+                <w:sz w:val="20"/>
+                <w:szCs w:val="20"/>
+              </w:rPr>
+              <w:t xml:space="preserve">Cuando el consumo alcanza el porcentaje configurado del monto contratado (80% y 100% por defecto).</w:t>
+            </w:r>
+          </w:p>
+        </w:tc>
+        <w:tc>
+          <w:tcPr>
+            <w:tcW w:w="2800" w:type="dxa"/>
+            <w:noWrap/>
+          </w:tcPr>
+          <w:p>
+            <w:pPr/>
+            <w:r>
+              <w:rPr>
+                <w:sz w:val="20"/>
+                <w:szCs w:val="20"/>
+              </w:rPr>
+              <w:t xml:space="preserve">Ampliar el monto contratado o emitir una OC nueva antes de seguir consumiendo.</w:t>
+            </w:r>
+          </w:p>
+        </w:tc>
+      </w:tr>
+      <w:tr>
+        <w:trPr/>
+        <w:tc>
+          <w:tcPr>
+            <w:tcW w:w="2800" w:type="dxa"/>
+            <w:noWrap/>
+          </w:tcPr>
+          <w:p>
+            <w:pPr/>
+            <w:r>
+              <w:rPr>
+                <w:sz w:val="20"/>
+                <w:szCs w:val="20"/>
+              </w:rPr>
+              <w:t xml:space="preserve">Vencido (escalamiento)</w:t>
+            </w:r>
+          </w:p>
+        </w:tc>
+        <w:tc>
+          <w:tcPr>
+            <w:tcW w:w="2800" w:type="dxa"/>
+            <w:noWrap/>
+          </w:tcPr>
+          <w:p>
+            <w:pPr/>
+            <w:r>
+              <w:rPr>
+                <w:sz w:val="20"/>
+                <w:szCs w:val="20"/>
+              </w:rPr>
+              <w:t xml:space="preserve">Vigencia terminada y el contrato sigue abierto. Se reitera cada 7 días.</w:t>
+            </w:r>
+          </w:p>
+        </w:tc>
+        <w:tc>
+          <w:tcPr>
+            <w:tcW w:w="2800" w:type="dxa"/>
+            <w:noWrap/>
+          </w:tcPr>
+          <w:p>
+            <w:pPr/>
+            <w:r>
+              <w:rPr>
+                <w:sz w:val="20"/>
+                <w:szCs w:val="20"/>
+              </w:rPr>
+              <w:t xml:space="preserve">Renovar, cerrar la OC o darla de baja. Es el aviso que no debería existir.</w:t>
+            </w:r>
+          </w:p>
+        </w:tc>
+      </w:tr>
+    </w:tbl>
+    <w:p/>
+    <w:p>
+      <w:pPr>
+        <w:pStyle w:val="Heading2"/>
+      </w:pPr>
+      <w:bookmarkStart w:id="13" w:name="_Toc13"/>
+      <w:r>
+        <w:t>13. Circuito documental integrado</w:t>
+      </w:r>
+      <w:bookmarkEnd w:id="13"/>
     </w:p>
     <w:p>
       <w:pPr>
@@ -9025,7 +11475,7 @@
         <w:pict>
           <v:shape type="#_x0000_t75" stroked="f" style="width:450pt; height:195.65217391304pt; margin-left:0pt; margin-top:0pt; mso-position-horizontal:left; mso-position-vertical:top; mso-position-horizontal-relative:char; mso-position-vertical-relative:line;">
             <w10:wrap type="inline"/>
-            <v:imagedata r:id="rId14" o:title=""/>
+            <v:imagedata r:id="rId18" o:title=""/>
           </v:shape>
         </w:pict>
       </w:r>
@@ -9074,13 +11524,26 @@
     </w:p>
     <w:p>
       <w:pPr>
+        <w:jc w:val="both"/>
+        <w:spacing w:after="120"/>
+      </w:pPr>
+      <w:r>
+        <w:rPr>
+          <w:sz w:val="22"/>
+          <w:szCs w:val="22"/>
+        </w:rPr>
+        <w:t xml:space="preserve">Las OC marcadas como contrato no siguen ese cierre: quedan vigentes durante todo el período contratado y se van consumiendo con recepciones y facturas sucesivas, hasta que se renuevan o se cierran (ver capítulos 11 y 12).</w:t>
+      </w:r>
+    </w:p>
+    <w:p>
+      <w:pPr>
         <w:pStyle w:val="Heading2"/>
       </w:pPr>
-      <w:bookmarkStart w:id="12" w:name="_Toc12"/>
-      <w:r>
-        <w:t>12. Integración con sistema Anita</w:t>
-      </w:r>
-      <w:bookmarkEnd w:id="12"/>
+      <w:bookmarkStart w:id="14" w:name="_Toc14"/>
+      <w:r>
+        <w:t>14. Integración con sistema Anita</w:t>
+      </w:r>
+      <w:bookmarkEnd w:id="14"/>
     </w:p>
     <w:p>
       <w:pPr>
@@ -9148,11 +11611,11 @@
       <w:pPr>
         <w:pStyle w:val="Heading2"/>
       </w:pPr>
-      <w:bookmarkStart w:id="13" w:name="_Toc13"/>
-      <w:r>
-        <w:t>13. Resolución de problemas frecuentes</w:t>
-      </w:r>
-      <w:bookmarkEnd w:id="13"/>
+      <w:bookmarkStart w:id="15" w:name="_Toc15"/>
+      <w:r>
+        <w:t>15. Resolución de problemas frecuentes</w:t>
+      </w:r>
+      <w:bookmarkEnd w:id="15"/>
     </w:p>
     <w:p>
       <w:pPr>
@@ -9214,16 +11677,64 @@
         <w:t xml:space="preserve">Error de CUIT duplicado en proveedor: revise tipo de servicio y reglas de unicidad configuradas.</w:t>
       </w:r>
     </w:p>
+    <w:p>
+      <w:pPr>
+        <w:numPr>
+          <w:ilvl w:val="0"/>
+          <w:numId w:val=""/>
+        </w:numPr>
+      </w:pPr>
+      <w:r>
+        <w:rPr/>
+        <w:t xml:space="preserve">Un contrato no avisa nunca: verifique que la OC tenga tildado "Contrato / OC abierta", que tenga fecha de vigencia hasta (o monto contratado) y que esté en estado APROBADA o CUMPLIDA. El filtro "Sin fecha de vigencia cargada" del reporte lista justamente estos casos.</w:t>
+      </w:r>
+    </w:p>
+    <w:p>
+      <w:pPr>
+        <w:numPr>
+          <w:ilvl w:val="0"/>
+          <w:numId w:val=""/>
+        </w:numPr>
+      </w:pPr>
+      <w:r>
+        <w:rPr/>
+        <w:t xml:space="preserve">No recibí el mail del contrato: cada umbral avisa una sola vez, así que si el aviso de 60 días ya salió no se repite hasta los 30. Confirme además que su usuario esté como responsable del contrato o como destinatario del evento en Configuración → Avisos por módulo.</w:t>
+      </w:r>
+    </w:p>
+    <w:p>
+      <w:pPr>
+        <w:numPr>
+          <w:ilvl w:val="0"/>
+          <w:numId w:val=""/>
+        </w:numPr>
+      </w:pPr>
+      <w:r>
+        <w:rPr/>
+        <w:t xml:space="preserve">El consumo del contrato no coincide con lo facturado: el consumo toma primero las recepciones confirmadas y suma las facturas sin recepción vinculada. Compare las columnas Recibido, Facturado y Consumido del reporte: la diferencia suele ser mercadería recibida y todavía no facturada.</w:t>
+      </w:r>
+    </w:p>
+    <w:p>
+      <w:pPr>
+        <w:numPr>
+          <w:ilvl w:val="0"/>
+          <w:numId w:val=""/>
+        </w:numPr>
+      </w:pPr>
+      <w:r>
+        <w:rPr/>
+        <w:t xml:space="preserve">El consumo quedó en cero con recepciones cargadas: revise que las líneas de la recepción tengan precio. Si la OC no tenía precio, la recepción se valoriza en cero y el consumo recién aparece cuando llega la factura.</w:t>
+      </w:r>
+    </w:p>
     <w:p/>
     <w:p>
       <w:pPr>
         <w:pStyle w:val="Heading2"/>
       </w:pPr>
-      <w:bookmarkStart w:id="14" w:name="_Toc14"/>
-      <w:r>
-        <w:t>14. Soporte</w:t>
-      </w:r>
-      <w:bookmarkEnd w:id="14"/>
+      <w:bookmarkStart w:id="16" w:name="_Toc16"/>
+      <w:r>
+        <w:t>16. Soporte</w:t>
+      </w:r>
+      <w:bookmarkEnd w:id="16"/>
     </w:p>
     <w:p>
       <w:pPr>

--- a/docs/manual-compras/Manual_Usuario_AnitaERP_Modulo_Compras.docx
+++ b/docs/manual-compras/Manual_Usuario_AnitaERP_Modulo_Compras.docx
@@ -60,7 +60,7 @@
           <w:sz w:val="22"/>
           <w:szCs w:val="22"/>
         </w:rPr>
-        <w:t xml:space="preserve">Versión 1.4 — agosto 2026</w:t>
+        <w:t xml:space="preserve">Versión 1.6 — agosto 2026</w:t>
       </w:r>
     </w:p>
     <w:p/>
@@ -209,7 +209,7 @@
           <w:sz w:val="22"/>
           <w:szCs w:val="22"/>
         </w:rPr>
-        <w:t xml:space="preserve">12. Avisos y seguimiento de contratos</w:t>
+        <w:t xml:space="preserve">12. Carga de facturas de un contrato</w:t>
       </w:r>
     </w:p>
     <w:p>
@@ -219,7 +219,7 @@
           <w:sz w:val="22"/>
           <w:szCs w:val="22"/>
         </w:rPr>
-        <w:t xml:space="preserve">13. Circuito documental integrado</w:t>
+        <w:t xml:space="preserve">13. Avisos y seguimiento de contratos</w:t>
       </w:r>
     </w:p>
     <w:p>
@@ -229,7 +229,7 @@
           <w:sz w:val="22"/>
           <w:szCs w:val="22"/>
         </w:rPr>
-        <w:t xml:space="preserve">14. Integración con sistema Anita</w:t>
+        <w:t xml:space="preserve">14. Circuito documental integrado</w:t>
       </w:r>
     </w:p>
     <w:p>
@@ -239,7 +239,7 @@
           <w:sz w:val="22"/>
           <w:szCs w:val="22"/>
         </w:rPr>
-        <w:t xml:space="preserve">15. Resolución de problemas frecuentes</w:t>
+        <w:t xml:space="preserve">15. Integración con sistema Anita</w:t>
       </w:r>
     </w:p>
     <w:p>
@@ -249,7 +249,17 @@
           <w:sz w:val="22"/>
           <w:szCs w:val="22"/>
         </w:rPr>
-        <w:t xml:space="preserve">16. Soporte</w:t>
+        <w:t xml:space="preserve">16. Resolución de problemas frecuentes</w:t>
+      </w:r>
+    </w:p>
+    <w:p>
+      <w:pPr/>
+      <w:r>
+        <w:rPr>
+          <w:sz w:val="22"/>
+          <w:szCs w:val="22"/>
+        </w:rPr>
+        <w:t xml:space="preserve">17. Soporte</w:t>
       </w:r>
     </w:p>
     <w:p>
@@ -9472,7 +9482,7 @@
           <w:sz w:val="22"/>
           <w:szCs w:val="22"/>
         </w:rPr>
-        <w:t xml:space="preserve">Una OC abierta es la que no se agota con una entrega: abonos, honorarios profesionales, servicios recurrentes, mantenimientos, alquileres, licencias. En lugar de crear un documento distinto, la propia orden de compra se marca como contrato y se le cargan la vigencia, el monto contratado y el responsable. El ERP vigila esos datos y avisa antes del vencimiento, con el mismo criterio que los acuerdos marco de SAP o los purchase agreements de Oracle.</w:t>
+        <w:t xml:space="preserve">Una OC abierta es la que no se agota con una entrega: abonos, honorarios profesionales, servicios recurrentes, mantenimientos, alquileres, licencias. En lugar de crear un documento distinto, la propia orden de compra se marca como contrato y se le cargan la vigencia, el monto contratado, el responsable y la ruta con la que se van a cargar las facturas. El ERP vigila esos datos y avisa antes del vencimiento, con el mismo criterio que los acuerdos marco de SAP o los purchase agreements de Oracle.</w:t>
       </w:r>
     </w:p>
     <w:p>
@@ -9485,7 +9495,7 @@
           <w:sz w:val="22"/>
           <w:szCs w:val="22"/>
         </w:rPr>
-        <w:t xml:space="preserve">Se marca en el formulario de la orden de compra (compras/ordencompra/crear o editar) tildando la casilla "Contrato / OC abierta" en el bloque del mismo nombre. Recién al tildarla se despliegan los campos de vigencia, tope y avisos; una OC común no muestra nada de esto.</w:t>
+        <w:t xml:space="preserve">Se marca en el formulario de la orden de compra (compras/ordencompra/crear o editar) tildando la casilla "Contrato / OC abierta" en el bloque del mismo nombre. Recién al tildarla se despliegan los campos de vigencia, tope, avisos y ruta de facturación; una OC común no muestra nada de esto.</w:t>
       </w:r>
     </w:p>
     <w:p>
@@ -9498,7 +9508,7 @@
           <w:sz w:val="22"/>
           <w:szCs w:val="22"/>
         </w:rPr>
-        <w:t xml:space="preserve">Cargar la vigencia es lo mínimo indispensable: sin fecha de fin no hay aviso de vencimiento posible. El monto contratado es opcional, pero es lo que habilita el control de consumo.</w:t>
+        <w:t xml:space="preserve">Cargar la vigencia es lo mínimo indispensable: sin fecha de fin no hay aviso de vencimiento posible. El monto contratado es opcional, pero es lo que habilita el control de consumo. La recepción para facturar y la cuenta contable definen cómo se carga cada factura de ese contrato (capítulo 12).</w:t>
       </w:r>
     </w:p>
     <w:p>
@@ -9571,6 +9581,30 @@
       <w:r>
         <w:rPr/>
         <w:t xml:space="preserve">Responsable: usuario dueño del contrato. Recibe siempre los avisos de sus contratos, además de los destinatarios generales configurados.</w:t>
+      </w:r>
+    </w:p>
+    <w:p>
+      <w:pPr>
+        <w:numPr>
+          <w:ilvl w:val="0"/>
+          <w:numId w:val=""/>
+        </w:numPr>
+      </w:pPr>
+      <w:r>
+        <w:rPr/>
+        <w:t xml:space="preserve">Recepción para facturar: Obligatoria (las facturas se cargan contra recepción COM) o No requiere recepción (se factura el contrato sin COM: abonos, honorarios, servicios). Este dato fija la ruta del formulario de factura mientras el contrato esté vigente.</w:t>
+      </w:r>
+    </w:p>
+    <w:p>
+      <w:pPr>
+        <w:numPr>
+          <w:ilvl w:val="0"/>
+          <w:numId w:val=""/>
+        </w:numPr>
+      </w:pPr>
+      <w:r>
+        <w:rPr/>
+        <w:t xml:space="preserve">Cuenta contable de las facturas: solo aparece si la ruta es sin recepción. Puede tomarse de los artículos de la OC o de una cuenta indicada en el propio contrato. Si elige "Cuenta indicada en este contrato", aparece el campo Cuenta a imputar (código + Enter o lupa). El IVA y las percepciones siguen siempre el concepto de IVA compra; lo que cambia es la cuenta DEBE del neto.</w:t>
       </w:r>
     </w:p>
     <w:p>
@@ -10123,6 +10157,207 @@
                 <w:sz w:val="20"/>
                 <w:szCs w:val="20"/>
               </w:rPr>
+              <w:t xml:space="preserve">Recepción para facturar</w:t>
+            </w:r>
+          </w:p>
+        </w:tc>
+        <w:tc>
+          <w:tcPr>
+            <w:tcW w:w="2800" w:type="dxa"/>
+            <w:noWrap/>
+          </w:tcPr>
+          <w:p>
+            <w:pPr/>
+            <w:r>
+              <w:rPr>
+                <w:sz w:val="20"/>
+                <w:szCs w:val="20"/>
+              </w:rPr>
+              <w:t xml:space="preserve">Bloque Contrato</w:t>
+            </w:r>
+          </w:p>
+        </w:tc>
+        <w:tc>
+          <w:tcPr>
+            <w:tcW w:w="2800" w:type="dxa"/>
+            <w:noWrap/>
+          </w:tcPr>
+          <w:p>
+            <w:pPr/>
+            <w:r>
+              <w:rPr>
+                <w:sz w:val="20"/>
+                <w:szCs w:val="20"/>
+              </w:rPr>
+              <w:t xml:space="preserve">Obligatoria (factura contra COM) o no requiere recepción (abonos, honorarios). Fija la ruta de la factura mientras el contrato esté vigente.</w:t>
+            </w:r>
+          </w:p>
+        </w:tc>
+        <w:tc>
+          <w:tcPr>
+            <w:tcW w:w="2800" w:type="dxa"/>
+            <w:noWrap/>
+          </w:tcPr>
+          <w:p>
+            <w:pPr/>
+            <w:r>
+              <w:rPr>
+                <w:sz w:val="20"/>
+                <w:szCs w:val="20"/>
+              </w:rPr>
+              <w:t xml:space="preserve">crear-ordencompra / editar-ordencompra</w:t>
+            </w:r>
+          </w:p>
+        </w:tc>
+      </w:tr>
+      <w:tr>
+        <w:trPr/>
+        <w:tc>
+          <w:tcPr>
+            <w:tcW w:w="2800" w:type="dxa"/>
+            <w:noWrap/>
+          </w:tcPr>
+          <w:p>
+            <w:pPr/>
+            <w:r>
+              <w:rPr>
+                <w:sz w:val="20"/>
+                <w:szCs w:val="20"/>
+              </w:rPr>
+              <w:t xml:space="preserve">Cuenta contable de las facturas</w:t>
+            </w:r>
+          </w:p>
+        </w:tc>
+        <w:tc>
+          <w:tcPr>
+            <w:tcW w:w="2800" w:type="dxa"/>
+            <w:noWrap/>
+          </w:tcPr>
+          <w:p>
+            <w:pPr/>
+            <w:r>
+              <w:rPr>
+                <w:sz w:val="20"/>
+                <w:szCs w:val="20"/>
+              </w:rPr>
+              <w:t xml:space="preserve">Bloque Contrato (solo si no requiere recepción)</w:t>
+            </w:r>
+          </w:p>
+        </w:tc>
+        <w:tc>
+          <w:tcPr>
+            <w:tcW w:w="2800" w:type="dxa"/>
+            <w:noWrap/>
+          </w:tcPr>
+          <w:p>
+            <w:pPr/>
+            <w:r>
+              <w:rPr>
+                <w:sz w:val="20"/>
+                <w:szCs w:val="20"/>
+              </w:rPr>
+              <w:t xml:space="preserve">De los artículos de la OC, o cuenta indicada en este contrato. Aplica al neto; IVA y percepciones siguen el concepto de IVA compra.</w:t>
+            </w:r>
+          </w:p>
+        </w:tc>
+        <w:tc>
+          <w:tcPr>
+            <w:tcW w:w="2800" w:type="dxa"/>
+            <w:noWrap/>
+          </w:tcPr>
+          <w:p>
+            <w:pPr/>
+            <w:r>
+              <w:rPr>
+                <w:sz w:val="20"/>
+                <w:szCs w:val="20"/>
+              </w:rPr>
+              <w:t xml:space="preserve">crear-ordencompra / editar-ordencompra</w:t>
+            </w:r>
+          </w:p>
+        </w:tc>
+      </w:tr>
+      <w:tr>
+        <w:trPr/>
+        <w:tc>
+          <w:tcPr>
+            <w:tcW w:w="2800" w:type="dxa"/>
+            <w:noWrap/>
+          </w:tcPr>
+          <w:p>
+            <w:pPr/>
+            <w:r>
+              <w:rPr>
+                <w:sz w:val="20"/>
+                <w:szCs w:val="20"/>
+              </w:rPr>
+              <w:t xml:space="preserve">Cuenta a imputar</w:t>
+            </w:r>
+          </w:p>
+        </w:tc>
+        <w:tc>
+          <w:tcPr>
+            <w:tcW w:w="2800" w:type="dxa"/>
+            <w:noWrap/>
+          </w:tcPr>
+          <w:p>
+            <w:pPr/>
+            <w:r>
+              <w:rPr>
+                <w:sz w:val="20"/>
+                <w:szCs w:val="20"/>
+              </w:rPr>
+              <w:t xml:space="preserve">Bloque Contrato (si la imputación no es por artículos)</w:t>
+            </w:r>
+          </w:p>
+        </w:tc>
+        <w:tc>
+          <w:tcPr>
+            <w:tcW w:w="2800" w:type="dxa"/>
+            <w:noWrap/>
+          </w:tcPr>
+          <w:p>
+            <w:pPr/>
+            <w:r>
+              <w:rPr>
+                <w:sz w:val="20"/>
+                <w:szCs w:val="20"/>
+              </w:rPr>
+              <w:t xml:space="preserve">Código + Enter o lupa para indicar la cuenta DEBE del neto de todas las facturas del contrato. Obligatoria. Debe ser de la misma empresa de la OC.</w:t>
+            </w:r>
+          </w:p>
+        </w:tc>
+        <w:tc>
+          <w:tcPr>
+            <w:tcW w:w="2800" w:type="dxa"/>
+            <w:noWrap/>
+          </w:tcPr>
+          <w:p>
+            <w:pPr/>
+            <w:r>
+              <w:rPr>
+                <w:sz w:val="20"/>
+                <w:szCs w:val="20"/>
+              </w:rPr>
+              <w:t xml:space="preserve">crear-ordencompra / editar-ordencompra</w:t>
+            </w:r>
+          </w:p>
+        </w:tc>
+      </w:tr>
+      <w:tr>
+        <w:trPr/>
+        <w:tc>
+          <w:tcPr>
+            <w:tcW w:w="2800" w:type="dxa"/>
+            <w:noWrap/>
+          </w:tcPr>
+          <w:p>
+            <w:pPr/>
+            <w:r>
+              <w:rPr>
+                <w:sz w:val="20"/>
+                <w:szCs w:val="20"/>
+              </w:rPr>
               <w:t xml:space="preserve">Estado actual</w:t>
             </w:r>
           </w:p>
@@ -10439,68 +10674,10 @@
       </w:pPr>
       <w:bookmarkStart w:id="12" w:name="_Toc12"/>
       <w:r>
-        <w:t>12. Avisos y seguimiento de contratos</w:t>
+        <w:t>12. Carga de facturas de un contrato</w:t>
       </w:r>
       <w:bookmarkEnd w:id="12"/>
     </w:p>
-    <w:p>
-      <w:pPr>
-        <w:jc w:val="center"/>
-      </w:pPr>
-      <w:r>
-        <w:pict>
-          <v:shape type="#_x0000_t75" stroked="f" style="width:450pt; height:281.25pt; margin-left:0pt; margin-top:0pt; mso-position-horizontal:left; mso-position-vertical:top; mso-position-horizontal-relative:char; mso-position-vertical-relative:line;">
-            <w10:wrap type="inline"/>
-            <v:imagedata r:id="rId17" o:title=""/>
-          </v:shape>
-        </w:pict>
-      </w:r>
-    </w:p>
-    <w:p>
-      <w:pPr>
-        <w:jc w:val="center"/>
-      </w:pPr>
-      <w:r>
-        <w:rPr>
-          <w:color w:val="666666"/>
-          <w:sz w:val="18"/>
-          <w:szCs w:val="18"/>
-          <w:i w:val="1"/>
-          <w:iCs w:val="1"/>
-        </w:rPr>
-        <w:t xml:space="preserve">Reporte de contratos y OC abiertas por vencer</w:t>
-      </w:r>
-    </w:p>
-    <w:p/>
-    <w:p>
-      <w:pPr>
-        <w:jc w:val="center"/>
-      </w:pPr>
-      <w:r>
-        <w:pict>
-          <v:shape type="#_x0000_t75" stroked="f" style="width:450pt; height:281.25pt; margin-left:0pt; margin-top:0pt; mso-position-horizontal:left; mso-position-vertical:top; mso-position-horizontal-relative:char; mso-position-vertical-relative:line;">
-            <w10:wrap type="inline"/>
-            <v:imagedata r:id="rId17" o:title=""/>
-          </v:shape>
-        </w:pict>
-      </w:r>
-    </w:p>
-    <w:p>
-      <w:pPr>
-        <w:jc w:val="center"/>
-      </w:pPr>
-      <w:r>
-        <w:rPr>
-          <w:color w:val="666666"/>
-          <w:sz w:val="18"/>
-          <w:szCs w:val="18"/>
-          <w:i w:val="1"/>
-          <w:iCs w:val="1"/>
-        </w:rPr>
-        <w:t xml:space="preserve">Reporte de contratos y OC abiertas por vencer</w:t>
-      </w:r>
-    </w:p>
-    <w:p/>
     <w:p>
       <w:pPr>
         <w:jc w:val="both"/>
@@ -10511,7 +10688,7 @@
           <w:sz w:val="22"/>
           <w:szCs w:val="22"/>
         </w:rPr>
-        <w:t xml:space="preserve">Un proceso automático diario revisa todos los contratos y envía un mail cuando alguno cruza un umbral. Solo se vigilan las OC marcadas como contrato que están en estado APROBADA o CUMPLIDA: las suspendidas y cerradas quedan afuera porque ya no admiten movimiento.</w:t>
+        <w:t xml:space="preserve">Cuando una orden de compra tiene un contrato vigente, el ERP no deja elegir libremente cómo cargar la factura: usa la ruta y la imputación definidas en el contrato. Eso evita facturar un abono como si fuera mercadería (exigiendo una COM que nunca va a existir) o, al revés, saltarse la recepción en un contrato que sí la necesita.</w:t>
       </w:r>
     </w:p>
     <w:p>
@@ -10524,7 +10701,7 @@
           <w:sz w:val="22"/>
           <w:szCs w:val="22"/>
         </w:rPr>
-        <w:t xml:space="preserve">Cada umbral avisa una sola vez. Si un contrato ya figuró en el aviso de 60 días, no vuelve a aparecer hasta el umbral de 30. Esto evita el mail diario repetido que termina en que nadie lo lee. La excepción es el escalamiento de contratos vencidos, que se reitera cada 7 días hasta que el contrato se resuelva.</w:t>
+        <w:t xml:space="preserve">El punto de entrada es Compras → Comprobantes de proveedor → Cargar factura, opción "Con OC". Se ingresa el número de orden (6 dígitos, como en Anita). Si esa OC es un contrato vigente a la fecha del comprobante, el formulario abre ya fijado: modo de carga, solapa de recepciones COM y origen de la cuenta del neto.</w:t>
       </w:r>
     </w:p>
     <w:p>
@@ -10537,20 +10714,7 @@
           <w:sz w:val="22"/>
           <w:szCs w:val="22"/>
         </w:rPr>
-        <w:t xml:space="preserve">Los destinatarios y el texto de los mails se configuran en Configuración → Avisos por módulo, en los eventos "Contratos / OC abiertas por vencer" (preventivo) y "Contratos / OC abiertas vencidas (escalamiento)". Son dos eventos separados para que el escalamiento pueda ir a jefatura o gerencia sin sumar a esas personas al aviso preventivo de todos los días.</w:t>
-      </w:r>
-    </w:p>
-    <w:p>
-      <w:pPr>
-        <w:jc w:val="both"/>
-        <w:spacing w:after="120"/>
-      </w:pPr>
-      <w:r>
-        <w:rPr>
-          <w:sz w:val="22"/>
-          <w:szCs w:val="22"/>
-        </w:rPr>
-        <w:t xml:space="preserve">Para trabajar la lista completa, sin depender del mail, está el reporte Compras → Reportes → Contratos y OC abiertas (compras/contrato-vencimiento-reporte). Permite filtrar por empresa, tipo de alerta, horizonte de días, proveedor y responsable, y exportar a PDF, Excel o CSV.</w:t>
+        <w:t xml:space="preserve">Vigente significa que la fecha de la factura cae dentro de "Vigencia desde / hasta" (si alguna de las dos fechas está vacía, ese extremo no restringe). Si el contrato todavía no empezó o ya venció, la factura sigue el flujo estándar de la empresa y el formulario avisa que el contrato no está vigente.</w:t>
       </w:r>
     </w:p>
     <w:p>
@@ -10562,7 +10726,7 @@
       </w:pPr>
       <w:r>
         <w:rPr/>
-        <w:t xml:space="preserve">Filtro Tipo de alerta: Todos, Por vencer (dentro del horizonte), Con preaviso de no renovación pendiente, Consumo del tope en zona de alerta, Vencidos, o Sin fecha de vigencia cargada. Esta última opción sirve para detectar contratos mal cargados, que son los que nunca van a avisar.</w:t>
+        <w:t xml:space="preserve">Contrato con recepción obligatoria: el modo queda en "Factura contra recepción (COM)". Hay que confirmar una recepción con provisión antes de grabar la factura. Sin COM, el sistema bloquea la carga.</w:t>
       </w:r>
     </w:p>
     <w:p>
@@ -10574,7 +10738,7 @@
       </w:pPr>
       <w:r>
         <w:rPr/>
-        <w:t xml:space="preserve">Días de horizonte: cuántos días hacia adelante mirar (90 por defecto).</w:t>
+        <w:t xml:space="preserve">Contrato sin recepción: el modo queda en "Gasto sin recepción". No se pide COM aunque la empresa tenga flujo estricto OC/COM/factura, y no se trata como factura anticipada.</w:t>
       </w:r>
     </w:p>
     <w:p>
@@ -10586,7 +10750,7 @@
       </w:pPr>
       <w:r>
         <w:rPr/>
-        <w:t xml:space="preserve">Solo sin responsable: contratos sin dueño asignado. Conviene revisarlo periódicamente porque son los que se pierden.</w:t>
+        <w:t xml:space="preserve">Imputación desde artículos de la OC: el neto de la factura se contabiliza en las cuentas de compras/gastos de los renglones de la orden, prorrateadas por el importe de cada ítem. La OC tiene que tener artículos con cuenta cargada.</w:t>
       </w:r>
     </w:p>
     <w:p>
@@ -10598,7 +10762,7 @@
       </w:pPr>
       <w:r>
         <w:rPr/>
-        <w:t xml:space="preserve">En la grilla, las filas de contratos vencidos se marcan en rojo y las que vencen dentro de 30 días en amarillo. La columna Situación explica el motivo concreto de la alerta.</w:t>
+        <w:t xml:space="preserve">Imputación con cuenta del contrato: en el bloque Contrato hay que cargar la cuenta a imputar. Esa cuenta se usa como DEBE del neto en cada factura (queda precargada en la solapa de conceptos y se puede cambiar en el renglón si hace falta). IVA y percepciones siguen la cuenta del concepto de IVA compra.</w:t>
       </w:r>
     </w:p>
     <w:p>
@@ -10610,7 +10774,7 @@
       </w:pPr>
       <w:r>
         <w:rPr/>
-        <w:t xml:space="preserve">Las columnas Recibido, Facturado y Consumido permiten auditar el consumo: si Recibido y Facturado difieren mucho, hay recepciones sin facturar o facturas sin recepción.</w:t>
+        <w:t xml:space="preserve">En la cabecera de la factura, junto al número de OC, se muestran badges: Contrato vigente, Recepción obligatoria o Sin recepción, y el origen de la cuenta (artículos OC o cuenta del contrato, con código y nombre).</w:t>
       </w:r>
     </w:p>
     <w:p>
@@ -10622,7 +10786,7 @@
       </w:pPr>
       <w:r>
         <w:rPr/>
-        <w:t xml:space="preserve">El número de OC es un enlace: abre la orden de compra en una pestaña nueva para revisar o renovar el contrato.</w:t>
+        <w:t xml:space="preserve">La misma regla aplica si la factura entra por precarga (agente, API o PDF con IA) y la OC resuelta es un contrato vigente: el modo y la imputación se toman del contrato, no de la COM que pudiera haber en el legajo.</w:t>
       </w:r>
     </w:p>
     <w:p/>
@@ -10636,7 +10800,7 @@
           <w:b w:val="1"/>
           <w:bCs w:val="1"/>
         </w:rPr>
-        <w:t xml:space="preserve">Reporte de contratos y OC abiertas por vencer</w:t>
+        <w:t xml:space="preserve">Factura de proveedor vinculada a un contrato</w:t>
       </w:r>
     </w:p>
     <w:tbl>
@@ -10761,390 +10925,323 @@
                 <w:sz w:val="20"/>
                 <w:szCs w:val="20"/>
               </w:rPr>
-              <w:t xml:space="preserve">Consultar</w:t>
-            </w:r>
-          </w:p>
-        </w:tc>
-        <w:tc>
-          <w:tcPr>
-            <w:tcW w:w="2800" w:type="dxa"/>
-            <w:noWrap/>
-          </w:tcPr>
-          <w:p>
-            <w:pPr/>
-            <w:r>
-              <w:rPr>
-                <w:sz w:val="20"/>
-                <w:szCs w:val="20"/>
-              </w:rPr>
-              <w:t xml:space="preserve">Panel de filtros</w:t>
-            </w:r>
-          </w:p>
-        </w:tc>
-        <w:tc>
-          <w:tcPr>
-            <w:tcW w:w="2800" w:type="dxa"/>
-            <w:noWrap/>
-          </w:tcPr>
-          <w:p>
-            <w:pPr/>
-            <w:r>
-              <w:rPr>
-                <w:sz w:val="20"/>
-                <w:szCs w:val="20"/>
-              </w:rPr>
-              <w:t xml:space="preserve">Genera el listado según empresa, tipo de alerta, horizonte de días, proveedor y responsable.</w:t>
-            </w:r>
-          </w:p>
-        </w:tc>
-        <w:tc>
-          <w:tcPr>
-            <w:tcW w:w="2800" w:type="dxa"/>
-            <w:noWrap/>
-          </w:tcPr>
-          <w:p>
-            <w:pPr/>
-            <w:r>
-              <w:rPr>
-                <w:sz w:val="20"/>
-                <w:szCs w:val="20"/>
-              </w:rPr>
-              <w:t xml:space="preserve">listar-reporte-contrato-vencimiento</w:t>
-            </w:r>
-          </w:p>
-        </w:tc>
-      </w:tr>
-      <w:tr>
-        <w:trPr/>
-        <w:tc>
-          <w:tcPr>
-            <w:tcW w:w="2800" w:type="dxa"/>
-            <w:noWrap/>
-          </w:tcPr>
-          <w:p>
-            <w:pPr/>
-            <w:r>
-              <w:rPr>
-                <w:sz w:val="20"/>
-                <w:szCs w:val="20"/>
-              </w:rPr>
-              <w:t xml:space="preserve">Tipo de alerta</w:t>
-            </w:r>
-          </w:p>
-        </w:tc>
-        <w:tc>
-          <w:tcPr>
-            <w:tcW w:w="2800" w:type="dxa"/>
-            <w:noWrap/>
-          </w:tcPr>
-          <w:p>
-            <w:pPr/>
-            <w:r>
-              <w:rPr>
-                <w:sz w:val="20"/>
-                <w:szCs w:val="20"/>
-              </w:rPr>
-              <w:t xml:space="preserve">Panel de filtros</w:t>
-            </w:r>
-          </w:p>
-        </w:tc>
-        <w:tc>
-          <w:tcPr>
-            <w:tcW w:w="2800" w:type="dxa"/>
-            <w:noWrap/>
-          </w:tcPr>
-          <w:p>
-            <w:pPr/>
-            <w:r>
-              <w:rPr>
-                <w:sz w:val="20"/>
-                <w:szCs w:val="20"/>
-              </w:rPr>
-              <w:t xml:space="preserve">Por vencer, preaviso pendiente, consumo en zona de alerta, vencidos o sin vigencia cargada.</w:t>
-            </w:r>
-          </w:p>
-        </w:tc>
-        <w:tc>
-          <w:tcPr>
-            <w:tcW w:w="2800" w:type="dxa"/>
-            <w:noWrap/>
-          </w:tcPr>
-          <w:p>
-            <w:pPr/>
-            <w:r>
-              <w:rPr>
-                <w:sz w:val="20"/>
-                <w:szCs w:val="20"/>
-              </w:rPr>
-              <w:t xml:space="preserve">listar-reporte-contrato-vencimiento</w:t>
-            </w:r>
-          </w:p>
-        </w:tc>
-      </w:tr>
-      <w:tr>
-        <w:trPr/>
-        <w:tc>
-          <w:tcPr>
-            <w:tcW w:w="2800" w:type="dxa"/>
-            <w:noWrap/>
-          </w:tcPr>
-          <w:p>
-            <w:pPr/>
-            <w:r>
-              <w:rPr>
-                <w:sz w:val="20"/>
-                <w:szCs w:val="20"/>
-              </w:rPr>
-              <w:t xml:space="preserve">Solo sin responsable</w:t>
-            </w:r>
-          </w:p>
-        </w:tc>
-        <w:tc>
-          <w:tcPr>
-            <w:tcW w:w="2800" w:type="dxa"/>
-            <w:noWrap/>
-          </w:tcPr>
-          <w:p>
-            <w:pPr/>
-            <w:r>
-              <w:rPr>
-                <w:sz w:val="20"/>
-                <w:szCs w:val="20"/>
-              </w:rPr>
-              <w:t xml:space="preserve">Panel de filtros</w:t>
-            </w:r>
-          </w:p>
-        </w:tc>
-        <w:tc>
-          <w:tcPr>
-            <w:tcW w:w="2800" w:type="dxa"/>
-            <w:noWrap/>
-          </w:tcPr>
-          <w:p>
-            <w:pPr/>
-            <w:r>
-              <w:rPr>
-                <w:sz w:val="20"/>
-                <w:szCs w:val="20"/>
-              </w:rPr>
-              <w:t xml:space="preserve">Aísla los contratos sin dueño asignado, que son los que suelen quedar sin seguimiento.</w:t>
-            </w:r>
-          </w:p>
-        </w:tc>
-        <w:tc>
-          <w:tcPr>
-            <w:tcW w:w="2800" w:type="dxa"/>
-            <w:noWrap/>
-          </w:tcPr>
-          <w:p>
-            <w:pPr/>
-            <w:r>
-              <w:rPr>
-                <w:sz w:val="20"/>
-                <w:szCs w:val="20"/>
-              </w:rPr>
-              <w:t xml:space="preserve">listar-reporte-contrato-vencimiento</w:t>
-            </w:r>
-          </w:p>
-        </w:tc>
-      </w:tr>
-      <w:tr>
-        <w:trPr/>
-        <w:tc>
-          <w:tcPr>
-            <w:tcW w:w="2800" w:type="dxa"/>
-            <w:noWrap/>
-          </w:tcPr>
-          <w:p>
-            <w:pPr/>
-            <w:r>
-              <w:rPr>
-                <w:sz w:val="20"/>
-                <w:szCs w:val="20"/>
-              </w:rPr>
-              <w:t xml:space="preserve">PDF / Excel / CSV</w:t>
-            </w:r>
-          </w:p>
-        </w:tc>
-        <w:tc>
-          <w:tcPr>
-            <w:tcW w:w="2800" w:type="dxa"/>
-            <w:noWrap/>
-          </w:tcPr>
-          <w:p>
-            <w:pPr/>
-            <w:r>
-              <w:rPr>
-                <w:sz w:val="20"/>
-                <w:szCs w:val="20"/>
-              </w:rPr>
-              <w:t xml:space="preserve">Barra de botones grandes sobre la grilla (btn-app)</w:t>
-            </w:r>
-          </w:p>
-        </w:tc>
-        <w:tc>
-          <w:tcPr>
-            <w:tcW w:w="2800" w:type="dxa"/>
-            <w:noWrap/>
-          </w:tcPr>
-          <w:p>
-            <w:pPr/>
-            <w:r>
-              <w:rPr>
-                <w:sz w:val="20"/>
-                <w:szCs w:val="20"/>
-              </w:rPr>
-              <w:t xml:space="preserve">Exporta el resultado completo del filtro, no solo la página visible.</w:t>
-            </w:r>
-          </w:p>
-        </w:tc>
-        <w:tc>
-          <w:tcPr>
-            <w:tcW w:w="2800" w:type="dxa"/>
-            <w:noWrap/>
-          </w:tcPr>
-          <w:p>
-            <w:pPr/>
-            <w:r>
-              <w:rPr>
-                <w:sz w:val="20"/>
-                <w:szCs w:val="20"/>
-              </w:rPr>
-              <w:t xml:space="preserve">listar-reporte-contrato-vencimiento</w:t>
-            </w:r>
-          </w:p>
-        </w:tc>
-      </w:tr>
-      <w:tr>
-        <w:trPr/>
-        <w:tc>
-          <w:tcPr>
-            <w:tcW w:w="2800" w:type="dxa"/>
-            <w:noWrap/>
-          </w:tcPr>
-          <w:p>
-            <w:pPr/>
-            <w:r>
-              <w:rPr>
-                <w:sz w:val="20"/>
-                <w:szCs w:val="20"/>
-              </w:rPr>
-              <w:t xml:space="preserve">Número de OC (enlace)</w:t>
-            </w:r>
-          </w:p>
-        </w:tc>
-        <w:tc>
-          <w:tcPr>
-            <w:tcW w:w="2800" w:type="dxa"/>
-            <w:noWrap/>
-          </w:tcPr>
-          <w:p>
-            <w:pPr/>
-            <w:r>
-              <w:rPr>
-                <w:sz w:val="20"/>
-                <w:szCs w:val="20"/>
-              </w:rPr>
-              <w:t xml:space="preserve">Columna OC de la grilla</w:t>
-            </w:r>
-          </w:p>
-        </w:tc>
-        <w:tc>
-          <w:tcPr>
-            <w:tcW w:w="2800" w:type="dxa"/>
-            <w:noWrap/>
-          </w:tcPr>
-          <w:p>
-            <w:pPr/>
-            <w:r>
-              <w:rPr>
-                <w:sz w:val="20"/>
-                <w:szCs w:val="20"/>
-              </w:rPr>
-              <w:t xml:space="preserve">Abre la orden de compra en pestaña nueva para revisar o renovar el contrato.</w:t>
-            </w:r>
-          </w:p>
-        </w:tc>
-        <w:tc>
-          <w:tcPr>
-            <w:tcW w:w="2800" w:type="dxa"/>
-            <w:noWrap/>
-          </w:tcPr>
-          <w:p>
-            <w:pPr/>
-            <w:r>
-              <w:rPr>
-                <w:sz w:val="20"/>
-                <w:szCs w:val="20"/>
-              </w:rPr>
-              <w:t xml:space="preserve">editar-ordencompra o listar-ordencompra</w:t>
-            </w:r>
-          </w:p>
-        </w:tc>
-      </w:tr>
-      <w:tr>
-        <w:trPr/>
-        <w:tc>
-          <w:tcPr>
-            <w:tcW w:w="2800" w:type="dxa"/>
-            <w:noWrap/>
-          </w:tcPr>
-          <w:p>
-            <w:pPr/>
-            <w:r>
-              <w:rPr>
-                <w:sz w:val="20"/>
-                <w:szCs w:val="20"/>
-              </w:rPr>
-              <w:t xml:space="preserve">Resumen del filtro</w:t>
-            </w:r>
-          </w:p>
-        </w:tc>
-        <w:tc>
-          <w:tcPr>
-            <w:tcW w:w="2800" w:type="dxa"/>
-            <w:noWrap/>
-          </w:tcPr>
-          <w:p>
-            <w:pPr/>
-            <w:r>
-              <w:rPr>
-                <w:sz w:val="20"/>
-                <w:szCs w:val="20"/>
-              </w:rPr>
-              <w:t xml:space="preserve">Franja sobre la grilla</w:t>
-            </w:r>
-          </w:p>
-        </w:tc>
-        <w:tc>
-          <w:tcPr>
-            <w:tcW w:w="2800" w:type="dxa"/>
-            <w:noWrap/>
-          </w:tcPr>
-          <w:p>
-            <w:pPr/>
-            <w:r>
-              <w:rPr>
-                <w:sz w:val="20"/>
-                <w:szCs w:val="20"/>
-              </w:rPr>
-              <w:t xml:space="preserve">Totales de contratos, vencidos, por vencer, tope, recibido, facturado, consumido y disponible.</w:t>
-            </w:r>
-          </w:p>
-        </w:tc>
-        <w:tc>
-          <w:tcPr>
-            <w:tcW w:w="2800" w:type="dxa"/>
-            <w:noWrap/>
-          </w:tcPr>
-          <w:p>
-            <w:pPr/>
-            <w:r>
-              <w:rPr>
-                <w:sz w:val="20"/>
-                <w:szCs w:val="20"/>
-              </w:rPr>
-              <w:t xml:space="preserve">listar-reporte-contrato-vencimiento</w:t>
+              <w:t xml:space="preserve">Con OC (número de 6 dígitos)</w:t>
+            </w:r>
+          </w:p>
+        </w:tc>
+        <w:tc>
+          <w:tcPr>
+            <w:tcW w:w="2800" w:type="dxa"/>
+            <w:noWrap/>
+          </w:tcPr>
+          <w:p>
+            <w:pPr/>
+            <w:r>
+              <w:rPr>
+                <w:sz w:val="20"/>
+                <w:szCs w:val="20"/>
+              </w:rPr>
+              <w:t xml:space="preserve">Compras → Comprobantes de proveedor → Cargar factura</w:t>
+            </w:r>
+          </w:p>
+        </w:tc>
+        <w:tc>
+          <w:tcPr>
+            <w:tcW w:w="2800" w:type="dxa"/>
+            <w:noWrap/>
+          </w:tcPr>
+          <w:p>
+            <w:pPr/>
+            <w:r>
+              <w:rPr>
+                <w:sz w:val="20"/>
+                <w:szCs w:val="20"/>
+              </w:rPr>
+              <w:t xml:space="preserve">Abre la factura vinculada a la orden. Si hay contrato vigente, fija el modo de carga y la imputación del neto.</w:t>
+            </w:r>
+          </w:p>
+        </w:tc>
+        <w:tc>
+          <w:tcPr>
+            <w:tcW w:w="2800" w:type="dxa"/>
+            <w:noWrap/>
+          </w:tcPr>
+          <w:p>
+            <w:pPr/>
+            <w:r>
+              <w:rPr>
+                <w:sz w:val="20"/>
+                <w:szCs w:val="20"/>
+              </w:rPr>
+              <w:t xml:space="preserve">crear-comprobante-proveedor</w:t>
+            </w:r>
+          </w:p>
+        </w:tc>
+      </w:tr>
+      <w:tr>
+        <w:trPr/>
+        <w:tc>
+          <w:tcPr>
+            <w:tcW w:w="2800" w:type="dxa"/>
+            <w:noWrap/>
+          </w:tcPr>
+          <w:p>
+            <w:pPr/>
+            <w:r>
+              <w:rPr>
+                <w:sz w:val="20"/>
+                <w:szCs w:val="20"/>
+              </w:rPr>
+              <w:t xml:space="preserve">Modo de carga (fijo por contrato)</w:t>
+            </w:r>
+          </w:p>
+        </w:tc>
+        <w:tc>
+          <w:tcPr>
+            <w:tcW w:w="2800" w:type="dxa"/>
+            <w:noWrap/>
+          </w:tcPr>
+          <w:p>
+            <w:pPr/>
+            <w:r>
+              <w:rPr>
+                <w:sz w:val="20"/>
+                <w:szCs w:val="20"/>
+              </w:rPr>
+              <w:t xml:space="preserve">Solapa Datos principales de la factura</w:t>
+            </w:r>
+          </w:p>
+        </w:tc>
+        <w:tc>
+          <w:tcPr>
+            <w:tcW w:w="2800" w:type="dxa"/>
+            <w:noWrap/>
+          </w:tcPr>
+          <w:p>
+            <w:pPr/>
+            <w:r>
+              <w:rPr>
+                <w:sz w:val="20"/>
+                <w:szCs w:val="20"/>
+              </w:rPr>
+              <w:t xml:space="preserve">Con recepción obligatoria queda en factura contra COM; sin recepción queda en gasto sin recepción. No se puede cambiar mientras el contrato esté vigente.</w:t>
+            </w:r>
+          </w:p>
+        </w:tc>
+        <w:tc>
+          <w:tcPr>
+            <w:tcW w:w="2800" w:type="dxa"/>
+            <w:noWrap/>
+          </w:tcPr>
+          <w:p>
+            <w:pPr/>
+            <w:r>
+              <w:rPr>
+                <w:sz w:val="20"/>
+                <w:szCs w:val="20"/>
+              </w:rPr>
+              <w:t xml:space="preserve">crear-comprobante-proveedor / editar-comprobante-proveedor</w:t>
+            </w:r>
+          </w:p>
+        </w:tc>
+      </w:tr>
+      <w:tr>
+        <w:trPr/>
+        <w:tc>
+          <w:tcPr>
+            <w:tcW w:w="2800" w:type="dxa"/>
+            <w:noWrap/>
+          </w:tcPr>
+          <w:p>
+            <w:pPr/>
+            <w:r>
+              <w:rPr>
+                <w:sz w:val="20"/>
+                <w:szCs w:val="20"/>
+              </w:rPr>
+              <w:t xml:space="preserve">Solapa Recepciones COM</w:t>
+            </w:r>
+          </w:p>
+        </w:tc>
+        <w:tc>
+          <w:tcPr>
+            <w:tcW w:w="2800" w:type="dxa"/>
+            <w:noWrap/>
+          </w:tcPr>
+          <w:p>
+            <w:pPr/>
+            <w:r>
+              <w:rPr>
+                <w:sz w:val="20"/>
+                <w:szCs w:val="20"/>
+              </w:rPr>
+              <w:t xml:space="preserve">Factura contra COM</w:t>
+            </w:r>
+          </w:p>
+        </w:tc>
+        <w:tc>
+          <w:tcPr>
+            <w:tcW w:w="2800" w:type="dxa"/>
+            <w:noWrap/>
+          </w:tcPr>
+          <w:p>
+            <w:pPr/>
+            <w:r>
+              <w:rPr>
+                <w:sz w:val="20"/>
+                <w:szCs w:val="20"/>
+              </w:rPr>
+              <w:t xml:space="preserve">Solo aparece si el contrato exige recepción. Hay que elegir la COM con provisión antes de grabar.</w:t>
+            </w:r>
+          </w:p>
+        </w:tc>
+        <w:tc>
+          <w:tcPr>
+            <w:tcW w:w="2800" w:type="dxa"/>
+            <w:noWrap/>
+          </w:tcPr>
+          <w:p>
+            <w:pPr/>
+            <w:r>
+              <w:rPr>
+                <w:sz w:val="20"/>
+                <w:szCs w:val="20"/>
+              </w:rPr>
+              <w:t xml:space="preserve">crear-comprobante-proveedor / editar-comprobante-proveedor</w:t>
+            </w:r>
+          </w:p>
+        </w:tc>
+      </w:tr>
+      <w:tr>
+        <w:trPr/>
+        <w:tc>
+          <w:tcPr>
+            <w:tcW w:w="2800" w:type="dxa"/>
+            <w:noWrap/>
+          </w:tcPr>
+          <w:p>
+            <w:pPr/>
+            <w:r>
+              <w:rPr>
+                <w:sz w:val="20"/>
+                <w:szCs w:val="20"/>
+              </w:rPr>
+              <w:t xml:space="preserve">Cuenta DEBE del neto</w:t>
+            </w:r>
+          </w:p>
+        </w:tc>
+        <w:tc>
+          <w:tcPr>
+            <w:tcW w:w="2800" w:type="dxa"/>
+            <w:noWrap/>
+          </w:tcPr>
+          <w:p>
+            <w:pPr/>
+            <w:r>
+              <w:rPr>
+                <w:sz w:val="20"/>
+                <w:szCs w:val="20"/>
+              </w:rPr>
+              <w:t xml:space="preserve">Solapa Conceptos de IVA (ruta sin recepción y cuenta del contrato)</w:t>
+            </w:r>
+          </w:p>
+        </w:tc>
+        <w:tc>
+          <w:tcPr>
+            <w:tcW w:w="2800" w:type="dxa"/>
+            <w:noWrap/>
+          </w:tcPr>
+          <w:p>
+            <w:pPr/>
+            <w:r>
+              <w:rPr>
+                <w:sz w:val="20"/>
+                <w:szCs w:val="20"/>
+              </w:rPr>
+              <w:t xml:space="preserve">Queda precargada con la cuenta del contrato. Código + Enter o lupa para cambiarla en esa factura. Obligatoria en renglones de neto si el contrato no tiene cuenta.</w:t>
+            </w:r>
+          </w:p>
+        </w:tc>
+        <w:tc>
+          <w:tcPr>
+            <w:tcW w:w="2800" w:type="dxa"/>
+            <w:noWrap/>
+          </w:tcPr>
+          <w:p>
+            <w:pPr/>
+            <w:r>
+              <w:rPr>
+                <w:sz w:val="20"/>
+                <w:szCs w:val="20"/>
+              </w:rPr>
+              <w:t xml:space="preserve">crear-comprobante-proveedor / editar-comprobante-proveedor</w:t>
+            </w:r>
+          </w:p>
+        </w:tc>
+      </w:tr>
+      <w:tr>
+        <w:trPr/>
+        <w:tc>
+          <w:tcPr>
+            <w:tcW w:w="2800" w:type="dxa"/>
+            <w:noWrap/>
+          </w:tcPr>
+          <w:p>
+            <w:pPr/>
+            <w:r>
+              <w:rPr>
+                <w:sz w:val="20"/>
+                <w:szCs w:val="20"/>
+              </w:rPr>
+              <w:t xml:space="preserve">Badges del contrato</w:t>
+            </w:r>
+          </w:p>
+        </w:tc>
+        <w:tc>
+          <w:tcPr>
+            <w:tcW w:w="2800" w:type="dxa"/>
+            <w:noWrap/>
+          </w:tcPr>
+          <w:p>
+            <w:pPr/>
+            <w:r>
+              <w:rPr>
+                <w:sz w:val="20"/>
+                <w:szCs w:val="20"/>
+              </w:rPr>
+              <w:t xml:space="preserve">Bloque de la OC en la factura</w:t>
+            </w:r>
+          </w:p>
+        </w:tc>
+        <w:tc>
+          <w:tcPr>
+            <w:tcW w:w="2800" w:type="dxa"/>
+            <w:noWrap/>
+          </w:tcPr>
+          <w:p>
+            <w:pPr/>
+            <w:r>
+              <w:rPr>
+                <w:sz w:val="20"/>
+                <w:szCs w:val="20"/>
+              </w:rPr>
+              <w:t xml:space="preserve">Muestra si el contrato está vigente, si exige COM y de dónde sale la cuenta del neto.</w:t>
+            </w:r>
+          </w:p>
+        </w:tc>
+        <w:tc>
+          <w:tcPr>
+            <w:tcW w:w="2800" w:type="dxa"/>
+            <w:noWrap/>
+          </w:tcPr>
+          <w:p>
+            <w:pPr/>
+            <w:r>
+              <w:rPr>
+                <w:sz w:val="20"/>
+                <w:szCs w:val="20"/>
+              </w:rPr>
+              <w:t xml:space="preserve">crear-comprobante-proveedor / editar-comprobante-proveedor</w:t>
             </w:r>
           </w:p>
         </w:tc>
@@ -11161,7 +11258,7 @@
           <w:i w:val="1"/>
           <w:iCs w:val="1"/>
         </w:rPr>
-        <w:t xml:space="preserve">Tipos de aviso</w:t>
+        <w:t xml:space="preserve">Ruta de la factura según el contrato vigente</w:t>
       </w:r>
     </w:p>
     <w:tbl>
@@ -11206,7 +11303,7 @@
                 <w:b w:val="1"/>
                 <w:bCs w:val="1"/>
               </w:rPr>
-              <w:t xml:space="preserve">Aviso</w:t>
+              <w:t xml:space="preserve">Qué dice el contrato</w:t>
             </w:r>
           </w:p>
         </w:tc>
@@ -11226,7 +11323,7 @@
                 <w:b w:val="1"/>
                 <w:bCs w:val="1"/>
               </w:rPr>
-              <w:t xml:space="preserve">Cuándo se dispara</w:t>
+              <w:t xml:space="preserve">Modo de la factura</w:t>
             </w:r>
           </w:p>
         </w:tc>
@@ -11246,211 +11343,211 @@
                 <w:b w:val="1"/>
                 <w:bCs w:val="1"/>
               </w:rPr>
-              <w:t xml:space="preserve">Qué hay que hacer</w:t>
-            </w:r>
-          </w:p>
-        </w:tc>
-      </w:tr>
-      <w:tr>
-        <w:trPr/>
-        <w:tc>
-          <w:tcPr>
-            <w:tcW w:w="2800" w:type="dxa"/>
-            <w:noWrap/>
-          </w:tcPr>
-          <w:p>
-            <w:pPr/>
-            <w:r>
-              <w:rPr>
-                <w:sz w:val="20"/>
-                <w:szCs w:val="20"/>
-              </w:rPr>
-              <w:t xml:space="preserve">Por vencer</w:t>
-            </w:r>
-          </w:p>
-        </w:tc>
-        <w:tc>
-          <w:tcPr>
-            <w:tcW w:w="2800" w:type="dxa"/>
-            <w:noWrap/>
-          </w:tcPr>
-          <w:p>
-            <w:pPr/>
-            <w:r>
-              <w:rPr>
-                <w:sz w:val="20"/>
-                <w:szCs w:val="20"/>
-              </w:rPr>
-              <w:t xml:space="preserve">Cuando faltan tantos días para el fin de vigencia como indica el umbral (60, 30 y 15 días por defecto).</w:t>
-            </w:r>
-          </w:p>
-        </w:tc>
-        <w:tc>
-          <w:tcPr>
-            <w:tcW w:w="2800" w:type="dxa"/>
-            <w:noWrap/>
-          </w:tcPr>
-          <w:p>
-            <w:pPr/>
-            <w:r>
-              <w:rPr>
-                <w:sz w:val="20"/>
-                <w:szCs w:val="20"/>
-              </w:rPr>
-              <w:t xml:space="preserve">Renovar, renegociar o dejar vencer con decisión tomada.</w:t>
-            </w:r>
-          </w:p>
-        </w:tc>
-      </w:tr>
-      <w:tr>
-        <w:trPr/>
-        <w:tc>
-          <w:tcPr>
-            <w:tcW w:w="2800" w:type="dxa"/>
-            <w:noWrap/>
-          </w:tcPr>
-          <w:p>
-            <w:pPr/>
-            <w:r>
-              <w:rPr>
-                <w:sz w:val="20"/>
-                <w:szCs w:val="20"/>
-              </w:rPr>
-              <w:t xml:space="preserve">Preaviso de no renovación</w:t>
-            </w:r>
-          </w:p>
-        </w:tc>
-        <w:tc>
-          <w:tcPr>
-            <w:tcW w:w="2800" w:type="dxa"/>
-            <w:noWrap/>
-          </w:tcPr>
-          <w:p>
-            <w:pPr/>
-            <w:r>
-              <w:rPr>
-                <w:sz w:val="20"/>
-                <w:szCs w:val="20"/>
-              </w:rPr>
-              <w:t xml:space="preserve">Contratos con renovación automática, cuando se acerca la fecha límite para notificar la no renovación.</w:t>
-            </w:r>
-          </w:p>
-        </w:tc>
-        <w:tc>
-          <w:tcPr>
-            <w:tcW w:w="2800" w:type="dxa"/>
-            <w:noWrap/>
-          </w:tcPr>
-          <w:p>
-            <w:pPr/>
-            <w:r>
-              <w:rPr>
-                <w:sz w:val="20"/>
-                <w:szCs w:val="20"/>
-              </w:rPr>
-              <w:t xml:space="preserve">Notificar al proveedor antes de esa fecha si no se quiere continuar. Pasada la fecha, el contrato se renueva solo.</w:t>
-            </w:r>
-          </w:p>
-        </w:tc>
-      </w:tr>
-      <w:tr>
-        <w:trPr/>
-        <w:tc>
-          <w:tcPr>
-            <w:tcW w:w="2800" w:type="dxa"/>
-            <w:noWrap/>
-          </w:tcPr>
-          <w:p>
-            <w:pPr/>
-            <w:r>
-              <w:rPr>
-                <w:sz w:val="20"/>
-                <w:szCs w:val="20"/>
-              </w:rPr>
-              <w:t xml:space="preserve">Consumo del tope</w:t>
-            </w:r>
-          </w:p>
-        </w:tc>
-        <w:tc>
-          <w:tcPr>
-            <w:tcW w:w="2800" w:type="dxa"/>
-            <w:noWrap/>
-          </w:tcPr>
-          <w:p>
-            <w:pPr/>
-            <w:r>
-              <w:rPr>
-                <w:sz w:val="20"/>
-                <w:szCs w:val="20"/>
-              </w:rPr>
-              <w:t xml:space="preserve">Cuando el consumo alcanza el porcentaje configurado del monto contratado (80% y 100% por defecto).</w:t>
-            </w:r>
-          </w:p>
-        </w:tc>
-        <w:tc>
-          <w:tcPr>
-            <w:tcW w:w="2800" w:type="dxa"/>
-            <w:noWrap/>
-          </w:tcPr>
-          <w:p>
-            <w:pPr/>
-            <w:r>
-              <w:rPr>
-                <w:sz w:val="20"/>
-                <w:szCs w:val="20"/>
-              </w:rPr>
-              <w:t xml:space="preserve">Ampliar el monto contratado o emitir una OC nueva antes de seguir consumiendo.</w:t>
-            </w:r>
-          </w:p>
-        </w:tc>
-      </w:tr>
-      <w:tr>
-        <w:trPr/>
-        <w:tc>
-          <w:tcPr>
-            <w:tcW w:w="2800" w:type="dxa"/>
-            <w:noWrap/>
-          </w:tcPr>
-          <w:p>
-            <w:pPr/>
-            <w:r>
-              <w:rPr>
-                <w:sz w:val="20"/>
-                <w:szCs w:val="20"/>
-              </w:rPr>
-              <w:t xml:space="preserve">Vencido (escalamiento)</w:t>
-            </w:r>
-          </w:p>
-        </w:tc>
-        <w:tc>
-          <w:tcPr>
-            <w:tcW w:w="2800" w:type="dxa"/>
-            <w:noWrap/>
-          </w:tcPr>
-          <w:p>
-            <w:pPr/>
-            <w:r>
-              <w:rPr>
-                <w:sz w:val="20"/>
-                <w:szCs w:val="20"/>
-              </w:rPr>
-              <w:t xml:space="preserve">Vigencia terminada y el contrato sigue abierto. Se reitera cada 7 días.</w:t>
-            </w:r>
-          </w:p>
-        </w:tc>
-        <w:tc>
-          <w:tcPr>
-            <w:tcW w:w="2800" w:type="dxa"/>
-            <w:noWrap/>
-          </w:tcPr>
-          <w:p>
-            <w:pPr/>
-            <w:r>
-              <w:rPr>
-                <w:sz w:val="20"/>
-                <w:szCs w:val="20"/>
-              </w:rPr>
-              <w:t xml:space="preserve">Renovar, cerrar la OC o darla de baja. Es el aviso que no debería existir.</w:t>
+              <w:t xml:space="preserve">De dónde sale la cuenta del neto</w:t>
+            </w:r>
+          </w:p>
+        </w:tc>
+      </w:tr>
+      <w:tr>
+        <w:trPr/>
+        <w:tc>
+          <w:tcPr>
+            <w:tcW w:w="2800" w:type="dxa"/>
+            <w:noWrap/>
+          </w:tcPr>
+          <w:p>
+            <w:pPr/>
+            <w:r>
+              <w:rPr>
+                <w:sz w:val="20"/>
+                <w:szCs w:val="20"/>
+              </w:rPr>
+              <w:t xml:space="preserve">Recepción obligatoria</w:t>
+            </w:r>
+          </w:p>
+        </w:tc>
+        <w:tc>
+          <w:tcPr>
+            <w:tcW w:w="2800" w:type="dxa"/>
+            <w:noWrap/>
+          </w:tcPr>
+          <w:p>
+            <w:pPr/>
+            <w:r>
+              <w:rPr>
+                <w:sz w:val="20"/>
+                <w:szCs w:val="20"/>
+              </w:rPr>
+              <w:t xml:space="preserve">Factura contra recepción (COM). Sin COM no se puede grabar.</w:t>
+            </w:r>
+          </w:p>
+        </w:tc>
+        <w:tc>
+          <w:tcPr>
+            <w:tcW w:w="2800" w:type="dxa"/>
+            <w:noWrap/>
+          </w:tcPr>
+          <w:p>
+            <w:pPr/>
+            <w:r>
+              <w:rPr>
+                <w:sz w:val="20"/>
+                <w:szCs w:val="20"/>
+              </w:rPr>
+              <w:t xml:space="preserve">De las recepciones COM (provisión y cuentas de los artículos recibidos).</w:t>
+            </w:r>
+          </w:p>
+        </w:tc>
+      </w:tr>
+      <w:tr>
+        <w:trPr/>
+        <w:tc>
+          <w:tcPr>
+            <w:tcW w:w="2800" w:type="dxa"/>
+            <w:noWrap/>
+          </w:tcPr>
+          <w:p>
+            <w:pPr/>
+            <w:r>
+              <w:rPr>
+                <w:sz w:val="20"/>
+                <w:szCs w:val="20"/>
+              </w:rPr>
+              <w:t xml:space="preserve">Sin recepción + cuenta de los artículos de la OC</w:t>
+            </w:r>
+          </w:p>
+        </w:tc>
+        <w:tc>
+          <w:tcPr>
+            <w:tcW w:w="2800" w:type="dxa"/>
+            <w:noWrap/>
+          </w:tcPr>
+          <w:p>
+            <w:pPr/>
+            <w:r>
+              <w:rPr>
+                <w:sz w:val="20"/>
+                <w:szCs w:val="20"/>
+              </w:rPr>
+              <w:t xml:space="preserve">Gasto sin recepción. No se pide COM.</w:t>
+            </w:r>
+          </w:p>
+        </w:tc>
+        <w:tc>
+          <w:tcPr>
+            <w:tcW w:w="2800" w:type="dxa"/>
+            <w:noWrap/>
+          </w:tcPr>
+          <w:p>
+            <w:pPr/>
+            <w:r>
+              <w:rPr>
+                <w:sz w:val="20"/>
+                <w:szCs w:val="20"/>
+              </w:rPr>
+              <w:t xml:space="preserve">Cuentas de compras/gastos de los artículos de la OC, prorrateadas por importe.</w:t>
+            </w:r>
+          </w:p>
+        </w:tc>
+      </w:tr>
+      <w:tr>
+        <w:trPr/>
+        <w:tc>
+          <w:tcPr>
+            <w:tcW w:w="2800" w:type="dxa"/>
+            <w:noWrap/>
+          </w:tcPr>
+          <w:p>
+            <w:pPr/>
+            <w:r>
+              <w:rPr>
+                <w:sz w:val="20"/>
+                <w:szCs w:val="20"/>
+              </w:rPr>
+              <w:t xml:space="preserve">Sin recepción + cuenta indicada en el contrato</w:t>
+            </w:r>
+          </w:p>
+        </w:tc>
+        <w:tc>
+          <w:tcPr>
+            <w:tcW w:w="2800" w:type="dxa"/>
+            <w:noWrap/>
+          </w:tcPr>
+          <w:p>
+            <w:pPr/>
+            <w:r>
+              <w:rPr>
+                <w:sz w:val="20"/>
+                <w:szCs w:val="20"/>
+              </w:rPr>
+              <w:t xml:space="preserve">Gasto sin recepción. No se pide COM.</w:t>
+            </w:r>
+          </w:p>
+        </w:tc>
+        <w:tc>
+          <w:tcPr>
+            <w:tcW w:w="2800" w:type="dxa"/>
+            <w:noWrap/>
+          </w:tcPr>
+          <w:p>
+            <w:pPr/>
+            <w:r>
+              <w:rPr>
+                <w:sz w:val="20"/>
+                <w:szCs w:val="20"/>
+              </w:rPr>
+              <w:t xml:space="preserve">La cuenta cargada en el contrato (Cuenta a imputar). Queda precargada en cada factura; se puede cambiar en el renglón de neto.</w:t>
+            </w:r>
+          </w:p>
+        </w:tc>
+      </w:tr>
+      <w:tr>
+        <w:trPr/>
+        <w:tc>
+          <w:tcPr>
+            <w:tcW w:w="2800" w:type="dxa"/>
+            <w:noWrap/>
+          </w:tcPr>
+          <w:p>
+            <w:pPr/>
+            <w:r>
+              <w:rPr>
+                <w:sz w:val="20"/>
+                <w:szCs w:val="20"/>
+              </w:rPr>
+              <w:t xml:space="preserve">Contrato fuera de vigencia, o OC que no es contrato</w:t>
+            </w:r>
+          </w:p>
+        </w:tc>
+        <w:tc>
+          <w:tcPr>
+            <w:tcW w:w="2800" w:type="dxa"/>
+            <w:noWrap/>
+          </w:tcPr>
+          <w:p>
+            <w:pPr/>
+            <w:r>
+              <w:rPr>
+                <w:sz w:val="20"/>
+                <w:szCs w:val="20"/>
+              </w:rPr>
+              <w:t xml:space="preserve">Flujo estándar de la empresa (COM si hay recepciones, factura anticipada si la OC es anticipada, o gasto sin recepción).</w:t>
+            </w:r>
+          </w:p>
+        </w:tc>
+        <w:tc>
+          <w:tcPr>
+            <w:tcW w:w="2800" w:type="dxa"/>
+            <w:noWrap/>
+          </w:tcPr>
+          <w:p>
+            <w:pPr/>
+            <w:r>
+              <w:rPr>
+                <w:sz w:val="20"/>
+                <w:szCs w:val="20"/>
+              </w:rPr>
+              <w:t xml:space="preserve">Según ese flujo: COM, anticipo o cuenta del concepto de IVA compra.</w:t>
             </w:r>
           </w:p>
         </w:tc>
@@ -11463,9 +11560,1033 @@
       </w:pPr>
       <w:bookmarkStart w:id="13" w:name="_Toc13"/>
       <w:r>
-        <w:t>13. Circuito documental integrado</w:t>
+        <w:t>13. Avisos y seguimiento de contratos</w:t>
       </w:r>
       <w:bookmarkEnd w:id="13"/>
+    </w:p>
+    <w:p>
+      <w:pPr>
+        <w:jc w:val="center"/>
+      </w:pPr>
+      <w:r>
+        <w:pict>
+          <v:shape type="#_x0000_t75" stroked="f" style="width:450pt; height:281.25pt; margin-left:0pt; margin-top:0pt; mso-position-horizontal:left; mso-position-vertical:top; mso-position-horizontal-relative:char; mso-position-vertical-relative:line;">
+            <w10:wrap type="inline"/>
+            <v:imagedata r:id="rId17" o:title=""/>
+          </v:shape>
+        </w:pict>
+      </w:r>
+    </w:p>
+    <w:p>
+      <w:pPr>
+        <w:jc w:val="center"/>
+      </w:pPr>
+      <w:r>
+        <w:rPr>
+          <w:color w:val="666666"/>
+          <w:sz w:val="18"/>
+          <w:szCs w:val="18"/>
+          <w:i w:val="1"/>
+          <w:iCs w:val="1"/>
+        </w:rPr>
+        <w:t xml:space="preserve">Reporte de contratos y OC abiertas por vencer</w:t>
+      </w:r>
+    </w:p>
+    <w:p/>
+    <w:p>
+      <w:pPr>
+        <w:jc w:val="center"/>
+      </w:pPr>
+      <w:r>
+        <w:pict>
+          <v:shape type="#_x0000_t75" stroked="f" style="width:450pt; height:281.25pt; margin-left:0pt; margin-top:0pt; mso-position-horizontal:left; mso-position-vertical:top; mso-position-horizontal-relative:char; mso-position-vertical-relative:line;">
+            <w10:wrap type="inline"/>
+            <v:imagedata r:id="rId17" o:title=""/>
+          </v:shape>
+        </w:pict>
+      </w:r>
+    </w:p>
+    <w:p>
+      <w:pPr>
+        <w:jc w:val="center"/>
+      </w:pPr>
+      <w:r>
+        <w:rPr>
+          <w:color w:val="666666"/>
+          <w:sz w:val="18"/>
+          <w:szCs w:val="18"/>
+          <w:i w:val="1"/>
+          <w:iCs w:val="1"/>
+        </w:rPr>
+        <w:t xml:space="preserve">Reporte de contratos y OC abiertas por vencer</w:t>
+      </w:r>
+    </w:p>
+    <w:p/>
+    <w:p>
+      <w:pPr>
+        <w:jc w:val="both"/>
+        <w:spacing w:after="120"/>
+      </w:pPr>
+      <w:r>
+        <w:rPr>
+          <w:sz w:val="22"/>
+          <w:szCs w:val="22"/>
+        </w:rPr>
+        <w:t xml:space="preserve">Un proceso automático diario revisa todos los contratos y envía un mail cuando alguno cruza un umbral. Solo se vigilan las OC marcadas como contrato que están en estado APROBADA o CUMPLIDA: las suspendidas y cerradas quedan afuera porque ya no admiten movimiento.</w:t>
+      </w:r>
+    </w:p>
+    <w:p>
+      <w:pPr>
+        <w:jc w:val="both"/>
+        <w:spacing w:after="120"/>
+      </w:pPr>
+      <w:r>
+        <w:rPr>
+          <w:sz w:val="22"/>
+          <w:szCs w:val="22"/>
+        </w:rPr>
+        <w:t xml:space="preserve">Cada umbral avisa una sola vez. Si un contrato ya figuró en el aviso de 60 días, no vuelve a aparecer hasta el umbral de 30. Esto evita el mail diario repetido que termina en que nadie lo lee. La excepción es el escalamiento de contratos vencidos, que se reitera cada 7 días hasta que el contrato se resuelva.</w:t>
+      </w:r>
+    </w:p>
+    <w:p>
+      <w:pPr>
+        <w:jc w:val="both"/>
+        <w:spacing w:after="120"/>
+      </w:pPr>
+      <w:r>
+        <w:rPr>
+          <w:sz w:val="22"/>
+          <w:szCs w:val="22"/>
+        </w:rPr>
+        <w:t xml:space="preserve">Los destinatarios y el texto de los mails se configuran en Configuración → Avisos por módulo, en los eventos "Contratos / OC abiertas por vencer" (preventivo) y "Contratos / OC abiertas vencidas (escalamiento)". Son dos eventos separados para que el escalamiento pueda ir a jefatura o gerencia sin sumar a esas personas al aviso preventivo de todos los días.</w:t>
+      </w:r>
+    </w:p>
+    <w:p>
+      <w:pPr>
+        <w:jc w:val="both"/>
+        <w:spacing w:after="120"/>
+      </w:pPr>
+      <w:r>
+        <w:rPr>
+          <w:sz w:val="22"/>
+          <w:szCs w:val="22"/>
+        </w:rPr>
+        <w:t xml:space="preserve">Para trabajar la lista completa, sin depender del mail, está el reporte Compras → Reportes → Contratos y OC abiertas (compras/contrato-vencimiento-reporte). Permite filtrar por empresa, tipo de alerta, horizonte de días, proveedor y responsable, y exportar a PDF, Excel o CSV.</w:t>
+      </w:r>
+    </w:p>
+    <w:p>
+      <w:pPr>
+        <w:numPr>
+          <w:ilvl w:val="0"/>
+          <w:numId w:val=""/>
+        </w:numPr>
+      </w:pPr>
+      <w:r>
+        <w:rPr/>
+        <w:t xml:space="preserve">Filtro Tipo de alerta: Todos, Por vencer (dentro del horizonte), Con preaviso de no renovación pendiente, Consumo del tope en zona de alerta, Vencidos, o Sin fecha de vigencia cargada. Esta última opción sirve para detectar contratos mal cargados, que son los que nunca van a avisar.</w:t>
+      </w:r>
+    </w:p>
+    <w:p>
+      <w:pPr>
+        <w:numPr>
+          <w:ilvl w:val="0"/>
+          <w:numId w:val=""/>
+        </w:numPr>
+      </w:pPr>
+      <w:r>
+        <w:rPr/>
+        <w:t xml:space="preserve">Días de horizonte: cuántos días hacia adelante mirar (90 por defecto).</w:t>
+      </w:r>
+    </w:p>
+    <w:p>
+      <w:pPr>
+        <w:numPr>
+          <w:ilvl w:val="0"/>
+          <w:numId w:val=""/>
+        </w:numPr>
+      </w:pPr>
+      <w:r>
+        <w:rPr/>
+        <w:t xml:space="preserve">Solo sin responsable: contratos sin dueño asignado. Conviene revisarlo periódicamente porque son los que se pierden.</w:t>
+      </w:r>
+    </w:p>
+    <w:p>
+      <w:pPr>
+        <w:numPr>
+          <w:ilvl w:val="0"/>
+          <w:numId w:val=""/>
+        </w:numPr>
+      </w:pPr>
+      <w:r>
+        <w:rPr/>
+        <w:t xml:space="preserve">En la grilla, las filas de contratos vencidos se marcan en rojo y las que vencen dentro de 30 días en amarillo. La columna Situación explica el motivo concreto de la alerta.</w:t>
+      </w:r>
+    </w:p>
+    <w:p>
+      <w:pPr>
+        <w:numPr>
+          <w:ilvl w:val="0"/>
+          <w:numId w:val=""/>
+        </w:numPr>
+      </w:pPr>
+      <w:r>
+        <w:rPr/>
+        <w:t xml:space="preserve">Las columnas Recibido, Facturado y Consumido permiten auditar el consumo: si Recibido y Facturado difieren mucho, hay recepciones sin facturar o facturas sin recepción.</w:t>
+      </w:r>
+    </w:p>
+    <w:p>
+      <w:pPr>
+        <w:numPr>
+          <w:ilvl w:val="0"/>
+          <w:numId w:val=""/>
+        </w:numPr>
+      </w:pPr>
+      <w:r>
+        <w:rPr/>
+        <w:t xml:space="preserve">El número de OC es un enlace: abre la orden de compra en una pestaña nueva para revisar o renovar el contrato.</w:t>
+      </w:r>
+    </w:p>
+    <w:p/>
+    <w:p>
+      <w:pPr/>
+      <w:r>
+        <w:rPr>
+          <w:color w:val="2E75B6"/>
+          <w:sz w:val="22"/>
+          <w:szCs w:val="22"/>
+          <w:b w:val="1"/>
+          <w:bCs w:val="1"/>
+        </w:rPr>
+        <w:t xml:space="preserve">Reporte de contratos y OC abiertas por vencer</w:t>
+      </w:r>
+    </w:p>
+    <w:tbl>
+      <w:tblGrid>
+        <w:gridCol w:w="2800" w:type="dxa"/>
+        <w:gridCol w:w="2800" w:type="dxa"/>
+        <w:gridCol w:w="2800" w:type="dxa"/>
+        <w:gridCol w:w="2800" w:type="dxa"/>
+      </w:tblGrid>
+      <w:tblPr>
+        <w:tblW w:w="0" w:type="auto"/>
+        <w:tblLayout w:type="autofit"/>
+        <w:tblCellMar>
+          <w:top w:w="80" w:type="dxa"/>
+          <w:left w:w="80" w:type="dxa"/>
+          <w:right w:w="80" w:type="dxa"/>
+          <w:bottom w:w="80" w:type="dxa"/>
+        </w:tblCellMar>
+        <w:tblBorders>
+          <w:top w:val="single" w:sz="6" w:color="AAAAAA"/>
+          <w:left w:val="single" w:sz="6" w:color="AAAAAA"/>
+          <w:right w:val="single" w:sz="6" w:color="AAAAAA"/>
+          <w:bottom w:val="single" w:sz="6" w:color="AAAAAA"/>
+          <w:insideH w:val="single" w:sz="6" w:color="AAAAAA"/>
+          <w:insideV w:val="single" w:sz="6" w:color="AAAAAA"/>
+        </w:tblBorders>
+      </w:tblPr>
+      <w:tr>
+        <w:trPr/>
+        <w:tc>
+          <w:tcPr>
+            <w:tcW w:w="2800" w:type="dxa"/>
+            <w:shd w:val="clear" w:fill="2E75B6"/>
+            <w:noWrap/>
+          </w:tcPr>
+          <w:p>
+            <w:pPr/>
+            <w:r>
+              <w:rPr>
+                <w:color w:val="FFFFFF"/>
+                <w:sz w:val="20"/>
+                <w:szCs w:val="20"/>
+                <w:b w:val="1"/>
+                <w:bCs w:val="1"/>
+              </w:rPr>
+              <w:t xml:space="preserve">Herramienta</w:t>
+            </w:r>
+          </w:p>
+        </w:tc>
+        <w:tc>
+          <w:tcPr>
+            <w:tcW w:w="2800" w:type="dxa"/>
+            <w:shd w:val="clear" w:fill="2E75B6"/>
+            <w:noWrap/>
+          </w:tcPr>
+          <w:p>
+            <w:pPr/>
+            <w:r>
+              <w:rPr>
+                <w:color w:val="FFFFFF"/>
+                <w:sz w:val="20"/>
+                <w:szCs w:val="20"/>
+                <w:b w:val="1"/>
+                <w:bCs w:val="1"/>
+              </w:rPr>
+              <w:t xml:space="preserve">Ubicación</w:t>
+            </w:r>
+          </w:p>
+        </w:tc>
+        <w:tc>
+          <w:tcPr>
+            <w:tcW w:w="2800" w:type="dxa"/>
+            <w:shd w:val="clear" w:fill="2E75B6"/>
+            <w:noWrap/>
+          </w:tcPr>
+          <w:p>
+            <w:pPr/>
+            <w:r>
+              <w:rPr>
+                <w:color w:val="FFFFFF"/>
+                <w:sz w:val="20"/>
+                <w:szCs w:val="20"/>
+                <w:b w:val="1"/>
+                <w:bCs w:val="1"/>
+              </w:rPr>
+              <w:t xml:space="preserve">Qué hace</w:t>
+            </w:r>
+          </w:p>
+        </w:tc>
+        <w:tc>
+          <w:tcPr>
+            <w:tcW w:w="2800" w:type="dxa"/>
+            <w:shd w:val="clear" w:fill="2E75B6"/>
+            <w:noWrap/>
+          </w:tcPr>
+          <w:p>
+            <w:pPr/>
+            <w:r>
+              <w:rPr>
+                <w:color w:val="FFFFFF"/>
+                <w:sz w:val="20"/>
+                <w:szCs w:val="20"/>
+                <w:b w:val="1"/>
+                <w:bCs w:val="1"/>
+              </w:rPr>
+              <w:t xml:space="preserve">Permiso</w:t>
+            </w:r>
+          </w:p>
+        </w:tc>
+      </w:tr>
+      <w:tr>
+        <w:trPr/>
+        <w:tc>
+          <w:tcPr>
+            <w:tcW w:w="2800" w:type="dxa"/>
+            <w:noWrap/>
+          </w:tcPr>
+          <w:p>
+            <w:pPr/>
+            <w:r>
+              <w:rPr>
+                <w:sz w:val="20"/>
+                <w:szCs w:val="20"/>
+              </w:rPr>
+              <w:t xml:space="preserve">Consultar</w:t>
+            </w:r>
+          </w:p>
+        </w:tc>
+        <w:tc>
+          <w:tcPr>
+            <w:tcW w:w="2800" w:type="dxa"/>
+            <w:noWrap/>
+          </w:tcPr>
+          <w:p>
+            <w:pPr/>
+            <w:r>
+              <w:rPr>
+                <w:sz w:val="20"/>
+                <w:szCs w:val="20"/>
+              </w:rPr>
+              <w:t xml:space="preserve">Panel de filtros</w:t>
+            </w:r>
+          </w:p>
+        </w:tc>
+        <w:tc>
+          <w:tcPr>
+            <w:tcW w:w="2800" w:type="dxa"/>
+            <w:noWrap/>
+          </w:tcPr>
+          <w:p>
+            <w:pPr/>
+            <w:r>
+              <w:rPr>
+                <w:sz w:val="20"/>
+                <w:szCs w:val="20"/>
+              </w:rPr>
+              <w:t xml:space="preserve">Genera el listado según empresa, tipo de alerta, horizonte de días, proveedor y responsable.</w:t>
+            </w:r>
+          </w:p>
+        </w:tc>
+        <w:tc>
+          <w:tcPr>
+            <w:tcW w:w="2800" w:type="dxa"/>
+            <w:noWrap/>
+          </w:tcPr>
+          <w:p>
+            <w:pPr/>
+            <w:r>
+              <w:rPr>
+                <w:sz w:val="20"/>
+                <w:szCs w:val="20"/>
+              </w:rPr>
+              <w:t xml:space="preserve">listar-reporte-contrato-vencimiento</w:t>
+            </w:r>
+          </w:p>
+        </w:tc>
+      </w:tr>
+      <w:tr>
+        <w:trPr/>
+        <w:tc>
+          <w:tcPr>
+            <w:tcW w:w="2800" w:type="dxa"/>
+            <w:noWrap/>
+          </w:tcPr>
+          <w:p>
+            <w:pPr/>
+            <w:r>
+              <w:rPr>
+                <w:sz w:val="20"/>
+                <w:szCs w:val="20"/>
+              </w:rPr>
+              <w:t xml:space="preserve">Tipo de alerta</w:t>
+            </w:r>
+          </w:p>
+        </w:tc>
+        <w:tc>
+          <w:tcPr>
+            <w:tcW w:w="2800" w:type="dxa"/>
+            <w:noWrap/>
+          </w:tcPr>
+          <w:p>
+            <w:pPr/>
+            <w:r>
+              <w:rPr>
+                <w:sz w:val="20"/>
+                <w:szCs w:val="20"/>
+              </w:rPr>
+              <w:t xml:space="preserve">Panel de filtros</w:t>
+            </w:r>
+          </w:p>
+        </w:tc>
+        <w:tc>
+          <w:tcPr>
+            <w:tcW w:w="2800" w:type="dxa"/>
+            <w:noWrap/>
+          </w:tcPr>
+          <w:p>
+            <w:pPr/>
+            <w:r>
+              <w:rPr>
+                <w:sz w:val="20"/>
+                <w:szCs w:val="20"/>
+              </w:rPr>
+              <w:t xml:space="preserve">Por vencer, preaviso pendiente, consumo en zona de alerta, vencidos o sin vigencia cargada.</w:t>
+            </w:r>
+          </w:p>
+        </w:tc>
+        <w:tc>
+          <w:tcPr>
+            <w:tcW w:w="2800" w:type="dxa"/>
+            <w:noWrap/>
+          </w:tcPr>
+          <w:p>
+            <w:pPr/>
+            <w:r>
+              <w:rPr>
+                <w:sz w:val="20"/>
+                <w:szCs w:val="20"/>
+              </w:rPr>
+              <w:t xml:space="preserve">listar-reporte-contrato-vencimiento</w:t>
+            </w:r>
+          </w:p>
+        </w:tc>
+      </w:tr>
+      <w:tr>
+        <w:trPr/>
+        <w:tc>
+          <w:tcPr>
+            <w:tcW w:w="2800" w:type="dxa"/>
+            <w:noWrap/>
+          </w:tcPr>
+          <w:p>
+            <w:pPr/>
+            <w:r>
+              <w:rPr>
+                <w:sz w:val="20"/>
+                <w:szCs w:val="20"/>
+              </w:rPr>
+              <w:t xml:space="preserve">Solo sin responsable</w:t>
+            </w:r>
+          </w:p>
+        </w:tc>
+        <w:tc>
+          <w:tcPr>
+            <w:tcW w:w="2800" w:type="dxa"/>
+            <w:noWrap/>
+          </w:tcPr>
+          <w:p>
+            <w:pPr/>
+            <w:r>
+              <w:rPr>
+                <w:sz w:val="20"/>
+                <w:szCs w:val="20"/>
+              </w:rPr>
+              <w:t xml:space="preserve">Panel de filtros</w:t>
+            </w:r>
+          </w:p>
+        </w:tc>
+        <w:tc>
+          <w:tcPr>
+            <w:tcW w:w="2800" w:type="dxa"/>
+            <w:noWrap/>
+          </w:tcPr>
+          <w:p>
+            <w:pPr/>
+            <w:r>
+              <w:rPr>
+                <w:sz w:val="20"/>
+                <w:szCs w:val="20"/>
+              </w:rPr>
+              <w:t xml:space="preserve">Aísla los contratos sin dueño asignado, que son los que suelen quedar sin seguimiento.</w:t>
+            </w:r>
+          </w:p>
+        </w:tc>
+        <w:tc>
+          <w:tcPr>
+            <w:tcW w:w="2800" w:type="dxa"/>
+            <w:noWrap/>
+          </w:tcPr>
+          <w:p>
+            <w:pPr/>
+            <w:r>
+              <w:rPr>
+                <w:sz w:val="20"/>
+                <w:szCs w:val="20"/>
+              </w:rPr>
+              <w:t xml:space="preserve">listar-reporte-contrato-vencimiento</w:t>
+            </w:r>
+          </w:p>
+        </w:tc>
+      </w:tr>
+      <w:tr>
+        <w:trPr/>
+        <w:tc>
+          <w:tcPr>
+            <w:tcW w:w="2800" w:type="dxa"/>
+            <w:noWrap/>
+          </w:tcPr>
+          <w:p>
+            <w:pPr/>
+            <w:r>
+              <w:rPr>
+                <w:sz w:val="20"/>
+                <w:szCs w:val="20"/>
+              </w:rPr>
+              <w:t xml:space="preserve">PDF / Excel / CSV</w:t>
+            </w:r>
+          </w:p>
+        </w:tc>
+        <w:tc>
+          <w:tcPr>
+            <w:tcW w:w="2800" w:type="dxa"/>
+            <w:noWrap/>
+          </w:tcPr>
+          <w:p>
+            <w:pPr/>
+            <w:r>
+              <w:rPr>
+                <w:sz w:val="20"/>
+                <w:szCs w:val="20"/>
+              </w:rPr>
+              <w:t xml:space="preserve">Barra de botones grandes sobre la grilla (btn-app)</w:t>
+            </w:r>
+          </w:p>
+        </w:tc>
+        <w:tc>
+          <w:tcPr>
+            <w:tcW w:w="2800" w:type="dxa"/>
+            <w:noWrap/>
+          </w:tcPr>
+          <w:p>
+            <w:pPr/>
+            <w:r>
+              <w:rPr>
+                <w:sz w:val="20"/>
+                <w:szCs w:val="20"/>
+              </w:rPr>
+              <w:t xml:space="preserve">Exporta el resultado completo del filtro, no solo la página visible.</w:t>
+            </w:r>
+          </w:p>
+        </w:tc>
+        <w:tc>
+          <w:tcPr>
+            <w:tcW w:w="2800" w:type="dxa"/>
+            <w:noWrap/>
+          </w:tcPr>
+          <w:p>
+            <w:pPr/>
+            <w:r>
+              <w:rPr>
+                <w:sz w:val="20"/>
+                <w:szCs w:val="20"/>
+              </w:rPr>
+              <w:t xml:space="preserve">listar-reporte-contrato-vencimiento</w:t>
+            </w:r>
+          </w:p>
+        </w:tc>
+      </w:tr>
+      <w:tr>
+        <w:trPr/>
+        <w:tc>
+          <w:tcPr>
+            <w:tcW w:w="2800" w:type="dxa"/>
+            <w:noWrap/>
+          </w:tcPr>
+          <w:p>
+            <w:pPr/>
+            <w:r>
+              <w:rPr>
+                <w:sz w:val="20"/>
+                <w:szCs w:val="20"/>
+              </w:rPr>
+              <w:t xml:space="preserve">Número de OC (enlace)</w:t>
+            </w:r>
+          </w:p>
+        </w:tc>
+        <w:tc>
+          <w:tcPr>
+            <w:tcW w:w="2800" w:type="dxa"/>
+            <w:noWrap/>
+          </w:tcPr>
+          <w:p>
+            <w:pPr/>
+            <w:r>
+              <w:rPr>
+                <w:sz w:val="20"/>
+                <w:szCs w:val="20"/>
+              </w:rPr>
+              <w:t xml:space="preserve">Columna OC de la grilla</w:t>
+            </w:r>
+          </w:p>
+        </w:tc>
+        <w:tc>
+          <w:tcPr>
+            <w:tcW w:w="2800" w:type="dxa"/>
+            <w:noWrap/>
+          </w:tcPr>
+          <w:p>
+            <w:pPr/>
+            <w:r>
+              <w:rPr>
+                <w:sz w:val="20"/>
+                <w:szCs w:val="20"/>
+              </w:rPr>
+              <w:t xml:space="preserve">Abre la orden de compra en pestaña nueva para revisar o renovar el contrato.</w:t>
+            </w:r>
+          </w:p>
+        </w:tc>
+        <w:tc>
+          <w:tcPr>
+            <w:tcW w:w="2800" w:type="dxa"/>
+            <w:noWrap/>
+          </w:tcPr>
+          <w:p>
+            <w:pPr/>
+            <w:r>
+              <w:rPr>
+                <w:sz w:val="20"/>
+                <w:szCs w:val="20"/>
+              </w:rPr>
+              <w:t xml:space="preserve">editar-ordencompra o listar-ordencompra</w:t>
+            </w:r>
+          </w:p>
+        </w:tc>
+      </w:tr>
+      <w:tr>
+        <w:trPr/>
+        <w:tc>
+          <w:tcPr>
+            <w:tcW w:w="2800" w:type="dxa"/>
+            <w:noWrap/>
+          </w:tcPr>
+          <w:p>
+            <w:pPr/>
+            <w:r>
+              <w:rPr>
+                <w:sz w:val="20"/>
+                <w:szCs w:val="20"/>
+              </w:rPr>
+              <w:t xml:space="preserve">Resumen del filtro</w:t>
+            </w:r>
+          </w:p>
+        </w:tc>
+        <w:tc>
+          <w:tcPr>
+            <w:tcW w:w="2800" w:type="dxa"/>
+            <w:noWrap/>
+          </w:tcPr>
+          <w:p>
+            <w:pPr/>
+            <w:r>
+              <w:rPr>
+                <w:sz w:val="20"/>
+                <w:szCs w:val="20"/>
+              </w:rPr>
+              <w:t xml:space="preserve">Franja sobre la grilla</w:t>
+            </w:r>
+          </w:p>
+        </w:tc>
+        <w:tc>
+          <w:tcPr>
+            <w:tcW w:w="2800" w:type="dxa"/>
+            <w:noWrap/>
+          </w:tcPr>
+          <w:p>
+            <w:pPr/>
+            <w:r>
+              <w:rPr>
+                <w:sz w:val="20"/>
+                <w:szCs w:val="20"/>
+              </w:rPr>
+              <w:t xml:space="preserve">Totales de contratos, vencidos, por vencer, tope, recibido, facturado, consumido y disponible.</w:t>
+            </w:r>
+          </w:p>
+        </w:tc>
+        <w:tc>
+          <w:tcPr>
+            <w:tcW w:w="2800" w:type="dxa"/>
+            <w:noWrap/>
+          </w:tcPr>
+          <w:p>
+            <w:pPr/>
+            <w:r>
+              <w:rPr>
+                <w:sz w:val="20"/>
+                <w:szCs w:val="20"/>
+              </w:rPr>
+              <w:t xml:space="preserve">listar-reporte-contrato-vencimiento</w:t>
+            </w:r>
+          </w:p>
+        </w:tc>
+      </w:tr>
+    </w:tbl>
+    <w:p/>
+    <w:p>
+      <w:pPr/>
+      <w:r>
+        <w:rPr>
+          <w:color w:val="666666"/>
+          <w:sz w:val="18"/>
+          <w:szCs w:val="18"/>
+          <w:i w:val="1"/>
+          <w:iCs w:val="1"/>
+        </w:rPr>
+        <w:t xml:space="preserve">Tipos de aviso</w:t>
+      </w:r>
+    </w:p>
+    <w:tbl>
+      <w:tblGrid>
+        <w:gridCol w:w="2800" w:type="dxa"/>
+        <w:gridCol w:w="2800" w:type="dxa"/>
+        <w:gridCol w:w="2800" w:type="dxa"/>
+      </w:tblGrid>
+      <w:tblPr>
+        <w:tblW w:w="0" w:type="auto"/>
+        <w:tblLayout w:type="autofit"/>
+        <w:tblCellMar>
+          <w:top w:w="80" w:type="dxa"/>
+          <w:left w:w="80" w:type="dxa"/>
+          <w:right w:w="80" w:type="dxa"/>
+          <w:bottom w:w="80" w:type="dxa"/>
+        </w:tblCellMar>
+        <w:tblBorders>
+          <w:top w:val="single" w:sz="6" w:color="AAAAAA"/>
+          <w:left w:val="single" w:sz="6" w:color="AAAAAA"/>
+          <w:right w:val="single" w:sz="6" w:color="AAAAAA"/>
+          <w:bottom w:val="single" w:sz="6" w:color="AAAAAA"/>
+          <w:insideH w:val="single" w:sz="6" w:color="AAAAAA"/>
+          <w:insideV w:val="single" w:sz="6" w:color="AAAAAA"/>
+        </w:tblBorders>
+      </w:tblPr>
+      <w:tr>
+        <w:trPr/>
+        <w:tc>
+          <w:tcPr>
+            <w:tcW w:w="2800" w:type="dxa"/>
+            <w:shd w:val="clear" w:fill="2E75B6"/>
+            <w:noWrap/>
+          </w:tcPr>
+          <w:p>
+            <w:pPr/>
+            <w:r>
+              <w:rPr>
+                <w:color w:val="FFFFFF"/>
+                <w:sz w:val="20"/>
+                <w:szCs w:val="20"/>
+                <w:b w:val="1"/>
+                <w:bCs w:val="1"/>
+              </w:rPr>
+              <w:t xml:space="preserve">Aviso</w:t>
+            </w:r>
+          </w:p>
+        </w:tc>
+        <w:tc>
+          <w:tcPr>
+            <w:tcW w:w="2800" w:type="dxa"/>
+            <w:shd w:val="clear" w:fill="2E75B6"/>
+            <w:noWrap/>
+          </w:tcPr>
+          <w:p>
+            <w:pPr/>
+            <w:r>
+              <w:rPr>
+                <w:color w:val="FFFFFF"/>
+                <w:sz w:val="20"/>
+                <w:szCs w:val="20"/>
+                <w:b w:val="1"/>
+                <w:bCs w:val="1"/>
+              </w:rPr>
+              <w:t xml:space="preserve">Cuándo se dispara</w:t>
+            </w:r>
+          </w:p>
+        </w:tc>
+        <w:tc>
+          <w:tcPr>
+            <w:tcW w:w="2800" w:type="dxa"/>
+            <w:shd w:val="clear" w:fill="2E75B6"/>
+            <w:noWrap/>
+          </w:tcPr>
+          <w:p>
+            <w:pPr/>
+            <w:r>
+              <w:rPr>
+                <w:color w:val="FFFFFF"/>
+                <w:sz w:val="20"/>
+                <w:szCs w:val="20"/>
+                <w:b w:val="1"/>
+                <w:bCs w:val="1"/>
+              </w:rPr>
+              <w:t xml:space="preserve">Qué hay que hacer</w:t>
+            </w:r>
+          </w:p>
+        </w:tc>
+      </w:tr>
+      <w:tr>
+        <w:trPr/>
+        <w:tc>
+          <w:tcPr>
+            <w:tcW w:w="2800" w:type="dxa"/>
+            <w:noWrap/>
+          </w:tcPr>
+          <w:p>
+            <w:pPr/>
+            <w:r>
+              <w:rPr>
+                <w:sz w:val="20"/>
+                <w:szCs w:val="20"/>
+              </w:rPr>
+              <w:t xml:space="preserve">Por vencer</w:t>
+            </w:r>
+          </w:p>
+        </w:tc>
+        <w:tc>
+          <w:tcPr>
+            <w:tcW w:w="2800" w:type="dxa"/>
+            <w:noWrap/>
+          </w:tcPr>
+          <w:p>
+            <w:pPr/>
+            <w:r>
+              <w:rPr>
+                <w:sz w:val="20"/>
+                <w:szCs w:val="20"/>
+              </w:rPr>
+              <w:t xml:space="preserve">Cuando faltan tantos días para el fin de vigencia como indica el umbral (60, 30 y 15 días por defecto).</w:t>
+            </w:r>
+          </w:p>
+        </w:tc>
+        <w:tc>
+          <w:tcPr>
+            <w:tcW w:w="2800" w:type="dxa"/>
+            <w:noWrap/>
+          </w:tcPr>
+          <w:p>
+            <w:pPr/>
+            <w:r>
+              <w:rPr>
+                <w:sz w:val="20"/>
+                <w:szCs w:val="20"/>
+              </w:rPr>
+              <w:t xml:space="preserve">Renovar, renegociar o dejar vencer con decisión tomada.</w:t>
+            </w:r>
+          </w:p>
+        </w:tc>
+      </w:tr>
+      <w:tr>
+        <w:trPr/>
+        <w:tc>
+          <w:tcPr>
+            <w:tcW w:w="2800" w:type="dxa"/>
+            <w:noWrap/>
+          </w:tcPr>
+          <w:p>
+            <w:pPr/>
+            <w:r>
+              <w:rPr>
+                <w:sz w:val="20"/>
+                <w:szCs w:val="20"/>
+              </w:rPr>
+              <w:t xml:space="preserve">Preaviso de no renovación</w:t>
+            </w:r>
+          </w:p>
+        </w:tc>
+        <w:tc>
+          <w:tcPr>
+            <w:tcW w:w="2800" w:type="dxa"/>
+            <w:noWrap/>
+          </w:tcPr>
+          <w:p>
+            <w:pPr/>
+            <w:r>
+              <w:rPr>
+                <w:sz w:val="20"/>
+                <w:szCs w:val="20"/>
+              </w:rPr>
+              <w:t xml:space="preserve">Contratos con renovación automática, cuando se acerca la fecha límite para notificar la no renovación.</w:t>
+            </w:r>
+          </w:p>
+        </w:tc>
+        <w:tc>
+          <w:tcPr>
+            <w:tcW w:w="2800" w:type="dxa"/>
+            <w:noWrap/>
+          </w:tcPr>
+          <w:p>
+            <w:pPr/>
+            <w:r>
+              <w:rPr>
+                <w:sz w:val="20"/>
+                <w:szCs w:val="20"/>
+              </w:rPr>
+              <w:t xml:space="preserve">Notificar al proveedor antes de esa fecha si no se quiere continuar. Pasada la fecha, el contrato se renueva solo.</w:t>
+            </w:r>
+          </w:p>
+        </w:tc>
+      </w:tr>
+      <w:tr>
+        <w:trPr/>
+        <w:tc>
+          <w:tcPr>
+            <w:tcW w:w="2800" w:type="dxa"/>
+            <w:noWrap/>
+          </w:tcPr>
+          <w:p>
+            <w:pPr/>
+            <w:r>
+              <w:rPr>
+                <w:sz w:val="20"/>
+                <w:szCs w:val="20"/>
+              </w:rPr>
+              <w:t xml:space="preserve">Consumo del tope</w:t>
+            </w:r>
+          </w:p>
+        </w:tc>
+        <w:tc>
+          <w:tcPr>
+            <w:tcW w:w="2800" w:type="dxa"/>
+            <w:noWrap/>
+          </w:tcPr>
+          <w:p>
+            <w:pPr/>
+            <w:r>
+              <w:rPr>
+                <w:sz w:val="20"/>
+                <w:szCs w:val="20"/>
+              </w:rPr>
+              <w:t xml:space="preserve">Cuando el consumo alcanza el porcentaje configurado del monto contratado (80% y 100% por defecto).</w:t>
+            </w:r>
+          </w:p>
+        </w:tc>
+        <w:tc>
+          <w:tcPr>
+            <w:tcW w:w="2800" w:type="dxa"/>
+            <w:noWrap/>
+          </w:tcPr>
+          <w:p>
+            <w:pPr/>
+            <w:r>
+              <w:rPr>
+                <w:sz w:val="20"/>
+                <w:szCs w:val="20"/>
+              </w:rPr>
+              <w:t xml:space="preserve">Ampliar el monto contratado o emitir una OC nueva antes de seguir consumiendo.</w:t>
+            </w:r>
+          </w:p>
+        </w:tc>
+      </w:tr>
+      <w:tr>
+        <w:trPr/>
+        <w:tc>
+          <w:tcPr>
+            <w:tcW w:w="2800" w:type="dxa"/>
+            <w:noWrap/>
+          </w:tcPr>
+          <w:p>
+            <w:pPr/>
+            <w:r>
+              <w:rPr>
+                <w:sz w:val="20"/>
+                <w:szCs w:val="20"/>
+              </w:rPr>
+              <w:t xml:space="preserve">Vencido (escalamiento)</w:t>
+            </w:r>
+          </w:p>
+        </w:tc>
+        <w:tc>
+          <w:tcPr>
+            <w:tcW w:w="2800" w:type="dxa"/>
+            <w:noWrap/>
+          </w:tcPr>
+          <w:p>
+            <w:pPr/>
+            <w:r>
+              <w:rPr>
+                <w:sz w:val="20"/>
+                <w:szCs w:val="20"/>
+              </w:rPr>
+              <w:t xml:space="preserve">Vigencia terminada y el contrato sigue abierto. Se reitera cada 7 días.</w:t>
+            </w:r>
+          </w:p>
+        </w:tc>
+        <w:tc>
+          <w:tcPr>
+            <w:tcW w:w="2800" w:type="dxa"/>
+            <w:noWrap/>
+          </w:tcPr>
+          <w:p>
+            <w:pPr/>
+            <w:r>
+              <w:rPr>
+                <w:sz w:val="20"/>
+                <w:szCs w:val="20"/>
+              </w:rPr>
+              <w:t xml:space="preserve">Renovar, cerrar la OC o darla de baja. Es el aviso que no debería existir.</w:t>
+            </w:r>
+          </w:p>
+        </w:tc>
+      </w:tr>
+    </w:tbl>
+    <w:p/>
+    <w:p>
+      <w:pPr>
+        <w:pStyle w:val="Heading2"/>
+      </w:pPr>
+      <w:bookmarkStart w:id="14" w:name="_Toc14"/>
+      <w:r>
+        <w:t>14. Circuito documental integrado</w:t>
+      </w:r>
+      <w:bookmarkEnd w:id="14"/>
     </w:p>
     <w:p>
       <w:pPr>
@@ -11532,18 +12653,18 @@
           <w:sz w:val="22"/>
           <w:szCs w:val="22"/>
         </w:rPr>
-        <w:t xml:space="preserve">Las OC marcadas como contrato no siguen ese cierre: quedan vigentes durante todo el período contratado y se van consumiendo con recepciones y facturas sucesivas, hasta que se renuevan o se cierran (ver capítulos 11 y 12).</w:t>
+        <w:t xml:space="preserve">Las OC marcadas como contrato no siguen ese cierre: quedan vigentes durante todo el período contratado y se van consumiendo con recepciones y facturas sucesivas, hasta que se renuevan o se cierran (ver capítulos 11, 12 y 13). La ruta de cada factura (con o sin COM, y de dónde sale la cuenta del neto) la fija el contrato, no el flujo general de la empresa.</w:t>
       </w:r>
     </w:p>
     <w:p>
       <w:pPr>
         <w:pStyle w:val="Heading2"/>
       </w:pPr>
-      <w:bookmarkStart w:id="14" w:name="_Toc14"/>
-      <w:r>
-        <w:t>14. Integración con sistema Anita</w:t>
-      </w:r>
-      <w:bookmarkEnd w:id="14"/>
+      <w:bookmarkStart w:id="15" w:name="_Toc15"/>
+      <w:r>
+        <w:t>15. Integración con sistema Anita</w:t>
+      </w:r>
+      <w:bookmarkEnd w:id="15"/>
     </w:p>
     <w:p>
       <w:pPr>
@@ -11611,11 +12732,11 @@
       <w:pPr>
         <w:pStyle w:val="Heading2"/>
       </w:pPr>
-      <w:bookmarkStart w:id="15" w:name="_Toc15"/>
-      <w:r>
-        <w:t>15. Resolución de problemas frecuentes</w:t>
-      </w:r>
-      <w:bookmarkEnd w:id="15"/>
+      <w:bookmarkStart w:id="16" w:name="_Toc16"/>
+      <w:r>
+        <w:t>16. Resolución de problemas frecuentes</w:t>
+      </w:r>
+      <w:bookmarkEnd w:id="16"/>
     </w:p>
     <w:p>
       <w:pPr>
@@ -11725,16 +12846,76 @@
         <w:t xml:space="preserve">El consumo quedó en cero con recepciones cargadas: revise que las líneas de la recepción tengan precio. Si la OC no tenía precio, la recepción se valoriza en cero y el consumo recién aparece cuando llega la factura.</w:t>
       </w:r>
     </w:p>
+    <w:p>
+      <w:pPr>
+        <w:numPr>
+          <w:ilvl w:val="0"/>
+          <w:numId w:val=""/>
+        </w:numPr>
+      </w:pPr>
+      <w:r>
+        <w:rPr/>
+        <w:t xml:space="preserve">No puedo cargar la factura de un abono / honorario: el contrato vigente probablemente tiene "Recepción para facturar" en Obligatoria. Edite la OC, márquela en "No requiere recepción" y elija de dónde sale la cuenta (artículos de la OC o cuenta del contrato).</w:t>
+      </w:r>
+    </w:p>
+    <w:p>
+      <w:pPr>
+        <w:numPr>
+          <w:ilvl w:val="0"/>
+          <w:numId w:val=""/>
+        </w:numPr>
+      </w:pPr>
+      <w:r>
+        <w:rPr/>
+        <w:t xml:space="preserve">La factura pide COM aunque el contrato es un servicio: misma causa: recepción obligatoria en el contrato, o el contrato no está vigente a la fecha del comprobante (en ese caso rige el flujo de la empresa).</w:t>
+      </w:r>
+    </w:p>
+    <w:p>
+      <w:pPr>
+        <w:numPr>
+          <w:ilvl w:val="0"/>
+          <w:numId w:val=""/>
+        </w:numPr>
+      </w:pPr>
+      <w:r>
+        <w:rPr/>
+        <w:t xml:space="preserve">Al grabar pide la cuenta del contrato: el contrato está en sin recepción con cuenta indicada en el contrato, pero esa cuenta no está cargada. Edite la OC, elija "Cuenta indicada en este contrato" y complete Cuenta a imputar.</w:t>
+      </w:r>
+    </w:p>
+    <w:p>
+      <w:pPr>
+        <w:numPr>
+          <w:ilvl w:val="0"/>
+          <w:numId w:val=""/>
+        </w:numPr>
+      </w:pPr>
+      <w:r>
+        <w:rPr/>
+        <w:t xml:space="preserve">Al grabar pide la cuenta DEBE del neto: complete la columna Cuenta DEBE en los renglones de neto, o cargue la cuenta en el contrato para que se precargue sola.</w:t>
+      </w:r>
+    </w:p>
+    <w:p>
+      <w:pPr>
+        <w:numPr>
+          <w:ilvl w:val="0"/>
+          <w:numId w:val=""/>
+        </w:numPr>
+      </w:pPr>
+      <w:r>
+        <w:rPr/>
+        <w:t xml:space="preserve">Al contabilizar falta la cuenta de un artículo de la OC: el contrato imputa el neto con las cuentas de los ítems. Abra el artículo y cargue la cuenta de compras o gastos de la empresa, o cambie la imputación del contrato a cuenta indicada en el contrato.</w:t>
+      </w:r>
+    </w:p>
     <w:p/>
     <w:p>
       <w:pPr>
         <w:pStyle w:val="Heading2"/>
       </w:pPr>
-      <w:bookmarkStart w:id="16" w:name="_Toc16"/>
-      <w:r>
-        <w:t>16. Soporte</w:t>
-      </w:r>
-      <w:bookmarkEnd w:id="16"/>
+      <w:bookmarkStart w:id="17" w:name="_Toc17"/>
+      <w:r>
+        <w:t>17. Soporte</w:t>
+      </w:r>
+      <w:bookmarkEnd w:id="17"/>
     </w:p>
     <w:p>
       <w:pPr>

--- a/docs/manual-compras/Manual_Usuario_AnitaERP_Modulo_Compras.docx
+++ b/docs/manual-compras/Manual_Usuario_AnitaERP_Modulo_Compras.docx
@@ -48,7 +48,7 @@
           <w:sz w:val="24"/>
           <w:szCs w:val="24"/>
         </w:rPr>
-        <w:t xml:space="preserve">Empresa: AGG</w:t>
+        <w:t xml:space="preserve">Empresa: </w:t>
       </w:r>
     </w:p>
     <w:p>
@@ -74,7 +74,7 @@
           <w:sz w:val="20"/>
           <w:szCs w:val="20"/>
         </w:rPr>
-        <w:t xml:space="preserve">URL: http://10.20.30.210/anitaERP/public/seguridad/login</w:t>
+        <w:t xml:space="preserve">URL: http://10.20.30.210/seguridad/login</w:t>
       </w:r>
     </w:p>
     <w:p>
@@ -332,7 +332,7 @@
       </w:pPr>
       <w:r>
         <w:pict>
-          <v:shape type="#_x0000_t75" stroked="f" style="width:450pt; height:281.25pt; margin-left:0pt; margin-top:0pt; mso-position-horizontal:left; mso-position-vertical:top; mso-position-horizontal-relative:char; mso-position-vertical-relative:line;">
+          <v:shape type="#_x0000_t75" stroked="f" style="width:450pt; height:267.1875pt; margin-left:0pt; margin-top:0pt; mso-position-horizontal:left; mso-position-vertical:top; mso-position-horizontal-relative:char; mso-position-vertical-relative:line;">
             <w10:wrap type="inline"/>
             <v:imagedata r:id="rId7" o:title=""/>
           </v:shape>
@@ -1493,7 +1493,7 @@
       </w:pPr>
       <w:r>
         <w:pict>
-          <v:shape type="#_x0000_t75" stroked="f" style="width:450pt; height:281.25pt; margin-left:0pt; margin-top:0pt; mso-position-horizontal:left; mso-position-vertical:top; mso-position-horizontal-relative:char; mso-position-vertical-relative:line;">
+          <v:shape type="#_x0000_t75" stroked="f" style="width:450pt; height:267.1875pt; margin-left:0pt; margin-top:0pt; mso-position-horizontal:left; mso-position-vertical:top; mso-position-horizontal-relative:char; mso-position-vertical-relative:line;">
             <w10:wrap type="inline"/>
             <v:imagedata r:id="rId8" o:title=""/>
           </v:shape>
@@ -2503,7 +2503,7 @@
       </w:pPr>
       <w:r>
         <w:pict>
-          <v:shape type="#_x0000_t75" stroked="f" style="width:450pt; height:281.25pt; margin-left:0pt; margin-top:0pt; mso-position-horizontal:left; mso-position-vertical:top; mso-position-horizontal-relative:char; mso-position-vertical-relative:line;">
+          <v:shape type="#_x0000_t75" stroked="f" style="width:450pt; height:267.1875pt; margin-left:0pt; margin-top:0pt; mso-position-horizontal:left; mso-position-vertical:top; mso-position-horizontal-relative:char; mso-position-vertical-relative:line;">
             <w10:wrap type="inline"/>
             <v:imagedata r:id="rId9" o:title=""/>
           </v:shape>
@@ -2532,7 +2532,7 @@
       </w:pPr>
       <w:r>
         <w:pict>
-          <v:shape type="#_x0000_t75" stroked="f" style="width:450pt; height:281.25pt; margin-left:0pt; margin-top:0pt; mso-position-horizontal:left; mso-position-vertical:top; mso-position-horizontal-relative:char; mso-position-vertical-relative:line;">
+          <v:shape type="#_x0000_t75" stroked="f" style="width:450pt; height:267.1875pt; margin-left:0pt; margin-top:0pt; mso-position-horizontal:left; mso-position-vertical:top; mso-position-horizontal-relative:char; mso-position-vertical-relative:line;">
             <w10:wrap type="inline"/>
             <v:imagedata r:id="rId10" o:title=""/>
           </v:shape>
@@ -4171,7 +4171,7 @@
       </w:pPr>
       <w:r>
         <w:pict>
-          <v:shape type="#_x0000_t75" stroked="f" style="width:450pt; height:281.25pt; margin-left:0pt; margin-top:0pt; mso-position-horizontal:left; mso-position-vertical:top; mso-position-horizontal-relative:char; mso-position-vertical-relative:line;">
+          <v:shape type="#_x0000_t75" stroked="f" style="width:450pt; height:267.1875pt; margin-left:0pt; margin-top:0pt; mso-position-horizontal:left; mso-position-vertical:top; mso-position-horizontal-relative:char; mso-position-vertical-relative:line;">
             <w10:wrap type="inline"/>
             <v:imagedata r:id="rId11" o:title=""/>
           </v:shape>
@@ -5090,7 +5090,7 @@
       </w:pPr>
       <w:r>
         <w:pict>
-          <v:shape type="#_x0000_t75" stroked="f" style="width:450pt; height:281.25pt; margin-left:0pt; margin-top:0pt; mso-position-horizontal:left; mso-position-vertical:top; mso-position-horizontal-relative:char; mso-position-vertical-relative:line;">
+          <v:shape type="#_x0000_t75" stroked="f" style="width:450pt; height:267.1875pt; margin-left:0pt; margin-top:0pt; mso-position-horizontal:left; mso-position-vertical:top; mso-position-horizontal-relative:char; mso-position-vertical-relative:line;">
             <w10:wrap type="inline"/>
             <v:imagedata r:id="rId12" o:title=""/>
           </v:shape>
@@ -5119,7 +5119,7 @@
       </w:pPr>
       <w:r>
         <w:pict>
-          <v:shape type="#_x0000_t75" stroked="f" style="width:450pt; height:281.25pt; margin-left:0pt; margin-top:0pt; mso-position-horizontal:left; mso-position-vertical:top; mso-position-horizontal-relative:char; mso-position-vertical-relative:line;">
+          <v:shape type="#_x0000_t75" stroked="f" style="width:450pt; height:267.1875pt; margin-left:0pt; margin-top:0pt; mso-position-horizontal:left; mso-position-vertical:top; mso-position-horizontal-relative:char; mso-position-vertical-relative:line;">
             <w10:wrap type="inline"/>
             <v:imagedata r:id="rId13" o:title=""/>
           </v:shape>
@@ -7327,7 +7327,7 @@
       </w:pPr>
       <w:r>
         <w:pict>
-          <v:shape type="#_x0000_t75" stroked="f" style="width:450pt; height:281.25pt; margin-left:0pt; margin-top:0pt; mso-position-horizontal:left; mso-position-vertical:top; mso-position-horizontal-relative:char; mso-position-vertical-relative:line;">
+          <v:shape type="#_x0000_t75" stroked="f" style="width:450pt; height:267.1875pt; margin-left:0pt; margin-top:0pt; mso-position-horizontal:left; mso-position-vertical:top; mso-position-horizontal-relative:char; mso-position-vertical-relative:line;">
             <w10:wrap type="inline"/>
             <v:imagedata r:id="rId14" o:title=""/>
           </v:shape>
@@ -7356,7 +7356,7 @@
       </w:pPr>
       <w:r>
         <w:pict>
-          <v:shape type="#_x0000_t75" stroked="f" style="width:450pt; height:281.25pt; margin-left:0pt; margin-top:0pt; mso-position-horizontal:left; mso-position-vertical:top; mso-position-horizontal-relative:char; mso-position-vertical-relative:line;">
+          <v:shape type="#_x0000_t75" stroked="f" style="width:450pt; height:267.1875pt; margin-left:0pt; margin-top:0pt; mso-position-horizontal:left; mso-position-vertical:top; mso-position-horizontal-relative:char; mso-position-vertical-relative:line;">
             <w10:wrap type="inline"/>
             <v:imagedata r:id="rId14" o:title=""/>
           </v:shape>
@@ -7434,7 +7434,7 @@
       </w:pPr>
       <w:r>
         <w:pict>
-          <v:shape type="#_x0000_t75" stroked="f" style="width:450pt; height:281.25pt; margin-left:0pt; margin-top:0pt; mso-position-horizontal:left; mso-position-vertical:top; mso-position-horizontal-relative:char; mso-position-vertical-relative:line;">
+          <v:shape type="#_x0000_t75" stroked="f" style="width:450pt; height:267.1875pt; margin-left:0pt; margin-top:0pt; mso-position-horizontal:left; mso-position-vertical:top; mso-position-horizontal-relative:char; mso-position-vertical-relative:line;">
             <w10:wrap type="inline"/>
             <v:imagedata r:id="rId15" o:title=""/>
           </v:shape>
@@ -7463,7 +7463,7 @@
       </w:pPr>
       <w:r>
         <w:pict>
-          <v:shape type="#_x0000_t75" stroked="f" style="width:450pt; height:281.25pt; margin-left:0pt; margin-top:0pt; mso-position-horizontal:left; mso-position-vertical:top; mso-position-horizontal-relative:char; mso-position-vertical-relative:line;">
+          <v:shape type="#_x0000_t75" stroked="f" style="width:450pt; height:267.1875pt; margin-left:0pt; margin-top:0pt; mso-position-horizontal:left; mso-position-vertical:top; mso-position-horizontal-relative:char; mso-position-vertical-relative:line;">
             <w10:wrap type="inline"/>
             <v:imagedata r:id="rId16" o:title=""/>
           </v:shape>
@@ -11570,7 +11570,7 @@
       </w:pPr>
       <w:r>
         <w:pict>
-          <v:shape type="#_x0000_t75" stroked="f" style="width:450pt; height:281.25pt; margin-left:0pt; margin-top:0pt; mso-position-horizontal:left; mso-position-vertical:top; mso-position-horizontal-relative:char; mso-position-vertical-relative:line;">
+          <v:shape type="#_x0000_t75" stroked="f" style="width:450pt; height:267.1875pt; margin-left:0pt; margin-top:0pt; mso-position-horizontal:left; mso-position-vertical:top; mso-position-horizontal-relative:char; mso-position-vertical-relative:line;">
             <w10:wrap type="inline"/>
             <v:imagedata r:id="rId17" o:title=""/>
           </v:shape>
@@ -11599,7 +11599,7 @@
       </w:pPr>
       <w:r>
         <w:pict>
-          <v:shape type="#_x0000_t75" stroked="f" style="width:450pt; height:281.25pt; margin-left:0pt; margin-top:0pt; mso-position-horizontal:left; mso-position-vertical:top; mso-position-horizontal-relative:char; mso-position-vertical-relative:line;">
+          <v:shape type="#_x0000_t75" stroked="f" style="width:450pt; height:267.1875pt; margin-left:0pt; margin-top:0pt; mso-position-horizontal:left; mso-position-vertical:top; mso-position-horizontal-relative:char; mso-position-vertical-relative:line;">
             <w10:wrap type="inline"/>
             <v:imagedata r:id="rId17" o:title=""/>
           </v:shape>
@@ -12588,35 +12588,6 @@
       </w:r>
       <w:bookmarkEnd w:id="14"/>
     </w:p>
-    <w:p>
-      <w:pPr>
-        <w:jc w:val="center"/>
-      </w:pPr>
-      <w:r>
-        <w:pict>
-          <v:shape type="#_x0000_t75" stroked="f" style="width:450pt; height:195.65217391304pt; margin-left:0pt; margin-top:0pt; mso-position-horizontal:left; mso-position-vertical:top; mso-position-horizontal-relative:char; mso-position-vertical-relative:line;">
-            <w10:wrap type="inline"/>
-            <v:imagedata r:id="rId18" o:title=""/>
-          </v:shape>
-        </w:pict>
-      </w:r>
-    </w:p>
-    <w:p>
-      <w:pPr>
-        <w:jc w:val="center"/>
-      </w:pPr>
-      <w:r>
-        <w:rPr>
-          <w:color w:val="666666"/>
-          <w:sz w:val="18"/>
-          <w:szCs w:val="18"/>
-          <w:i w:val="1"/>
-          <w:iCs w:val="1"/>
-        </w:rPr>
-        <w:t xml:space="preserve">Circuito documental de compras</w:t>
-      </w:r>
-    </w:p>
-    <w:p/>
     <w:p>
       <w:pPr>
         <w:jc w:val="both"/>
